--- a/docs/DeCuong_DeTai_ĐACS.docx
+++ b/docs/DeCuong_DeTai_ĐACS.docx
@@ -2,6 +2,51 @@
 <file path=word/document.xml><?xml version="1.0" encoding="utf-8"?>
 <w:document xmlns:wpc="http://schemas.microsoft.com/office/word/2010/wordprocessingCanvas" xmlns:mo="http://schemas.microsoft.com/office/mac/office/2008/main" xmlns:mc="http://schemas.openxmlformats.org/markup-compatibility/2006" xmlns:mv="urn:schemas-microsoft-com:mac:vml" xmlns:o="urn:schemas-microsoft-com:office:office" xmlns:r="http://schemas.openxmlformats.org/officeDocument/2006/relationships" xmlns:m="http://schemas.openxmlformats.org/officeDocument/2006/math" xmlns:v="urn:schemas-microsoft-com:vml" xmlns:wp14="http://schemas.microsoft.com/office/word/2010/wordprocessingDrawing" xmlns:wp="http://schemas.openxmlformats.org/drawingml/2006/wordprocessingDrawing" xmlns:w10="urn:schemas-microsoft-com:office:word" xmlns:w="http://schemas.openxmlformats.org/wordprocessingml/2006/main" xmlns:w14="http://schemas.microsoft.com/office/word/2010/wordml" xmlns:wpg="http://schemas.microsoft.com/office/word/2010/wordprocessingGroup" xmlns:wpi="http://schemas.microsoft.com/office/word/2010/wordprocessingInk" xmlns:wne="http://schemas.microsoft.com/office/word/2006/wordml" xmlns:wps="http://schemas.microsoft.com/office/word/2010/wordprocessingShape" mc:Ignorable="w14 wp14">
   <w:body>
+    <w:p>
+      <w:pPr>
+        <w:spacing w:before="0" w:after="40" w:line="312" w:lineRule="auto"/>
+        <w:jc w:val="center"/>
+      </w:pPr>
+      <w:r>
+        <w:rPr>
+          <w:rFonts w:ascii="Times New Roman" w:hAnsi="Times New Roman"/>
+          <w:b/>
+          <w:i w:val="0"/>
+          <w:sz w:val="24"/>
+        </w:rPr>
+        <w:t>CỘNG HÒA XÃ HỘI CHỦ NGHĨA VIỆT NAM</w:t>
+      </w:r>
+    </w:p>
+    <w:p>
+      <w:pPr>
+        <w:spacing w:before="0" w:after="40" w:line="312" w:lineRule="auto"/>
+        <w:jc w:val="center"/>
+      </w:pPr>
+      <w:r>
+        <w:rPr>
+          <w:rFonts w:ascii="Times New Roman" w:hAnsi="Times New Roman"/>
+          <w:b/>
+          <w:i w:val="0"/>
+          <w:sz w:val="24"/>
+        </w:rPr>
+        <w:t>Độc lập – Tự do – Hạnh phúc</w:t>
+      </w:r>
+    </w:p>
+    <w:p>
+      <w:pPr>
+        <w:spacing w:before="0" w:after="200" w:line="312" w:lineRule="auto"/>
+        <w:jc w:val="center"/>
+      </w:pPr>
+      <w:r>
+        <w:rPr>
+          <w:rFonts w:ascii="Times New Roman" w:hAnsi="Times New Roman"/>
+          <w:b/>
+          <w:i w:val="0"/>
+          <w:sz w:val="22"/>
+        </w:rPr>
+        <w:t>-------------------------</w:t>
+      </w:r>
+    </w:p>
     <w:p>
       <w:pPr>
         <w:spacing w:before="120" w:after="240" w:line="312" w:lineRule="auto"/>
@@ -14,7 +59,7 @@
           <w:i w:val="0"/>
           <w:sz w:val="30"/>
         </w:rPr>
-        <w:t>ĐỀ CƯƠNG ĐỀ TÀI ĐỒ ÁN CHUYÊN NGÀNH</w:t>
+        <w:t>ĐỀ CƯƠNG CHI TIẾT ĐỒ ÁN / TIỂU LUẬN</w:t>
       </w:r>
     </w:p>
     <w:p>
@@ -29,7 +74,83 @@
           <w:i w:val="0"/>
           <w:sz w:val="24"/>
         </w:rPr>
-        <w:t>THÔNG TIN CHUNG:</w:t>
+        <w:t>1. THÔNG TIN CHUNG</w:t>
+      </w:r>
+    </w:p>
+    <w:p>
+      <w:pPr>
+        <w:spacing w:before="40" w:after="80" w:line="312" w:lineRule="auto"/>
+        <w:ind w:left="360"/>
+      </w:pPr>
+      <w:r>
+        <w:rPr>
+          <w:rFonts w:ascii="Times New Roman" w:hAnsi="Times New Roman"/>
+          <w:b/>
+          <w:sz w:val="24"/>
+        </w:rPr>
+        <w:t xml:space="preserve">- Tên đề tài: </w:t>
+      </w:r>
+      <w:r>
+        <w:rPr>
+          <w:rFonts w:ascii="Times New Roman" w:hAnsi="Times New Roman"/>
+          <w:b/>
+          <w:sz w:val="24"/>
+        </w:rPr>
+        <w:t>NGHIÊN CỨU VÀ XÂY DỰNG HỆ THỐNG TỰ ĐỘNG THU THẬP, PHÂN TÍCH TÌNH BÁO MỐI ĐE DỌA MẠNG VÀ SINH QUY TẮC PHÒNG THỦ ỨNG DỤNG AI AGENT</w:t>
+      </w:r>
+    </w:p>
+    <w:p>
+      <w:pPr>
+        <w:spacing w:before="0" w:after="80"/>
+        <w:ind w:left="360"/>
+      </w:pPr>
+      <w:r>
+        <w:rPr>
+          <w:rFonts w:ascii="Times New Roman" w:hAnsi="Times New Roman"/>
+          <w:i/>
+          <w:sz w:val="23"/>
+        </w:rPr>
+        <w:t xml:space="preserve">- Tên tiếng Anh: </w:t>
+      </w:r>
+      <w:r>
+        <w:rPr>
+          <w:rFonts w:ascii="Times New Roman" w:hAnsi="Times New Roman"/>
+          <w:i/>
+          <w:sz w:val="23"/>
+        </w:rPr>
+        <w:t>Automated Cyber Threat Intelligence Analysis and Defensive Rule Generation System Using AI Agent</w:t>
+      </w:r>
+    </w:p>
+    <w:p>
+      <w:pPr>
+        <w:spacing w:before="40" w:after="60" w:line="312" w:lineRule="auto"/>
+        <w:ind w:left="360"/>
+        <w:jc w:val="left"/>
+      </w:pPr>
+      <w:r>
+        <w:rPr>
+          <w:rFonts w:ascii="Times New Roman" w:hAnsi="Times New Roman"/>
+          <w:b w:val="0"/>
+          <w:i w:val="0"/>
+          <w:sz w:val="24"/>
+        </w:rPr>
+        <w:t>- Giảng viên hướng dẫn: [...........................................................................]</w:t>
+      </w:r>
+    </w:p>
+    <w:p>
+      <w:pPr>
+        <w:spacing w:before="40" w:after="40" w:line="312" w:lineRule="auto"/>
+        <w:ind w:left="360"/>
+        <w:jc w:val="left"/>
+      </w:pPr>
+      <w:r>
+        <w:rPr>
+          <w:rFonts w:ascii="Times New Roman" w:hAnsi="Times New Roman"/>
+          <w:b w:val="0"/>
+          <w:i w:val="0"/>
+          <w:sz w:val="24"/>
+        </w:rPr>
+        <w:t>- Sinh viên thực hiện: Nguyễn Nhật Lâm</w:t>
       </w:r>
     </w:p>
     <w:p>
@@ -45,93 +166,12 @@
           <w:i w:val="0"/>
           <w:sz w:val="24"/>
         </w:rPr>
-        <w:t>Sinh viên/Nhóm thực hiện:</w:t>
+        <w:t>- MSSV: 2387700036</w:t>
       </w:r>
     </w:p>
     <w:p>
       <w:pPr>
-        <w:spacing w:before="0" w:after="40" w:line="288" w:lineRule="auto"/>
-        <w:ind w:left="720"/>
-      </w:pPr>
-      <w:r>
-        <w:rPr>
-          <w:rFonts w:ascii="Times New Roman" w:hAnsi="Times New Roman"/>
-          <w:sz w:val="24"/>
-        </w:rPr>
-        <w:t xml:space="preserve">Nguyễn Phi Phúc         </w:t>
-      </w:r>
-      <w:r>
-        <w:rPr>
-          <w:rFonts w:ascii="Times New Roman" w:hAnsi="Times New Roman"/>
-          <w:sz w:val="24"/>
-        </w:rPr>
-        <w:t xml:space="preserve">2387701131          </w:t>
-      </w:r>
-      <w:r>
-        <w:rPr>
-          <w:rFonts w:ascii="Times New Roman" w:hAnsi="Times New Roman"/>
-          <w:sz w:val="24"/>
-        </w:rPr>
-        <w:t>23DATA1</w:t>
-      </w:r>
-    </w:p>
-    <w:p>
-      <w:pPr>
-        <w:spacing w:before="0" w:after="40" w:line="288" w:lineRule="auto"/>
-        <w:ind w:left="720"/>
-      </w:pPr>
-      <w:r>
-        <w:rPr>
-          <w:rFonts w:ascii="Times New Roman" w:hAnsi="Times New Roman"/>
-          <w:sz w:val="24"/>
-        </w:rPr>
-        <w:t xml:space="preserve">Trần Minh Khang         </w:t>
-      </w:r>
-      <w:r>
-        <w:rPr>
-          <w:rFonts w:ascii="Times New Roman" w:hAnsi="Times New Roman"/>
-          <w:sz w:val="24"/>
-        </w:rPr>
-        <w:t xml:space="preserve">2387700027          </w:t>
-      </w:r>
-      <w:r>
-        <w:rPr>
-          <w:rFonts w:ascii="Times New Roman" w:hAnsi="Times New Roman"/>
-          <w:sz w:val="24"/>
-        </w:rPr>
-        <w:t>23DATA1</w:t>
-      </w:r>
-    </w:p>
-    <w:p>
-      <w:pPr>
-        <w:spacing w:before="0" w:after="40" w:line="288" w:lineRule="auto"/>
-        <w:ind w:left="720"/>
-      </w:pPr>
-      <w:r>
-        <w:rPr>
-          <w:rFonts w:ascii="Times New Roman" w:hAnsi="Times New Roman"/>
-          <w:sz w:val="24"/>
-        </w:rPr>
-        <w:t xml:space="preserve">Nguyễn Nhật Lâm         </w:t>
-      </w:r>
-      <w:r>
-        <w:rPr>
-          <w:rFonts w:ascii="Times New Roman" w:hAnsi="Times New Roman"/>
-          <w:sz w:val="24"/>
-        </w:rPr>
-        <w:t xml:space="preserve">2387700036          </w:t>
-      </w:r>
-      <w:r>
-        <w:rPr>
-          <w:rFonts w:ascii="Times New Roman" w:hAnsi="Times New Roman"/>
-          <w:sz w:val="24"/>
-        </w:rPr>
-        <w:t>23DATA1</w:t>
-      </w:r>
-    </w:p>
-    <w:p>
-      <w:pPr>
-        <w:spacing w:before="80" w:after="60" w:line="312" w:lineRule="auto"/>
+        <w:spacing w:before="0" w:after="40" w:line="312" w:lineRule="auto"/>
         <w:ind w:left="360"/>
         <w:jc w:val="left"/>
       </w:pPr>
@@ -142,56 +182,28 @@
           <w:i w:val="0"/>
           <w:sz w:val="24"/>
         </w:rPr>
-        <w:t>GVHD: ThS. Đinh Phương Nam</w:t>
+        <w:t>- Lớp: 23DATA1</w:t>
       </w:r>
     </w:p>
     <w:p>
       <w:pPr>
-        <w:spacing w:before="40" w:after="200" w:line="312" w:lineRule="auto"/>
+        <w:spacing w:before="0" w:after="200" w:line="312" w:lineRule="auto"/>
         <w:ind w:left="360"/>
+        <w:jc w:val="left"/>
       </w:pPr>
       <w:r>
         <w:rPr>
           <w:rFonts w:ascii="Times New Roman" w:hAnsi="Times New Roman"/>
-          <w:b/>
+          <w:b w:val="0"/>
+          <w:i w:val="0"/>
           <w:sz w:val="24"/>
         </w:rPr>
-        <w:t xml:space="preserve">Tên đề tài: </w:t>
-      </w:r>
-      <w:r>
-        <w:rPr>
-          <w:rFonts w:ascii="Times New Roman" w:hAnsi="Times New Roman"/>
-          <w:b/>
-          <w:sz w:val="24"/>
-        </w:rPr>
-        <w:t>Nghiên cứu và xây dựng hệ thống tự động thu thập, phân tích tình báo mối đe dọa mạng và sinh quy tắc phòng thủ ứng dụng AI Agent.</w:t>
+        <w:t>- Ngành: An toàn thông tin</w:t>
       </w:r>
     </w:p>
     <w:p>
       <w:pPr>
-        <w:spacing w:before="0" w:after="240"/>
-        <w:ind w:left="360"/>
-      </w:pPr>
-      <w:r>
-        <w:rPr>
-          <w:rFonts w:ascii="Times New Roman" w:hAnsi="Times New Roman"/>
-          <w:i/>
-          <w:sz w:val="23"/>
-        </w:rPr>
-        <w:t xml:space="preserve">Tên tiếng Anh: </w:t>
-      </w:r>
-      <w:r>
-        <w:rPr>
-          <w:rFonts w:ascii="Times New Roman" w:hAnsi="Times New Roman"/>
-          <w:i/>
-          <w:sz w:val="23"/>
-        </w:rPr>
-        <w:t>Automated Cyber Threat Intelligence Analysis and Defensive Rule Generation System Using AI Agent.</w:t>
-      </w:r>
-    </w:p>
-    <w:p>
-      <w:pPr>
-        <w:spacing w:before="120" w:after="120" w:line="312" w:lineRule="auto"/>
+        <w:spacing w:before="120" w:after="80" w:line="312" w:lineRule="auto"/>
         <w:jc w:val="left"/>
       </w:pPr>
       <w:r>
@@ -201,22 +213,7 @@
           <w:i w:val="0"/>
           <w:sz w:val="24"/>
         </w:rPr>
-        <w:t>NỘI DUNG ĐỀ CƯƠNG:</w:t>
-      </w:r>
-    </w:p>
-    <w:p>
-      <w:pPr>
-        <w:spacing w:before="80" w:after="80" w:line="312" w:lineRule="auto"/>
-        <w:jc w:val="left"/>
-      </w:pPr>
-      <w:r>
-        <w:rPr>
-          <w:rFonts w:ascii="Times New Roman" w:hAnsi="Times New Roman"/>
-          <w:b/>
-          <w:i w:val="0"/>
-          <w:sz w:val="24"/>
-        </w:rPr>
-        <w:t>Giới thiệu</w:t>
+        <w:t>2. LÝ DO CHỌN ĐỀ TÀI</w:t>
       </w:r>
     </w:p>
     <w:p>
@@ -231,7 +228,7 @@
           <w:i w:val="0"/>
           <w:sz w:val="24"/>
         </w:rPr>
-        <w:t>Trong những năm gần đây, không gian mạng chứng kiến sự gia tăng đột biến của các cuộc tấn công có chủ đích quy mô lớn (APT), chiến dịch mã độc tống tiền (Ransomware) và các chiến dịch khai thác lỗ hổng bảo mật nghiêm trọng. Hàng ngày, hàng nghìn báo cáo an ninh mạng và cảnh báo đe dọa được phát hành trên toàn cầu. Trước tình hình đó, các Trung tâm Điều hành An ninh mạng (SOC) đối mặt với thách thức quá tải nghiêm trọng về dữ liệu tình báo mối đe dọa mạng (Cyber Threat Intelligence - CTI).</w:t>
+        <w:t>Trong bối cảnh chuyển đổi số và hội nhập quốc tế sâu rộng, không gian mạng Việt Nam cũng như toàn cầu đang đối mặt với sự gia tăng mạnh mẽ của các cuộc tấn công mạng tinh vi, có chủ đích (APT), các chiến dịch mã độc tống tiền (Ransomware) và khai thác lỗ hổng bảo mật nghiêm trọng. Hằng ngày, hàng nghìn báo cáo an ninh mạng và cảnh báo đe dọa được phát hành từ nhiều cơ quan, tổ chức quốc tế. Thực trạng này đặt các Trung tâm Điều hành An ninh mạng (SOC) trước thách thức quá tải nghiêm trọng về dữ liệu tình báo mối đe dọa (Cyber Threat Intelligence - CTI).</w:t>
       </w:r>
     </w:p>
     <w:p>
@@ -246,7 +243,7 @@
           <w:i w:val="0"/>
           <w:sz w:val="24"/>
         </w:rPr>
-        <w:t>Quy trình xử lý CTI truyền thống phụ thuộc gần như hoàn toàn vào con người: chuyên viên bảo mật phải đọc thủ công từng bài phân tích, trích xuất các chỉ số xâm nhập (IOCs như IP, tên miền, mã băm độc hại, lỗ hổng CVE), tra cứu thủ công trên các dịch vụ kiểm tra danh tiếng (VirusTotal, AbuseIPDB) và tự viết từng dòng quy tắc phòng thủ (Sigma Rules, YARA Rules, Firewall Blocklist). Quá trình này tiêu tốn từ 1 đến 3 giờ cho mỗi sự cố, dẫn đến hiện tượng quá tải cảnh báo (SOC Alert Fatigue) và phản ứng chậm trễ trước các cuộc tấn công tốc độ cao của tin tặc.</w:t>
+        <w:t>Quy trình xử lý CTI hiện nay tại đa số tổ chức vẫn phụ thuộc chủ yếu vào chuyên viên phân tích (SOC Analyst / Threat Hunter): phải đọc tài liệu thủ công, ghi chép lại các chỉ số xâm nhập (IOCs: IP, Domain, Hash, CVE), kiểm tra danh tính độc hại trên các nền tảng phân tích (VirusTotal, AbuseIPDB) và tự viết từng dòng quy tắc phòng vệ (Sigma Rules, YARA Rules, Firewall Blocklist). Quá trình này tiêu tốn từ 1 đến 3 giờ cho mỗi báo cáo, dẫn đến hiện tượng kiệt quệ cảnh báo (SOC alert fatigue) và làm giảm đáng kể khả năng phản ứng kịp thời trước các đợt tấn công tốc độ cao của tin tặc.</w:t>
       </w:r>
     </w:p>
     <w:p>
@@ -261,22 +258,7 @@
           <w:i w:val="0"/>
           <w:sz w:val="24"/>
         </w:rPr>
-        <w:t>Đề tài tập trung nghiên cứu và xây dựng một hệ thống Tác tử Trí tuệ Nhân tạo đa công cụ (Single-Agent with Security Toolbox) nhằm tự động hóa hoàn toàn chu trình CTI: từ thu thập dữ liệu nguồn mở (OSINT) chính thống TLP:CLEAR (CISA KEV, CISA Advisories, TheHackerNews, BleepingComputer), trích xuất chuẩn hóa IOCs, thẩm định mối đe dọa qua VirusTotal/AbuseIPDB, ánh xạ hành vi theo ma trận MITRE ATT&amp;CK, cho đến việc tự động sinh các tập quy tắc phòng thủ thực chiến (Sigma/YARA/Firewall) trong thời gian thực (15 đến 30 giây).</w:t>
-      </w:r>
-    </w:p>
-    <w:p>
-      <w:pPr>
-        <w:spacing w:before="0" w:after="80" w:line="324" w:lineRule="auto"/>
-        <w:jc w:val="left"/>
-      </w:pPr>
-      <w:r>
-        <w:rPr>
-          <w:rFonts w:ascii="Times New Roman" w:hAnsi="Times New Roman"/>
-          <w:b w:val="0"/>
-          <w:i w:val="0"/>
-          <w:sz w:val="24"/>
-        </w:rPr>
-        <w:t>Việc lựa chọn đề tài là hết sức cần thiết và mang tính thời sự cao, giúp chuyển hóa tri thức tình báo thành hành động phòng thủ tức thì (Actionable Defense), giảm thiểu tối đa thời gian phản ứng sự cố (MTTR), nâng cao năng lực phòng thủ Blue Team và phù hợp với xu thế ứng dụng AI trong an toàn thông tin hiện đại.</w:t>
+        <w:t>Sự phát triển đột phá của Trí tuệ Nhân tạo Tự chủ (AI Agent) kết hợp cùng mô hình suy luận ReAct (Reasoning - Action - Observation) và cơ chế gọi công cụ (Tool-Calling) mở ra cơ hội tự động hóa toàn diện chu trình tình báo an ninh mạng. Việc nghiên cứu và hiện thực hóa một hệ thống AI Agent có khả năng tự động cào tin tức kỹ thuật, làm giàu tri thức đe dọa, ánh xạ kỹ thuật tấn công theo ma trận MITRE ATT&amp;CK và sinh luật phòng thủ tự động trong vòng vài chục giây là giải pháp mang tính đột phá và cấp thiết, giúp chuyển hóa tri thức tình báo thành hành động phòng thủ thực chiến (Actionable Defense) bảo vệ hệ thống thông tin.</w:t>
       </w:r>
     </w:p>
     <w:p>
@@ -291,7 +273,7 @@
           <w:i w:val="0"/>
           <w:sz w:val="24"/>
         </w:rPr>
-        <w:t>Mục tiêu của đề tài</w:t>
+        <w:t>3. MỤC TIÊU CỦA ĐỀ TÀI</w:t>
       </w:r>
     </w:p>
     <w:p>
@@ -306,7 +288,22 @@
           <w:i w:val="0"/>
           <w:sz w:val="24"/>
         </w:rPr>
-        <w:t>Đề tài hướng đến các mục tiêu chính sau:</w:t>
+        <w:t>• Mục tiêu tổng quát: Xây dựng hệ thống phần mềm tự động hóa chu trình phân tích tình báo an ninh mạng dựa trên kiến trúc AI Agent tích hợp hộp công cụ chuyên dụng (Security Toolbox), có khả năng tự động trích xuất các chỉ số xâm nhập, thẩm định mức độ nguy hại, ánh xạ hành vi tấn công và tự động sinh các tập quy tắc phòng thủ thực chiến trong thời gian thực.</w:t>
+      </w:r>
+    </w:p>
+    <w:p>
+      <w:pPr>
+        <w:spacing w:before="60" w:after="40" w:line="312" w:lineRule="auto"/>
+        <w:jc w:val="left"/>
+      </w:pPr>
+      <w:r>
+        <w:rPr>
+          <w:rFonts w:ascii="Times New Roman" w:hAnsi="Times New Roman"/>
+          <w:b/>
+          <w:i w:val="0"/>
+          <w:sz w:val="24"/>
+        </w:rPr>
+        <w:t>• Mục tiêu cụ thể:</w:t>
       </w:r>
     </w:p>
     <w:p>
@@ -327,7 +324,7 @@
           <w:rFonts w:ascii="Times New Roman" w:hAnsi="Times New Roman"/>
           <w:sz w:val="24"/>
         </w:rPr>
-        <w:t>Nghiên cứu cơ sở lý thuyết về Tình báo Mối đe dọa An ninh mạng (CTI), chuẩn biểu diễn dữ liệu STIX 2.1, ma trận chiến thuật &amp; kỹ thuật MITRE ATT&amp;CK Enterprise, và mô hình tác tử suy luận AI (ReAct / Tool-Calling AI Agent).</w:t>
+        <w:t>Nghiên cứu cơ sở lý thuyết về Tình báo Mối đe dọa An ninh mạng (CTI), chuẩn biểu diễn dữ liệu quốc tế OASIS STIX 2.1, ma trận kỹ thuật &amp; chiến thuật MITRE ATT&amp;CK Enterprise, và kiến trúc tác tử AI (ReAct / Tool-Use Pattern).</w:t>
       </w:r>
     </w:p>
     <w:p>
@@ -348,7 +345,7 @@
           <w:rFonts w:ascii="Times New Roman" w:hAnsi="Times New Roman"/>
           <w:sz w:val="24"/>
         </w:rPr>
-        <w:t>Xây dựng pipeline tự động thu thập dữ liệu tình báo nguồn mở (OSINT) từ các nguồn chính thống TLP:CLEAR (CISA KEV JSON, CISA Advisories XML, RSS TheHackerNews, BleepingComputer), đảm bảo 100% minh bạch và an toàn pháp lý.</w:t>
+        <w:t>Xây dựng pipeline tự động thu thập dữ liệu nguồn mở (OSINT) từ các nguồn chính thống TLP:CLEAR (CISA KEV JSON, CISA Advisories XML, RSS TheHackerNews, BleepingComputer).</w:t>
       </w:r>
     </w:p>
     <w:p>
@@ -369,7 +366,7 @@
           <w:rFonts w:ascii="Times New Roman" w:hAnsi="Times New Roman"/>
           <w:sz w:val="24"/>
         </w:rPr>
-        <w:t>Xây dựng công cụ trích xuất chính xác các chỉ số xâm nhập (IOCs: IP, Domain, URL, MD5, SHA256, CVE) kết hợp giữa biểu thức chính quy (Regex) và mô hình ngôn ngữ lớn (LLM).</w:t>
+        <w:t>Xây dựng công cụ trích xuất chuẩn hóa IOCs (IP, Domain, URL, MD5, SHA256, CVE) kết hợp giữa biểu thức chính quy (Regex) và mô hình ngôn ngữ lớn (LLM).</w:t>
       </w:r>
     </w:p>
     <w:p>
@@ -390,7 +387,7 @@
           <w:rFonts w:ascii="Times New Roman" w:hAnsi="Times New Roman"/>
           <w:sz w:val="24"/>
         </w:rPr>
-        <w:t>Tích hợp và tự động hóa quy trình thẩm định danh tính mối đe dọa qua các dịch vụ tình báo uy tín (VirusTotal API v3, AbuseIPDB API), kèm cơ chế lưu đệm (SQLite Caching) tối ưu hiệu năng và hạn mức truy vấn.</w:t>
+        <w:t>Tích hợp và tự động hóa quy trình thẩm định danh tiếng mối đe dọa qua các dịch vụ API uy tín (VirusTotal API v3, AbuseIPDB API) kèm cơ chế lưu đệm (SQLite Caching) tối ưu tài nguyên và hạn mức truy vấn.</w:t>
       </w:r>
     </w:p>
     <w:p>
@@ -411,7 +408,7 @@
           <w:rFonts w:ascii="Times New Roman" w:hAnsi="Times New Roman"/>
           <w:sz w:val="24"/>
         </w:rPr>
-        <w:t>Xây dựng tác tử AI có khả năng tự chủ suy luận để:</w:t>
+        <w:t>Ứng dụng AI Agent tự chủ suy luận để tự động ánh xạ kỹ thuật MITRE ATT&amp;CK và sinh 3 lớp quy tắc phòng thủ:</w:t>
       </w:r>
     </w:p>
     <w:p>
@@ -432,7 +429,7 @@
           <w:rFonts w:ascii="Times New Roman" w:hAnsi="Times New Roman"/>
           <w:sz w:val="24"/>
         </w:rPr>
-        <w:t>Phân tích ngữ cảnh và tự động ánh xạ kỹ thuật tấn công sang ma trận MITRE ATT&amp;CK.</w:t>
+        <w:t>Quy tắc Sigma (.yml) phát hiện hành vi nhật ký sự kiện trên hệ thống SIEM/EDR (Wazuh, Splunk).</w:t>
       </w:r>
     </w:p>
     <w:p>
@@ -453,7 +450,7 @@
           <w:rFonts w:ascii="Times New Roman" w:hAnsi="Times New Roman"/>
           <w:sz w:val="24"/>
         </w:rPr>
-        <w:t>Tự động sinh quy tắc Sigma (.yml) phát hiện hành vi tấn công trên hệ thống giám sát SIEM/EDR (Wazuh, Splunk).</w:t>
+        <w:t>Quy tắc YARA (.yar) quét và cô lập tệp tin mã độc trên máy trạm (Endpoint).</w:t>
       </w:r>
     </w:p>
     <w:p>
@@ -474,28 +471,7 @@
           <w:rFonts w:ascii="Times New Roman" w:hAnsi="Times New Roman"/>
           <w:sz w:val="24"/>
         </w:rPr>
-        <w:t>Tự động sinh quy tắc YARA (.yar) quét dấu vết tệp tin mã độc trên máy trạm (Endpoint).</w:t>
-      </w:r>
-    </w:p>
-    <w:p>
-      <w:pPr>
-        <w:pStyle w:val="ListParagraph"/>
-        <w:spacing w:before="0" w:after="40" w:line="300" w:lineRule="auto"/>
-        <w:ind w:left="720"/>
-      </w:pPr>
-      <w:r>
-        <w:rPr>
-          <w:rFonts w:ascii="Times New Roman" w:hAnsi="Times New Roman"/>
-          <w:sz w:val="24"/>
-        </w:rPr>
-        <w:t xml:space="preserve">   - </w:t>
-      </w:r>
-      <w:r>
-        <w:rPr>
-          <w:rFonts w:ascii="Times New Roman" w:hAnsi="Times New Roman"/>
-          <w:sz w:val="24"/>
-        </w:rPr>
-        <w:t>Xuất danh sách IP/Domain Blocklist chặn khẩn cấp trên Tường lửa (Firewall/WAF).</w:t>
+        <w:t>Danh sách IP/Domain Blocklist nạp vào Tường lửa / WAF để ngăn chặn kết nối C2 khẩn cấp.</w:t>
       </w:r>
     </w:p>
     <w:p>
@@ -516,7 +492,7 @@
           <w:rFonts w:ascii="Times New Roman" w:hAnsi="Times New Roman"/>
           <w:sz w:val="24"/>
         </w:rPr>
-        <w:t>Đóng gói dữ liệu đầu ra theo chuẩn quốc tế OASIS STIX 2.1 JSON phục vụ tích hợp và chia sẻ tình báo.</w:t>
+        <w:t>Chuẩn hóa dữ liệu đầu ra theo định dạng quốc tế STIX 2.1 JSON phục vụ tích hợp nền tảng chia sẻ tình báo (OpenCTI, MISP).</w:t>
       </w:r>
     </w:p>
     <w:p>
@@ -537,7 +513,7 @@
           <w:rFonts w:ascii="Times New Roman" w:hAnsi="Times New Roman"/>
           <w:sz w:val="24"/>
         </w:rPr>
-        <w:t>Xây dựng ứng dụng Web Dashboard trực quan và giao tiếp qua RESTful API (FastAPI) phục vụ chuyên viên vận hành.</w:t>
+        <w:t>Hiện thực hóa ứng dụng Web Dashboard trực quan và giao tiếp qua RESTful API (FastAPI) phục vụ chuyên viên giám sát.</w:t>
       </w:r>
     </w:p>
     <w:p>
@@ -558,7 +534,7 @@
           <w:rFonts w:ascii="Times New Roman" w:hAnsi="Times New Roman"/>
           <w:sz w:val="24"/>
         </w:rPr>
-        <w:t>Đánh giá hiệu năng và độ chính xác của hệ thống thông qua bộ dữ liệu thực nghiệm gồm 30 báo cáo chiến dịch APT thực tế.</w:t>
+        <w:t>Đánh giá thực nghiệm định lượng độ chính xác (Precision, Recall, F1-Score) trên tập dữ liệu benchmark gồm 30 báo cáo chiến dịch APT thực tế.</w:t>
       </w:r>
     </w:p>
     <w:p>
@@ -573,7 +549,7 @@
           <w:i w:val="0"/>
           <w:sz w:val="24"/>
         </w:rPr>
-        <w:t>Nội dung nghiên cứu</w:t>
+        <w:t>4. ĐỐI TƯỢNG VÀ PHẠM VI NGHIÊN CỨU</w:t>
       </w:r>
     </w:p>
     <w:p>
@@ -588,607 +564,157 @@
           <w:i w:val="0"/>
           <w:sz w:val="24"/>
         </w:rPr>
-        <w:t>Đề tài bao gồm các nội dung chính sau:</w:t>
+        <w:t>• Đối tượng nghiên cứu: Quy trình phân tích dữ liệu tình báo mối đe dọa mạng (CTI), chỉ số xâm nhập kỹ thuật (IOCs), hành vi tấn công (TTPs), ma trận MITRE ATT&amp;CK Enterprise, quy tắc phát hiện phòng thủ (Sigma, YARA) và kiến trúc tác tử suy luận tự chủ (AI Agent ReAct Framework).</w:t>
       </w:r>
     </w:p>
     <w:p>
       <w:pPr>
-        <w:spacing w:before="80" w:after="40" w:line="312" w:lineRule="auto"/>
+        <w:spacing w:before="0" w:after="80" w:line="312" w:lineRule="auto"/>
         <w:jc w:val="left"/>
       </w:pPr>
       <w:r>
         <w:rPr>
           <w:rFonts w:ascii="Times New Roman" w:hAnsi="Times New Roman"/>
-          <w:b/>
+          <w:b w:val="0"/>
           <w:i w:val="0"/>
           <w:sz w:val="24"/>
         </w:rPr>
-        <w:t>1. Nghiên cứu lý thuyết và các công trình liên quan</w:t>
+        <w:t>• Phạm vi dữ liệu: Giới hạn trên các nguồn dữ liệu tình báo nguồn mở công khai (OSINT) chuẩn TLP:CLEAR từ các cơ quan chính phủ (CISA, NIST) và các tổ chức báo chí an ninh mạng quốc tế uy tín.</w:t>
+      </w:r>
+    </w:p>
+    <w:p>
+      <w:pPr>
+        <w:spacing w:before="0" w:after="80" w:line="312" w:lineRule="auto"/>
+        <w:jc w:val="left"/>
+      </w:pPr>
+      <w:r>
+        <w:rPr>
+          <w:rFonts w:ascii="Times New Roman" w:hAnsi="Times New Roman"/>
+          <w:b w:val="0"/>
+          <w:i w:val="0"/>
+          <w:sz w:val="24"/>
+        </w:rPr>
+        <w:t>• Phạm vi công nghệ:</w:t>
       </w:r>
     </w:p>
     <w:p>
       <w:pPr>
         <w:pStyle w:val="ListParagraph"/>
-        <w:spacing w:before="0" w:after="60" w:line="300" w:lineRule="auto"/>
+        <w:spacing w:before="0" w:after="40"/>
+        <w:ind w:left="720"/>
       </w:pPr>
       <w:r>
         <w:rPr>
           <w:rFonts w:ascii="Times New Roman" w:hAnsi="Times New Roman"/>
-          <w:b/>
           <w:sz w:val="24"/>
         </w:rPr>
-        <w:t xml:space="preserve">  - </w:t>
+        <w:t xml:space="preserve">   - </w:t>
       </w:r>
       <w:r>
         <w:rPr>
           <w:rFonts w:ascii="Times New Roman" w:hAnsi="Times New Roman"/>
           <w:sz w:val="24"/>
         </w:rPr>
-        <w:t>Tổng quan về Cyber Threat Intelligence (CTI) và vòng đời tình báo mối đe dọa.</w:t>
+        <w:t>Ngôn ngữ lập trình: Python 3.10+.</w:t>
       </w:r>
     </w:p>
     <w:p>
       <w:pPr>
         <w:pStyle w:val="ListParagraph"/>
-        <w:spacing w:before="0" w:after="60" w:line="300" w:lineRule="auto"/>
+        <w:spacing w:before="0" w:after="40"/>
+        <w:ind w:left="720"/>
       </w:pPr>
       <w:r>
         <w:rPr>
           <w:rFonts w:ascii="Times New Roman" w:hAnsi="Times New Roman"/>
-          <w:b/>
           <w:sz w:val="24"/>
         </w:rPr>
-        <w:t xml:space="preserve">  - </w:t>
+        <w:t xml:space="preserve">   - </w:t>
       </w:r>
       <w:r>
         <w:rPr>
           <w:rFonts w:ascii="Times New Roman" w:hAnsi="Times New Roman"/>
           <w:sz w:val="24"/>
         </w:rPr>
-        <w:t>Nghiên cứu chuẩn biểu diễn dữ liệu STIX 2.1 (Structured Threat Information Expression) và giao thức TAXII.</w:t>
+        <w:t>Khung tác tử &amp; AI: LangChain, cơ chế Tool-Calling / ReAct kết nối qua LLM APIs (Google Gemini Flash / Groq LLMs).</w:t>
       </w:r>
     </w:p>
     <w:p>
       <w:pPr>
         <w:pStyle w:val="ListParagraph"/>
-        <w:spacing w:before="0" w:after="60" w:line="300" w:lineRule="auto"/>
+        <w:spacing w:before="0" w:after="40"/>
+        <w:ind w:left="720"/>
       </w:pPr>
       <w:r>
         <w:rPr>
           <w:rFonts w:ascii="Times New Roman" w:hAnsi="Times New Roman"/>
-          <w:b/>
           <w:sz w:val="24"/>
         </w:rPr>
-        <w:t xml:space="preserve">  - </w:t>
+        <w:t xml:space="preserve">   - </w:t>
       </w:r>
       <w:r>
         <w:rPr>
           <w:rFonts w:ascii="Times New Roman" w:hAnsi="Times New Roman"/>
           <w:sz w:val="24"/>
         </w:rPr>
-        <w:t>Nghiên cứu ma trận MITRE ATT&amp;CK Enterprise và các kỹ thuật tấn công phổ biến (TTPs).</w:t>
+        <w:t>Dịch vụ CTI &amp; Enrichment: VirusTotal API, AbuseIPDB API, CISA KEV JSON.</w:t>
       </w:r>
     </w:p>
     <w:p>
       <w:pPr>
         <w:pStyle w:val="ListParagraph"/>
-        <w:spacing w:before="0" w:after="60" w:line="300" w:lineRule="auto"/>
+        <w:spacing w:before="0" w:after="40"/>
+        <w:ind w:left="720"/>
       </w:pPr>
       <w:r>
         <w:rPr>
           <w:rFonts w:ascii="Times New Roman" w:hAnsi="Times New Roman"/>
-          <w:b/>
           <w:sz w:val="24"/>
         </w:rPr>
-        <w:t xml:space="preserve">  - </w:t>
+        <w:t xml:space="preserve">   - </w:t>
       </w:r>
       <w:r>
         <w:rPr>
           <w:rFonts w:ascii="Times New Roman" w:hAnsi="Times New Roman"/>
           <w:sz w:val="24"/>
         </w:rPr>
-        <w:t>Nghiên cứu kiến trúc Tác tử AI (AI Agent): Cơ chế suy luận ReAct (Reasoning - Action - Observation) và Tool-Calling.</w:t>
+        <w:t>Chuẩn định dạng: OASIS STIX 2.1, Sigma Rule Specification, YARA Standard.</w:t>
       </w:r>
     </w:p>
     <w:p>
       <w:pPr>
         <w:pStyle w:val="ListParagraph"/>
-        <w:spacing w:before="0" w:after="60" w:line="300" w:lineRule="auto"/>
+        <w:spacing w:before="0" w:after="40"/>
+        <w:ind w:left="720"/>
       </w:pPr>
       <w:r>
         <w:rPr>
           <w:rFonts w:ascii="Times New Roman" w:hAnsi="Times New Roman"/>
-          <w:b/>
           <w:sz w:val="24"/>
         </w:rPr>
-        <w:t xml:space="preserve">  - </w:t>
+        <w:t xml:space="preserve">   - </w:t>
       </w:r>
       <w:r>
         <w:rPr>
           <w:rFonts w:ascii="Times New Roman" w:hAnsi="Times New Roman"/>
           <w:sz w:val="24"/>
         </w:rPr>
-        <w:t>Nghiên cứu cú pháp và tiêu chuẩn viết quy tắc phòng thủ: SigmaHQ (phát hiện log sự kiện), YARA (quét mã độc nhị phân/chuỗi).</w:t>
+        <w:t>Hệ thống &amp; Triển khai: FastAPI, SQLite, HTML5/CSS3/JavaScript, Docker.</w:t>
       </w:r>
     </w:p>
     <w:p>
       <w:pPr>
-        <w:pStyle w:val="ListParagraph"/>
-        <w:spacing w:before="0" w:after="60" w:line="300" w:lineRule="auto"/>
-      </w:pPr>
-      <w:r>
-        <w:rPr>
-          <w:rFonts w:ascii="Times New Roman" w:hAnsi="Times New Roman"/>
-          <w:b/>
-          <w:sz w:val="24"/>
-        </w:rPr>
-        <w:t xml:space="preserve">  - </w:t>
-      </w:r>
-      <w:r>
-        <w:rPr>
-          <w:rFonts w:ascii="Times New Roman" w:hAnsi="Times New Roman"/>
-          <w:sz w:val="24"/>
-        </w:rPr>
-        <w:t>Khảo sát các nghiên cứu và giải pháp ứng dụng LLM trong tự động hóa phòng thủ an ninh mạng.</w:t>
-      </w:r>
-    </w:p>
-    <w:p>
-      <w:pPr>
-        <w:spacing w:before="80" w:after="40" w:line="312" w:lineRule="auto"/>
+        <w:spacing w:before="0" w:after="80" w:line="312" w:lineRule="auto"/>
         <w:jc w:val="left"/>
       </w:pPr>
       <w:r>
         <w:rPr>
           <w:rFonts w:ascii="Times New Roman" w:hAnsi="Times New Roman"/>
-          <w:b/>
+          <w:b w:val="0"/>
           <w:i w:val="0"/>
           <w:sz w:val="24"/>
         </w:rPr>
-        <w:t>2. Thiết kế kiến trúc hệ thống và cơ chế tác tử đa công cụ</w:t>
-      </w:r>
-    </w:p>
-    <w:p>
-      <w:pPr>
-        <w:pStyle w:val="ListParagraph"/>
-        <w:spacing w:before="0" w:after="60" w:line="300" w:lineRule="auto"/>
-      </w:pPr>
-      <w:r>
-        <w:rPr>
-          <w:rFonts w:ascii="Times New Roman" w:hAnsi="Times New Roman"/>
-          <w:b/>
-          <w:sz w:val="24"/>
-        </w:rPr>
-        <w:t xml:space="preserve">  - </w:t>
-      </w:r>
-      <w:r>
-        <w:rPr>
-          <w:rFonts w:ascii="Times New Roman" w:hAnsi="Times New Roman"/>
-          <w:sz w:val="24"/>
-        </w:rPr>
-        <w:t>Thiết kế mô hình kiến trúc: 1 Tác tử Điều phối Trung tâm (Central Controller Brain) và Hộp công cụ Bảo mật (Security Toolbox) gồm 8 Tools chuyên dụng.</w:t>
-      </w:r>
-    </w:p>
-    <w:p>
-      <w:pPr>
-        <w:pStyle w:val="ListParagraph"/>
-        <w:spacing w:before="0" w:after="60" w:line="300" w:lineRule="auto"/>
-      </w:pPr>
-      <w:r>
-        <w:rPr>
-          <w:rFonts w:ascii="Times New Roman" w:hAnsi="Times New Roman"/>
-          <w:b/>
-          <w:sz w:val="24"/>
-        </w:rPr>
-        <w:t xml:space="preserve">  - </w:t>
-      </w:r>
-      <w:r>
-        <w:rPr>
-          <w:rFonts w:ascii="Times New Roman" w:hAnsi="Times New Roman"/>
-          <w:sz w:val="24"/>
-        </w:rPr>
-        <w:t>Thiết kế vòng lặp suy luận ReAct: Tác tử tiếp nhận bài báo, tự động quyết định gọi tuần tự các Tool phù hợp và tổng hợp kết quả.</w:t>
-      </w:r>
-    </w:p>
-    <w:p>
-      <w:pPr>
-        <w:pStyle w:val="ListParagraph"/>
-        <w:spacing w:before="0" w:after="60" w:line="300" w:lineRule="auto"/>
-      </w:pPr>
-      <w:r>
-        <w:rPr>
-          <w:rFonts w:ascii="Times New Roman" w:hAnsi="Times New Roman"/>
-          <w:b/>
-          <w:sz w:val="24"/>
-        </w:rPr>
-        <w:t xml:space="preserve">  - </w:t>
-      </w:r>
-      <w:r>
-        <w:rPr>
-          <w:rFonts w:ascii="Times New Roman" w:hAnsi="Times New Roman"/>
-          <w:sz w:val="24"/>
-        </w:rPr>
-        <w:t>Thiết kế giao ước dữ liệu chung (Shared Schemas bằng Pydantic): RawThreatData, ExtractedIOC, EnrichedIOC, MitreTechnique, DefensiveRules, ThreatIntelReport.</w:t>
-      </w:r>
-    </w:p>
-    <w:p>
-      <w:pPr>
-        <w:pStyle w:val="ListParagraph"/>
-        <w:spacing w:before="0" w:after="60" w:line="300" w:lineRule="auto"/>
-      </w:pPr>
-      <w:r>
-        <w:rPr>
-          <w:rFonts w:ascii="Times New Roman" w:hAnsi="Times New Roman"/>
-          <w:b/>
-          <w:sz w:val="24"/>
-        </w:rPr>
-        <w:t xml:space="preserve">  - </w:t>
-      </w:r>
-      <w:r>
-        <w:rPr>
-          <w:rFonts w:ascii="Times New Roman" w:hAnsi="Times New Roman"/>
-          <w:sz w:val="24"/>
-        </w:rPr>
-        <w:t>Thiết kế cơ chế lưu trữ và bộ đệm (Caching Layer) trên SQLite nhằm loại bỏ trùng lặp và bảo vệ hạn mức gọi API bên ngoài.</w:t>
-      </w:r>
-    </w:p>
-    <w:p>
-      <w:pPr>
-        <w:pStyle w:val="ListParagraph"/>
-        <w:spacing w:before="0" w:after="60" w:line="300" w:lineRule="auto"/>
-      </w:pPr>
-      <w:r>
-        <w:rPr>
-          <w:rFonts w:ascii="Times New Roman" w:hAnsi="Times New Roman"/>
-          <w:b/>
-          <w:sz w:val="24"/>
-        </w:rPr>
-        <w:t xml:space="preserve">  - </w:t>
-      </w:r>
-      <w:r>
-        <w:rPr>
-          <w:rFonts w:ascii="Times New Roman" w:hAnsi="Times New Roman"/>
-          <w:sz w:val="24"/>
-        </w:rPr>
-        <w:t>Thiết kế kiến trúc Backend RESTful API (FastAPI) và giao diện Web Dashboard.</w:t>
-      </w:r>
-    </w:p>
-    <w:p>
-      <w:pPr>
-        <w:spacing w:before="80" w:after="40" w:line="312" w:lineRule="auto"/>
-        <w:jc w:val="left"/>
-      </w:pPr>
-      <w:r>
-        <w:rPr>
-          <w:rFonts w:ascii="Times New Roman" w:hAnsi="Times New Roman"/>
-          <w:b/>
-          <w:i w:val="0"/>
-          <w:sz w:val="24"/>
-        </w:rPr>
-        <w:t>3. Xây dựng bộ công cụ thu thập và làm giàu dữ liệu</w:t>
-      </w:r>
-    </w:p>
-    <w:p>
-      <w:pPr>
-        <w:pStyle w:val="ListParagraph"/>
-        <w:spacing w:before="0" w:after="60" w:line="300" w:lineRule="auto"/>
-      </w:pPr>
-      <w:r>
-        <w:rPr>
-          <w:rFonts w:ascii="Times New Roman" w:hAnsi="Times New Roman"/>
-          <w:b/>
-          <w:sz w:val="24"/>
-        </w:rPr>
-        <w:t xml:space="preserve">  - </w:t>
-      </w:r>
-      <w:r>
-        <w:rPr>
-          <w:rFonts w:ascii="Times New Roman" w:hAnsi="Times New Roman"/>
-          <w:sz w:val="24"/>
-        </w:rPr>
-        <w:t>Xây dựng Tool 1 (fetch_rss_feeds): Thu thập tự động bài viết phân tích mã độc từ TheHackerNews và BleepingComputer qua RSS/XML.</w:t>
-      </w:r>
-    </w:p>
-    <w:p>
-      <w:pPr>
-        <w:pStyle w:val="ListParagraph"/>
-        <w:spacing w:before="0" w:after="60" w:line="300" w:lineRule="auto"/>
-      </w:pPr>
-      <w:r>
-        <w:rPr>
-          <w:rFonts w:ascii="Times New Roman" w:hAnsi="Times New Roman"/>
-          <w:b/>
-          <w:sz w:val="24"/>
-        </w:rPr>
-        <w:t xml:space="preserve">  - </w:t>
-      </w:r>
-      <w:r>
-        <w:rPr>
-          <w:rFonts w:ascii="Times New Roman" w:hAnsi="Times New Roman"/>
-          <w:sz w:val="24"/>
-        </w:rPr>
-        <w:t>Xây dựng Tool 2 (fetch_cisa_kev): Truy vấn danh mục lỗ hổng bị khai thác thực tế CISA KEV JSON của chính phủ Mỹ.</w:t>
-      </w:r>
-    </w:p>
-    <w:p>
-      <w:pPr>
-        <w:pStyle w:val="ListParagraph"/>
-        <w:spacing w:before="0" w:after="60" w:line="300" w:lineRule="auto"/>
-      </w:pPr>
-      <w:r>
-        <w:rPr>
-          <w:rFonts w:ascii="Times New Roman" w:hAnsi="Times New Roman"/>
-          <w:b/>
-          <w:sz w:val="24"/>
-        </w:rPr>
-        <w:t xml:space="preserve">  - </w:t>
-      </w:r>
-      <w:r>
-        <w:rPr>
-          <w:rFonts w:ascii="Times New Roman" w:hAnsi="Times New Roman"/>
-          <w:sz w:val="24"/>
-        </w:rPr>
-        <w:t>Xây dựng Tool 3 (check_virustotal): Kiểm tra tỷ lệ độc hại (Malicious Detection Ratio) của Hash, IP, Domain qua VirusTotal API v3.</w:t>
-      </w:r>
-    </w:p>
-    <w:p>
-      <w:pPr>
-        <w:pStyle w:val="ListParagraph"/>
-        <w:spacing w:before="0" w:after="60" w:line="300" w:lineRule="auto"/>
-      </w:pPr>
-      <w:r>
-        <w:rPr>
-          <w:rFonts w:ascii="Times New Roman" w:hAnsi="Times New Roman"/>
-          <w:b/>
-          <w:sz w:val="24"/>
-        </w:rPr>
-        <w:t xml:space="preserve">  - </w:t>
-      </w:r>
-      <w:r>
-        <w:rPr>
-          <w:rFonts w:ascii="Times New Roman" w:hAnsi="Times New Roman"/>
-          <w:sz w:val="24"/>
-        </w:rPr>
-        <w:t>Xây dựng Tool 4 (check_abuseipdb): Kiểm tra điểm tin cậy lạm dụng (Abuse Confidence Score) của các địa chỉ IP qua AbuseIPDB API.</w:t>
-      </w:r>
-    </w:p>
-    <w:p>
-      <w:pPr>
-        <w:pStyle w:val="ListParagraph"/>
-        <w:spacing w:before="0" w:after="60" w:line="300" w:lineRule="auto"/>
-      </w:pPr>
-      <w:r>
-        <w:rPr>
-          <w:rFonts w:ascii="Times New Roman" w:hAnsi="Times New Roman"/>
-          <w:b/>
-          <w:sz w:val="24"/>
-        </w:rPr>
-        <w:t xml:space="preserve">  - </w:t>
-      </w:r>
-      <w:r>
-        <w:rPr>
-          <w:rFonts w:ascii="Times New Roman" w:hAnsi="Times New Roman"/>
-          <w:sz w:val="24"/>
-        </w:rPr>
-        <w:t>Xây dựng Tool 5 (export_stix_package): Đóng gói toàn bộ chiến dịch thành tệp JSON chuẩn OASIS STIX 2.1.</w:t>
-      </w:r>
-    </w:p>
-    <w:p>
-      <w:pPr>
-        <w:spacing w:before="80" w:after="40" w:line="312" w:lineRule="auto"/>
-        <w:jc w:val="left"/>
-      </w:pPr>
-      <w:r>
-        <w:rPr>
-          <w:rFonts w:ascii="Times New Roman" w:hAnsi="Times New Roman"/>
-          <w:b/>
-          <w:i w:val="0"/>
-          <w:sz w:val="24"/>
-        </w:rPr>
-        <w:t>4. Phát triển tác tử suy luận và sinh quy tắc phòng thủ</w:t>
-      </w:r>
-    </w:p>
-    <w:p>
-      <w:pPr>
-        <w:pStyle w:val="ListParagraph"/>
-        <w:spacing w:before="0" w:after="60" w:line="300" w:lineRule="auto"/>
-      </w:pPr>
-      <w:r>
-        <w:rPr>
-          <w:rFonts w:ascii="Times New Roman" w:hAnsi="Times New Roman"/>
-          <w:b/>
-          <w:sz w:val="24"/>
-        </w:rPr>
-        <w:t xml:space="preserve">  - </w:t>
-      </w:r>
-      <w:r>
-        <w:rPr>
-          <w:rFonts w:ascii="Times New Roman" w:hAnsi="Times New Roman"/>
-          <w:sz w:val="24"/>
-        </w:rPr>
-        <w:t>Xây dựng Tool 6 (extract_iocs): Bóc tách IP, Domain, Hash, CVE từ văn bản bằng bộ Regex chuyên dụng kết hợp LLM lọc nhiễu.</w:t>
-      </w:r>
-    </w:p>
-    <w:p>
-      <w:pPr>
-        <w:pStyle w:val="ListParagraph"/>
-        <w:spacing w:before="0" w:after="60" w:line="300" w:lineRule="auto"/>
-      </w:pPr>
-      <w:r>
-        <w:rPr>
-          <w:rFonts w:ascii="Times New Roman" w:hAnsi="Times New Roman"/>
-          <w:b/>
-          <w:sz w:val="24"/>
-        </w:rPr>
-        <w:t xml:space="preserve">  - </w:t>
-      </w:r>
-      <w:r>
-        <w:rPr>
-          <w:rFonts w:ascii="Times New Roman" w:hAnsi="Times New Roman"/>
-          <w:sz w:val="24"/>
-        </w:rPr>
-        <w:t>Xây dựng Tool 7 (map_mitre_attack): Ánh xạ hành vi tấn công trong văn bản sang mã kỹ thuật và chiến thuật MITRE ATT&amp;CK (ví dụ: T1059.001, T1105).</w:t>
-      </w:r>
-    </w:p>
-    <w:p>
-      <w:pPr>
-        <w:pStyle w:val="ListParagraph"/>
-        <w:spacing w:before="0" w:after="60" w:line="300" w:lineRule="auto"/>
-      </w:pPr>
-      <w:r>
-        <w:rPr>
-          <w:rFonts w:ascii="Times New Roman" w:hAnsi="Times New Roman"/>
-          <w:b/>
-          <w:sz w:val="24"/>
-        </w:rPr>
-        <w:t xml:space="preserve">  - </w:t>
-      </w:r>
-      <w:r>
-        <w:rPr>
-          <w:rFonts w:ascii="Times New Roman" w:hAnsi="Times New Roman"/>
-          <w:sz w:val="24"/>
-        </w:rPr>
-        <w:t>Xây dựng Tool 8 (generate_defensive_rules): Tự động sinh tập luật phòng thủ 3 lớp: Sigma Rule (.yml), YARA Rule (.yar) và Firewall Blocklist (.txt).</w:t>
-      </w:r>
-    </w:p>
-    <w:p>
-      <w:pPr>
-        <w:pStyle w:val="ListParagraph"/>
-        <w:spacing w:before="0" w:after="60" w:line="300" w:lineRule="auto"/>
-      </w:pPr>
-      <w:r>
-        <w:rPr>
-          <w:rFonts w:ascii="Times New Roman" w:hAnsi="Times New Roman"/>
-          <w:b/>
-          <w:sz w:val="24"/>
-        </w:rPr>
-        <w:t xml:space="preserve">  - </w:t>
-      </w:r>
-      <w:r>
-        <w:rPr>
-          <w:rFonts w:ascii="Times New Roman" w:hAnsi="Times New Roman"/>
-          <w:sz w:val="24"/>
-        </w:rPr>
-        <w:t>Tích hợp Prompt Engineering chuyên biệt cho chuyên gia Blue Team nhằm đảm bảo cú pháp luật sinh ra hợp lệ 100%.</w:t>
-      </w:r>
-    </w:p>
-    <w:p>
-      <w:pPr>
-        <w:spacing w:before="80" w:after="40" w:line="312" w:lineRule="auto"/>
-        <w:jc w:val="left"/>
-      </w:pPr>
-      <w:r>
-        <w:rPr>
-          <w:rFonts w:ascii="Times New Roman" w:hAnsi="Times New Roman"/>
-          <w:b/>
-          <w:i w:val="0"/>
-          <w:sz w:val="24"/>
-        </w:rPr>
-        <w:t>5. Đánh giá và phân tích kết quả thực nghiệm</w:t>
-      </w:r>
-    </w:p>
-    <w:p>
-      <w:pPr>
-        <w:pStyle w:val="ListParagraph"/>
-        <w:spacing w:before="0" w:after="60" w:line="300" w:lineRule="auto"/>
-      </w:pPr>
-      <w:r>
-        <w:rPr>
-          <w:rFonts w:ascii="Times New Roman" w:hAnsi="Times New Roman"/>
-          <w:b/>
-          <w:sz w:val="24"/>
-        </w:rPr>
-        <w:t xml:space="preserve">  - </w:t>
-      </w:r>
-      <w:r>
-        <w:rPr>
-          <w:rFonts w:ascii="Times New Roman" w:hAnsi="Times New Roman"/>
-          <w:sz w:val="24"/>
-        </w:rPr>
-        <w:t>Thu thập và gán nhãn tập dữ liệu kiểm thử gồm 30 báo cáo chiến dịch tấn công APT thực tế được công bố trong giai đoạn 2024-2026.</w:t>
-      </w:r>
-    </w:p>
-    <w:p>
-      <w:pPr>
-        <w:pStyle w:val="ListParagraph"/>
-        <w:spacing w:before="0" w:after="60" w:line="300" w:lineRule="auto"/>
-      </w:pPr>
-      <w:r>
-        <w:rPr>
-          <w:rFonts w:ascii="Times New Roman" w:hAnsi="Times New Roman"/>
-          <w:b/>
-          <w:sz w:val="24"/>
-        </w:rPr>
-        <w:t xml:space="preserve">  - </w:t>
-      </w:r>
-      <w:r>
-        <w:rPr>
-          <w:rFonts w:ascii="Times New Roman" w:hAnsi="Times New Roman"/>
-          <w:sz w:val="24"/>
-        </w:rPr>
-        <w:t>Đánh giá định lượng hiệu quả trích xuất IOC (Precision, Recall, F1-Score) so với phương pháp Regex truyền thống.</w:t>
-      </w:r>
-    </w:p>
-    <w:p>
-      <w:pPr>
-        <w:pStyle w:val="ListParagraph"/>
-        <w:spacing w:before="0" w:after="60" w:line="300" w:lineRule="auto"/>
-      </w:pPr>
-      <w:r>
-        <w:rPr>
-          <w:rFonts w:ascii="Times New Roman" w:hAnsi="Times New Roman"/>
-          <w:b/>
-          <w:sz w:val="24"/>
-        </w:rPr>
-        <w:t xml:space="preserve">  - </w:t>
-      </w:r>
-      <w:r>
-        <w:rPr>
-          <w:rFonts w:ascii="Times New Roman" w:hAnsi="Times New Roman"/>
-          <w:sz w:val="24"/>
-        </w:rPr>
-        <w:t>Đánh giá tính chính xác của việc ánh xạ ma trận MITRE ATT&amp;CK.</w:t>
-      </w:r>
-    </w:p>
-    <w:p>
-      <w:pPr>
-        <w:pStyle w:val="ListParagraph"/>
-        <w:spacing w:before="0" w:after="60" w:line="300" w:lineRule="auto"/>
-      </w:pPr>
-      <w:r>
-        <w:rPr>
-          <w:rFonts w:ascii="Times New Roman" w:hAnsi="Times New Roman"/>
-          <w:b/>
-          <w:sz w:val="24"/>
-        </w:rPr>
-        <w:t xml:space="preserve">  - </w:t>
-      </w:r>
-      <w:r>
-        <w:rPr>
-          <w:rFonts w:ascii="Times New Roman" w:hAnsi="Times New Roman"/>
-          <w:sz w:val="24"/>
-        </w:rPr>
-        <w:t>Kiểm thử tính hợp lệ cú pháp của các luật Sigma tự sinh bằng công cụ kiểm định tiêu chuẩn sigma-cli và kiểm thử quét YARA.</w:t>
-      </w:r>
-    </w:p>
-    <w:p>
-      <w:pPr>
-        <w:pStyle w:val="ListParagraph"/>
-        <w:spacing w:before="0" w:after="60" w:line="300" w:lineRule="auto"/>
-      </w:pPr>
-      <w:r>
-        <w:rPr>
-          <w:rFonts w:ascii="Times New Roman" w:hAnsi="Times New Roman"/>
-          <w:b/>
-          <w:sz w:val="24"/>
-        </w:rPr>
-        <w:t xml:space="preserve">  - </w:t>
-      </w:r>
-      <w:r>
-        <w:rPr>
-          <w:rFonts w:ascii="Times New Roman" w:hAnsi="Times New Roman"/>
-          <w:sz w:val="24"/>
-        </w:rPr>
-        <w:t>Đo lường thời gian xử lý toàn trình (End-to-End Latency) và tài nguyên tính toán so với quy trình thủ công.</w:t>
+        <w:t>• Phạm vi ứng dụng: Hệ thống đóng vai trò hỗ trợ tự động hóa mức độ SOC L1/L2, hoạt động theo cơ chế chuyên viên phê duyệt (Human-in-the-loop) để thẩm định quy tắc trước khi nạp vào hệ thống mạng thực tế.</w:t>
       </w:r>
     </w:p>
     <w:p>
@@ -1203,7 +729,7 @@
           <w:i w:val="0"/>
           <w:sz w:val="24"/>
         </w:rPr>
-        <w:t>Phương pháp thực hiện</w:t>
+        <w:t>5. BẢO ĐẢM AN TOÀN PHÁP LÝ VÀ ĐẠO ĐỨC NGHIÊN CỨU</w:t>
       </w:r>
     </w:p>
     <w:p>
@@ -1218,7 +744,7 @@
           <w:i w:val="0"/>
           <w:sz w:val="24"/>
         </w:rPr>
-        <w:t>Đề tài được thực hiện theo các phương pháp sau:</w:t>
+        <w:t>Để bảo đảm tính nghiêm túc trong nghiên cứu học thuật, tuân thủ tuyệt đối pháp luật Việt Nam và các tiêu chuẩn đạo đức nghề nghiệp An toàn thông tin, đề tài được cam kết thực hiện dựa trên 4 trụ cột an toàn pháp lý vững chắc:</w:t>
       </w:r>
     </w:p>
     <w:p>
@@ -1239,7 +765,7 @@
           <w:rFonts w:ascii="Times New Roman" w:hAnsi="Times New Roman"/>
           <w:sz w:val="24"/>
         </w:rPr>
-        <w:t>Nghiên cứu tài liệu:</w:t>
+        <w:t>1. Tuân thủ Luật An ninh mạng Việt Nam (2018) và Bộ luật Hình sự:</w:t>
       </w:r>
     </w:p>
     <w:p>
@@ -1260,7 +786,7 @@
           <w:rFonts w:ascii="Times New Roman" w:hAnsi="Times New Roman"/>
           <w:sz w:val="24"/>
         </w:rPr>
-        <w:t>Tài liệu tiêu chuẩn quốc tế của OASIS (STIX 2.1/TAXII) và MITRE ATT&amp;CK Framework.</w:t>
+        <w:t>Đề tài là hệ thống nghiên cứu thuần túy mang tính phòng thủ (Pure Blue Team / Defensive Security).</w:t>
       </w:r>
     </w:p>
     <w:p>
@@ -1281,7 +807,7 @@
           <w:rFonts w:ascii="Times New Roman" w:hAnsi="Times New Roman"/>
           <w:sz w:val="24"/>
         </w:rPr>
-        <w:t>Tài liệu kỹ thuật chính thức từ CISA, NIST NVD và các khuyến nghị an ninh mạng.</w:t>
+        <w:t>Hệ thống tuyệt đối không thực hiện bất kỳ hành vi xâm nhập trái phép, dò quét cổng (port scan), brute-force mật khẩu hay khai thác lỗ hổng bảo mật trên bất kỳ máy chủ nào (Zero Offensive Actions), tuân thủ nghiêm ngặt Điều 285-290 Bộ luật Hình sự.</w:t>
       </w:r>
     </w:p>
     <w:p>
@@ -1302,7 +828,7 @@
           <w:rFonts w:ascii="Times New Roman" w:hAnsi="Times New Roman"/>
           <w:sz w:val="24"/>
         </w:rPr>
-        <w:t>Tài liệu đặc tả cú pháp SigmaHQ, YARA và các công trình khoa học liên quan đến AI Agent trong an ninh mạng.</w:t>
+        <w:t>Mục tiêu duy nhất của hệ thống là cung cấp tri thức phòng thủ giúp cơ quan, doanh nghiệp chủ động ngăn chặn các cuộc tấn công mạng.</w:t>
       </w:r>
     </w:p>
     <w:p>
@@ -1323,7 +849,7 @@
           <w:rFonts w:ascii="Times New Roman" w:hAnsi="Times New Roman"/>
           <w:sz w:val="24"/>
         </w:rPr>
-        <w:t>Xây dựng hệ thống thực nghiệm:</w:t>
+        <w:t>2. Bảo đảm quyền riêng tư và Nghị định 13/2023/NĐ-CP (Bảo vệ dữ liệu cá nhân):</w:t>
       </w:r>
     </w:p>
     <w:p>
@@ -1344,7 +870,7 @@
           <w:rFonts w:ascii="Times New Roman" w:hAnsi="Times New Roman"/>
           <w:sz w:val="24"/>
         </w:rPr>
-        <w:t>Lập trình hệ thống bằng ngôn ngữ Python 3.10+ kết hợp FastAPI, LangChain, Pydantic và SQLite.</w:t>
+        <w:t>Hệ thống cam kết KHÔNG thu thập dữ liệu định danh cá nhân (Zero PII - Personally Identifiable Information).</w:t>
       </w:r>
     </w:p>
     <w:p>
@@ -1365,7 +891,7 @@
           <w:rFonts w:ascii="Times New Roman" w:hAnsi="Times New Roman"/>
           <w:sz w:val="24"/>
         </w:rPr>
-        <w:t>Tích hợp các mô hình ngôn ngữ lớn (Gemini API, Groq LLMs) thông qua cơ chế ReAct Tool-Calling.</w:t>
+        <w:t>Tuyệt đối không thu thập, tải về hay lưu trữ cơ sở dữ liệu mật khẩu rò rỉ, số CCCD, tài khoản ngân hàng hoặc thông tin nhạy cảm từ các diễn đàn tội phạm ngầm (BreachForums / Dark Web).</w:t>
       </w:r>
     </w:p>
     <w:p>
@@ -1386,7 +912,28 @@
           <w:rFonts w:ascii="Times New Roman" w:hAnsi="Times New Roman"/>
           <w:sz w:val="24"/>
         </w:rPr>
-        <w:t>Quản lý mã nguồn nhóm qua Git/GitHub với quy tắc phân vùng độc lập (Territory Guard) và script đồng bộ sync.py.</w:t>
+        <w:t>Dữ liệu thu thập hoàn toàn là các chỉ số kỹ thuật khách quan của hạ tầng tấn công (IP máy chủ C2, mã băm độc hại SHA256, mã định danh lỗ hổng CVE) - các đối tượng không thuộc quyền sở hữu trí tuệ cá nhân.</w:t>
+      </w:r>
+    </w:p>
+    <w:p>
+      <w:pPr>
+        <w:pStyle w:val="ListParagraph"/>
+        <w:spacing w:before="0" w:after="60" w:line="300" w:lineRule="auto"/>
+      </w:pPr>
+      <w:r>
+        <w:rPr>
+          <w:rFonts w:ascii="Times New Roman" w:hAnsi="Times New Roman"/>
+          <w:b/>
+          <w:sz w:val="24"/>
+        </w:rPr>
+        <w:t xml:space="preserve">• </w:t>
+      </w:r>
+      <w:r>
+        <w:rPr>
+          <w:rFonts w:ascii="Times New Roman" w:hAnsi="Times New Roman"/>
+          <w:sz w:val="24"/>
+        </w:rPr>
+        <w:t>3. Tính minh bạch và Khai thác dữ liệu nguồn mở hợp pháp (OSINT TLP:CLEAR):</w:t>
       </w:r>
     </w:p>
     <w:p>
@@ -1407,7 +954,28 @@
           <w:rFonts w:ascii="Times New Roman" w:hAnsi="Times New Roman"/>
           <w:sz w:val="24"/>
         </w:rPr>
-        <w:t>Đóng gói triển khai thử nghiệm trên môi trường Docker Compose.</w:t>
+        <w:t>100% dữ liệu đầu vào được khai thác từ các nguồn mở chính thống được dán nhãn TLP:CLEAR (Công khai toàn cầu) do Cơ quan An ninh mạng và Cơ sở hạ tầng Hoa Kỳ (CISA), Viện Tiêu chuẩn và Công nghệ Quốc gia Hoa Kỳ (NIST) và các tổ chức báo chí an ninh mạng uy tín công bố rộng rãi.</w:t>
+      </w:r>
+    </w:p>
+    <w:p>
+      <w:pPr>
+        <w:pStyle w:val="ListParagraph"/>
+        <w:spacing w:before="0" w:after="40"/>
+        <w:ind w:left="720"/>
+      </w:pPr>
+      <w:r>
+        <w:rPr>
+          <w:rFonts w:ascii="Times New Roman" w:hAnsi="Times New Roman"/>
+          <w:sz w:val="24"/>
+        </w:rPr>
+        <w:t xml:space="preserve">   - </w:t>
+      </w:r>
+      <w:r>
+        <w:rPr>
+          <w:rFonts w:ascii="Times New Roman" w:hAnsi="Times New Roman"/>
+          <w:sz w:val="24"/>
+        </w:rPr>
+        <w:t>Dữ liệu thu thập qua các giao thức chính thức (RSS Feeds, REST API công khai) với tần suất lịch sự (1-2 tiếng/lần), không gây tải bất thường hay xâm phạm tài nguyên máy chủ bên ngoài.</w:t>
       </w:r>
     </w:p>
     <w:p>
@@ -1428,7 +996,7 @@
           <w:rFonts w:ascii="Times New Roman" w:hAnsi="Times New Roman"/>
           <w:sz w:val="24"/>
         </w:rPr>
-        <w:t>Thực nghiệm và thu thập dữ liệu:</w:t>
+        <w:t>4. Cơ chế kiểm soát phòng ngừa rủi ro chặn nhầm (False Positive Mitigation):</w:t>
       </w:r>
     </w:p>
     <w:p>
@@ -1449,7 +1017,7 @@
           <w:rFonts w:ascii="Times New Roman" w:hAnsi="Times New Roman"/>
           <w:sz w:val="24"/>
         </w:rPr>
-        <w:t>Thu thập dữ liệu nguồn mở OSINT chuẩn TLP:CLEAR từ các cổng công khai của CISA và báo chí bảo mật quốc tế.</w:t>
+        <w:t>Thiết lập Danh sách trắng (Whitelist) nghiêm ngặt nhằm bảo vệ tuyệt đối các dải IP hạ tầng mạng công cộng (DNS 8.8.8.8, 1.1.1.1, dải mạng của Google, Microsoft, Cloudflare).</w:t>
       </w:r>
     </w:p>
     <w:p>
@@ -1470,7 +1038,136 @@
           <w:rFonts w:ascii="Times New Roman" w:hAnsi="Times New Roman"/>
           <w:sz w:val="24"/>
         </w:rPr>
-        <w:t>Ghi nhận nhật ký suy luận của tác tử (Reasoning Trace), log gọi Tool và kết quả thẩm định API.</w:t>
+        <w:t>Áp dụng nguyên tắc 'Chuyên viên kiểm duyệt trước khi thi hành' (Human-in-the-loop): Mọi quy tắc phòng thủ sinh ra đều hiển thị ở mức khuyến nghị kỹ thuật, chỉ được áp dụng vào thiết bị mạng sau khi chuyên viên kiểm tra và bấm xác nhận.</w:t>
+      </w:r>
+    </w:p>
+    <w:p>
+      <w:pPr>
+        <w:spacing w:before="120" w:after="80" w:line="312" w:lineRule="auto"/>
+        <w:jc w:val="left"/>
+      </w:pPr>
+      <w:r>
+        <w:rPr>
+          <w:rFonts w:ascii="Times New Roman" w:hAnsi="Times New Roman"/>
+          <w:b/>
+          <w:i w:val="0"/>
+          <w:sz w:val="24"/>
+        </w:rPr>
+        <w:t>6. PHƯƠNG PHÁP THỰC HIỆN</w:t>
+      </w:r>
+    </w:p>
+    <w:p>
+      <w:pPr>
+        <w:pStyle w:val="ListParagraph"/>
+        <w:spacing w:before="0" w:after="60" w:line="300" w:lineRule="auto"/>
+      </w:pPr>
+      <w:r>
+        <w:rPr>
+          <w:rFonts w:ascii="Times New Roman" w:hAnsi="Times New Roman"/>
+          <w:b/>
+          <w:sz w:val="24"/>
+        </w:rPr>
+        <w:t xml:space="preserve">• </w:t>
+      </w:r>
+      <w:r>
+        <w:rPr>
+          <w:rFonts w:ascii="Times New Roman" w:hAnsi="Times New Roman"/>
+          <w:sz w:val="24"/>
+        </w:rPr>
+        <w:t>Phương pháp nghiên cứu lý thuyết: Thu thập, tổng hợp và phân tích các tiêu chuẩn công nghiệp quốc tế (OASIS STIX 2.1, RFC, MITRE ATT&amp;CK, SigmaHQ, YARA), nghiên cứu các bài báo khoa học chuyên ngành về ứng dụng LLM trong an toàn thông tin.</w:t>
+      </w:r>
+    </w:p>
+    <w:p>
+      <w:pPr>
+        <w:pStyle w:val="ListParagraph"/>
+        <w:spacing w:before="0" w:after="60" w:line="300" w:lineRule="auto"/>
+      </w:pPr>
+      <w:r>
+        <w:rPr>
+          <w:rFonts w:ascii="Times New Roman" w:hAnsi="Times New Roman"/>
+          <w:b/>
+          <w:sz w:val="24"/>
+        </w:rPr>
+        <w:t xml:space="preserve">• </w:t>
+      </w:r>
+      <w:r>
+        <w:rPr>
+          <w:rFonts w:ascii="Times New Roman" w:hAnsi="Times New Roman"/>
+          <w:sz w:val="24"/>
+        </w:rPr>
+        <w:t>Phương pháp phân tích và thiết kế hệ thống: Áp dụng mô hình kiến trúc tác tử kết hợp công cụ (Single-Agent with Security Toolbox), thiết kế phân rã module rõ ràng giữa Bộ não Agent (Core Brain), Hộp công cụ bảo mật (Security Tools), Lớp lưu trữ (Caching/DB) và Giao diện người dùng.</w:t>
+      </w:r>
+    </w:p>
+    <w:p>
+      <w:pPr>
+        <w:pStyle w:val="ListParagraph"/>
+        <w:spacing w:before="0" w:after="60" w:line="300" w:lineRule="auto"/>
+      </w:pPr>
+      <w:r>
+        <w:rPr>
+          <w:rFonts w:ascii="Times New Roman" w:hAnsi="Times New Roman"/>
+          <w:b/>
+          <w:sz w:val="24"/>
+        </w:rPr>
+        <w:t xml:space="preserve">• </w:t>
+      </w:r>
+      <w:r>
+        <w:rPr>
+          <w:rFonts w:ascii="Times New Roman" w:hAnsi="Times New Roman"/>
+          <w:sz w:val="24"/>
+        </w:rPr>
+        <w:t>Phương pháp thực nghiệm: Xây dựng hệ sinh thái phần mềm thực tế, kết nối các API dịch vụ, hiện thực hóa pipeline xử lý dữ liệu và kiểm thử từng công cụ theo quy trình kiểm thử hướng kiểm nghiệm (TDD).</w:t>
+      </w:r>
+    </w:p>
+    <w:p>
+      <w:pPr>
+        <w:pStyle w:val="ListParagraph"/>
+        <w:spacing w:before="0" w:after="60" w:line="300" w:lineRule="auto"/>
+      </w:pPr>
+      <w:r>
+        <w:rPr>
+          <w:rFonts w:ascii="Times New Roman" w:hAnsi="Times New Roman"/>
+          <w:b/>
+          <w:sz w:val="24"/>
+        </w:rPr>
+        <w:t xml:space="preserve">• </w:t>
+      </w:r>
+      <w:r>
+        <w:rPr>
+          <w:rFonts w:ascii="Times New Roman" w:hAnsi="Times New Roman"/>
+          <w:sz w:val="24"/>
+        </w:rPr>
+        <w:t>Phương pháp đánh giá định lượng: Thu thập 30 báo cáo APT thực tế giai đoạn 2024–2026 làm tập dữ liệu kiểm thử (Benchmark Dataset); đo lường các chỉ số Precision, Recall, F1-Score; kiểm tra cú pháp luật sinh ra bằng công cụ chuyên dụng sigma-cli và bộ quét YARA.</w:t>
+      </w:r>
+    </w:p>
+    <w:p>
+      <w:pPr>
+        <w:spacing w:before="120" w:after="80" w:line="312" w:lineRule="auto"/>
+        <w:jc w:val="left"/>
+      </w:pPr>
+      <w:r>
+        <w:rPr>
+          <w:rFonts w:ascii="Times New Roman" w:hAnsi="Times New Roman"/>
+          <w:b/>
+          <w:i w:val="0"/>
+          <w:sz w:val="24"/>
+        </w:rPr>
+        <w:t>7. NỘI DUNG DỰ KIẾN (DÀN Ý BÁO CÁO CHI TIẾT)</w:t>
+      </w:r>
+    </w:p>
+    <w:p>
+      <w:pPr>
+        <w:spacing w:before="60" w:after="40" w:line="312" w:lineRule="auto"/>
+        <w:jc w:val="left"/>
+      </w:pPr>
+      <w:r>
+        <w:rPr>
+          <w:rFonts w:ascii="Times New Roman" w:hAnsi="Times New Roman"/>
+          <w:b/>
+          <w:i w:val="0"/>
+          <w:sz w:val="24"/>
+        </w:rPr>
+        <w:t>• Chương 1: Tổng quan về Tình báo Mối đe dọa An ninh mạng và Đặt vấn đề</w:t>
       </w:r>
     </w:p>
     <w:p>
@@ -1491,28 +1188,7 @@
           <w:rFonts w:ascii="Times New Roman" w:hAnsi="Times New Roman"/>
           <w:sz w:val="24"/>
         </w:rPr>
-        <w:t>Lưu trữ dữ liệu vào SQLite có đánh chỉ mục và mã băm MD5 để loại bỏ trùng lặp.</w:t>
-      </w:r>
-    </w:p>
-    <w:p>
-      <w:pPr>
-        <w:pStyle w:val="ListParagraph"/>
-        <w:spacing w:before="0" w:after="60" w:line="300" w:lineRule="auto"/>
-      </w:pPr>
-      <w:r>
-        <w:rPr>
-          <w:rFonts w:ascii="Times New Roman" w:hAnsi="Times New Roman"/>
-          <w:b/>
-          <w:sz w:val="24"/>
-        </w:rPr>
-        <w:t xml:space="preserve">• </w:t>
-      </w:r>
-      <w:r>
-        <w:rPr>
-          <w:rFonts w:ascii="Times New Roman" w:hAnsi="Times New Roman"/>
-          <w:sz w:val="24"/>
-        </w:rPr>
-        <w:t>So sánh và đánh giá:</w:t>
+        <w:t>1.1. Bối cảnh an ninh mạng và thách thức trong công tác phòng thủ SOC/Blue Team</w:t>
       </w:r>
     </w:p>
     <w:p>
@@ -1533,7 +1209,7 @@
           <w:rFonts w:ascii="Times New Roman" w:hAnsi="Times New Roman"/>
           <w:sz w:val="24"/>
         </w:rPr>
-        <w:t>Đo lường độ chính xác (Precision, Recall, F1) trên tập dữ liệu benchmark 30 báo cáo APT.</w:t>
+        <w:t>1.2. Tổng quan về Cyber Threat Intelligence (CTI) và vòng đời tình báo</w:t>
       </w:r>
     </w:p>
     <w:p>
@@ -1554,7 +1230,7 @@
           <w:rFonts w:ascii="Times New Roman" w:hAnsi="Times New Roman"/>
           <w:sz w:val="24"/>
         </w:rPr>
-        <w:t>Đánh giá cú pháp và tính khả thi của các quy tắc phòng thủ tự sinh (Sigma, YARA) trên các công cụ kiểm định tiêu chuẩn.</w:t>
+        <w:t>1.3. Khảo sát các giải pháp CTI hiện nay và sự cần thiết của việc tự động hóa</w:t>
       </w:r>
     </w:p>
     <w:p>
@@ -1575,12 +1251,12 @@
           <w:rFonts w:ascii="Times New Roman" w:hAnsi="Times New Roman"/>
           <w:sz w:val="24"/>
         </w:rPr>
-        <w:t>So sánh thời gian xử lý toàn trình giữa hệ thống tự động và chuyên viên phân tích thủ công.</w:t>
+        <w:t>1.4. Mục tiêu, đối tượng và phạm vi nghiên cứu của đề tài</w:t>
       </w:r>
     </w:p>
     <w:p>
       <w:pPr>
-        <w:spacing w:before="120" w:after="80" w:line="312" w:lineRule="auto"/>
+        <w:spacing w:before="80" w:after="40" w:line="312" w:lineRule="auto"/>
         <w:jc w:val="left"/>
       </w:pPr>
       <w:r>
@@ -1590,133 +1266,352 @@
           <w:i w:val="0"/>
           <w:sz w:val="24"/>
         </w:rPr>
-        <w:t>Kết quả dự kiến</w:t>
+        <w:t>• Chương 2: Cơ sở lý thuyết và Công nghệ liên quan</w:t>
       </w:r>
     </w:p>
     <w:p>
       <w:pPr>
         <w:pStyle w:val="ListParagraph"/>
-        <w:spacing w:before="0" w:after="60" w:line="300" w:lineRule="auto"/>
+        <w:spacing w:before="0" w:after="40"/>
+        <w:ind w:left="720"/>
       </w:pPr>
       <w:r>
         <w:rPr>
           <w:rFonts w:ascii="Times New Roman" w:hAnsi="Times New Roman"/>
-          <w:b/>
           <w:sz w:val="24"/>
         </w:rPr>
-        <w:t xml:space="preserve">• </w:t>
+        <w:t xml:space="preserve">   - </w:t>
       </w:r>
       <w:r>
         <w:rPr>
           <w:rFonts w:ascii="Times New Roman" w:hAnsi="Times New Roman"/>
           <w:sz w:val="24"/>
         </w:rPr>
-        <w:t>Xây dựng thành công 01 hệ thống phần mềm hoàn chỉnh chạy ổn định, gồm Bộ não AI Agent điều phối 8 công cụ bảo mật chuyên dụng.</w:t>
+        <w:t>2.1. Chuẩn biểu diễn thông tin mối đe dọa STIX 2.1 và giao thức TAXII</w:t>
       </w:r>
     </w:p>
     <w:p>
       <w:pPr>
         <w:pStyle w:val="ListParagraph"/>
-        <w:spacing w:before="0" w:after="60" w:line="300" w:lineRule="auto"/>
+        <w:spacing w:before="0" w:after="40"/>
+        <w:ind w:left="720"/>
       </w:pPr>
       <w:r>
         <w:rPr>
           <w:rFonts w:ascii="Times New Roman" w:hAnsi="Times New Roman"/>
-          <w:b/>
           <w:sz w:val="24"/>
         </w:rPr>
-        <w:t xml:space="preserve">• </w:t>
+        <w:t xml:space="preserve">   - </w:t>
       </w:r>
       <w:r>
         <w:rPr>
           <w:rFonts w:ascii="Times New Roman" w:hAnsi="Times New Roman"/>
           <w:sz w:val="24"/>
         </w:rPr>
-        <w:t>Xây dựng 01 ứng dụng Web Dashboard trực quan hóa toàn bộ quy trình: nhập bài báo, xem luồng suy luận của Agent, tra cứu bảng IOCs và tải về các tập quy tắc phòng thủ.</w:t>
+        <w:t>2.2. Ma trận kỹ thuật và chiến thuật MITRE ATT&amp;CK Enterprise</w:t>
       </w:r>
     </w:p>
     <w:p>
       <w:pPr>
         <w:pStyle w:val="ListParagraph"/>
-        <w:spacing w:before="0" w:after="60" w:line="300" w:lineRule="auto"/>
+        <w:spacing w:before="0" w:after="40"/>
+        <w:ind w:left="720"/>
       </w:pPr>
       <w:r>
         <w:rPr>
           <w:rFonts w:ascii="Times New Roman" w:hAnsi="Times New Roman"/>
-          <w:b/>
           <w:sz w:val="24"/>
         </w:rPr>
-        <w:t xml:space="preserve">• </w:t>
+        <w:t xml:space="preserve">   - </w:t>
       </w:r>
       <w:r>
         <w:rPr>
           <w:rFonts w:ascii="Times New Roman" w:hAnsi="Times New Roman"/>
           <w:sz w:val="24"/>
         </w:rPr>
-        <w:t>Xây dựng 01 bộ RESTful API đầy đủ tài liệu chuẩn Swagger/OpenAPI hỗ trợ tích hợp với hệ thống SIEM/SOAR.</w:t>
+        <w:t>2.3. Các chuẩn quy tắc phòng thủ an ninh mạng: Sigma Rules, YARA Rules và Firewall Blocklist</w:t>
       </w:r>
     </w:p>
     <w:p>
       <w:pPr>
         <w:pStyle w:val="ListParagraph"/>
-        <w:spacing w:before="0" w:after="60" w:line="300" w:lineRule="auto"/>
+        <w:spacing w:before="0" w:after="40"/>
+        <w:ind w:left="720"/>
       </w:pPr>
       <w:r>
         <w:rPr>
           <w:rFonts w:ascii="Times New Roman" w:hAnsi="Times New Roman"/>
-          <w:b/>
           <w:sz w:val="24"/>
         </w:rPr>
-        <w:t xml:space="preserve">• </w:t>
+        <w:t xml:space="preserve">   - </w:t>
       </w:r>
       <w:r>
         <w:rPr>
           <w:rFonts w:ascii="Times New Roman" w:hAnsi="Times New Roman"/>
           <w:sz w:val="24"/>
         </w:rPr>
-        <w:t>Tự động sinh các tập luật phòng thủ thực chiến (Sigma Rules .yml, YARA Rules .yar, Firewall Blocklist .txt) và xuất gói dữ liệu STIX 2.1 JSON đạt chuẩn cú pháp.</w:t>
+        <w:t>2.4. Kiến trúc Tác tử AI (AI Agent): Cơ chế suy luận ReAct và kỹ thuật Tool-Calling</w:t>
       </w:r>
     </w:p>
     <w:p>
       <w:pPr>
         <w:pStyle w:val="ListParagraph"/>
-        <w:spacing w:before="0" w:after="60" w:line="300" w:lineRule="auto"/>
+        <w:spacing w:before="0" w:after="40"/>
+        <w:ind w:left="720"/>
       </w:pPr>
       <w:r>
         <w:rPr>
           <w:rFonts w:ascii="Times New Roman" w:hAnsi="Times New Roman"/>
-          <w:b/>
           <w:sz w:val="24"/>
         </w:rPr>
-        <w:t xml:space="preserve">• </w:t>
+        <w:t xml:space="preserve">   - </w:t>
       </w:r>
       <w:r>
         <w:rPr>
           <w:rFonts w:ascii="Times New Roman" w:hAnsi="Times New Roman"/>
           <w:sz w:val="24"/>
         </w:rPr>
-        <w:t>Thu thập và gán nhãn 01 bộ dữ liệu benchmark gồm 30 báo cáo chiến dịch APT thực tế kèm số liệu đánh giá định lượng chứng minh tính hiệu quả của mô hình.</w:t>
+        <w:t>2.5. Các dịch vụ thẩm định danh tiếng mối đe dọa (VirusTotal API, AbuseIPDB API)</w:t>
+      </w:r>
+    </w:p>
+    <w:p>
+      <w:pPr>
+        <w:spacing w:before="80" w:after="40" w:line="312" w:lineRule="auto"/>
+        <w:jc w:val="left"/>
+      </w:pPr>
+      <w:r>
+        <w:rPr>
+          <w:rFonts w:ascii="Times New Roman" w:hAnsi="Times New Roman"/>
+          <w:b/>
+          <w:i w:val="0"/>
+          <w:sz w:val="24"/>
+        </w:rPr>
+        <w:t>• Chương 3: Phân tích, Thiết kế và Hiện thực hóa Hệ thống</w:t>
       </w:r>
     </w:p>
     <w:p>
       <w:pPr>
         <w:pStyle w:val="ListParagraph"/>
-        <w:spacing w:before="0" w:after="60" w:line="300" w:lineRule="auto"/>
+        <w:spacing w:before="0" w:after="40"/>
+        <w:ind w:left="720"/>
       </w:pPr>
       <w:r>
         <w:rPr>
           <w:rFonts w:ascii="Times New Roman" w:hAnsi="Times New Roman"/>
-          <w:b/>
           <w:sz w:val="24"/>
         </w:rPr>
-        <w:t xml:space="preserve">• </w:t>
+        <w:t xml:space="preserve">   - </w:t>
       </w:r>
       <w:r>
         <w:rPr>
           <w:rFonts w:ascii="Times New Roman" w:hAnsi="Times New Roman"/>
           <w:sz w:val="24"/>
         </w:rPr>
-        <w:t>Hoàn thành báo cáo thuyết minh đồ án chuyên ngành chi tiết và chuẩn bị đầy đủ slide, kịch bản demo bảo vệ hệ thống trước Hội đồng.</w:t>
+        <w:t>3.1. Phân tích yêu cầu và thiết kế kiến trúc tổng thể (Single-Agent with Security Toolbox)</w:t>
+      </w:r>
+    </w:p>
+    <w:p>
+      <w:pPr>
+        <w:pStyle w:val="ListParagraph"/>
+        <w:spacing w:before="0" w:after="40"/>
+        <w:ind w:left="720"/>
+      </w:pPr>
+      <w:r>
+        <w:rPr>
+          <w:rFonts w:ascii="Times New Roman" w:hAnsi="Times New Roman"/>
+          <w:sz w:val="24"/>
+        </w:rPr>
+        <w:t xml:space="preserve">   - </w:t>
+      </w:r>
+      <w:r>
+        <w:rPr>
+          <w:rFonts w:ascii="Times New Roman" w:hAnsi="Times New Roman"/>
+          <w:sz w:val="24"/>
+        </w:rPr>
+        <w:t>3.2. Thiết kế giao ước dữ liệu chung (Shared Schemas) và cơ chế bộ đệm Caching (SQLite)</w:t>
+      </w:r>
+    </w:p>
+    <w:p>
+      <w:pPr>
+        <w:pStyle w:val="ListParagraph"/>
+        <w:spacing w:before="0" w:after="40"/>
+        <w:ind w:left="720"/>
+      </w:pPr>
+      <w:r>
+        <w:rPr>
+          <w:rFonts w:ascii="Times New Roman" w:hAnsi="Times New Roman"/>
+          <w:sz w:val="24"/>
+        </w:rPr>
+        <w:t xml:space="preserve">   - </w:t>
+      </w:r>
+      <w:r>
+        <w:rPr>
+          <w:rFonts w:ascii="Times New Roman" w:hAnsi="Times New Roman"/>
+          <w:sz w:val="24"/>
+        </w:rPr>
+        <w:t>3.3. Hiện thực hóa Module thu thập và làm giàu dữ liệu (Data Ingestion &amp; Enrichment Tools)</w:t>
+      </w:r>
+    </w:p>
+    <w:p>
+      <w:pPr>
+        <w:pStyle w:val="ListParagraph"/>
+        <w:spacing w:before="0" w:after="40"/>
+        <w:ind w:left="720"/>
+      </w:pPr>
+      <w:r>
+        <w:rPr>
+          <w:rFonts w:ascii="Times New Roman" w:hAnsi="Times New Roman"/>
+          <w:sz w:val="24"/>
+        </w:rPr>
+        <w:t xml:space="preserve">   - </w:t>
+      </w:r>
+      <w:r>
+        <w:rPr>
+          <w:rFonts w:ascii="Times New Roman" w:hAnsi="Times New Roman"/>
+          <w:sz w:val="24"/>
+        </w:rPr>
+        <w:t>3.4. Hiện thực hóa Module Bộ não AI Agent suy luận và sinh quy tắc phòng thủ</w:t>
+      </w:r>
+    </w:p>
+    <w:p>
+      <w:pPr>
+        <w:pStyle w:val="ListParagraph"/>
+        <w:spacing w:before="0" w:after="40"/>
+        <w:ind w:left="720"/>
+      </w:pPr>
+      <w:r>
+        <w:rPr>
+          <w:rFonts w:ascii="Times New Roman" w:hAnsi="Times New Roman"/>
+          <w:sz w:val="24"/>
+        </w:rPr>
+        <w:t xml:space="preserve">   - </w:t>
+      </w:r>
+      <w:r>
+        <w:rPr>
+          <w:rFonts w:ascii="Times New Roman" w:hAnsi="Times New Roman"/>
+          <w:sz w:val="24"/>
+        </w:rPr>
+        <w:t>3.5. Hiện thực hóa Backend API (FastAPI) và Giao diện Web Dashboard trực quan</w:t>
+      </w:r>
+    </w:p>
+    <w:p>
+      <w:pPr>
+        <w:spacing w:before="80" w:after="40" w:line="312" w:lineRule="auto"/>
+        <w:jc w:val="left"/>
+      </w:pPr>
+      <w:r>
+        <w:rPr>
+          <w:rFonts w:ascii="Times New Roman" w:hAnsi="Times New Roman"/>
+          <w:b/>
+          <w:i w:val="0"/>
+          <w:sz w:val="24"/>
+        </w:rPr>
+        <w:t>• Chương 4: Đánh giá Kết quả Thực nghiệm và Hướng phát triển</w:t>
+      </w:r>
+    </w:p>
+    <w:p>
+      <w:pPr>
+        <w:pStyle w:val="ListParagraph"/>
+        <w:spacing w:before="0" w:after="40"/>
+        <w:ind w:left="720"/>
+      </w:pPr>
+      <w:r>
+        <w:rPr>
+          <w:rFonts w:ascii="Times New Roman" w:hAnsi="Times New Roman"/>
+          <w:sz w:val="24"/>
+        </w:rPr>
+        <w:t xml:space="preserve">   - </w:t>
+      </w:r>
+      <w:r>
+        <w:rPr>
+          <w:rFonts w:ascii="Times New Roman" w:hAnsi="Times New Roman"/>
+          <w:sz w:val="24"/>
+        </w:rPr>
+        <w:t>4.1. Xây dựng bộ dữ liệu kiểm thử Benchmark gồm 30 báo cáo APT thực tế</w:t>
+      </w:r>
+    </w:p>
+    <w:p>
+      <w:pPr>
+        <w:pStyle w:val="ListParagraph"/>
+        <w:spacing w:before="0" w:after="40"/>
+        <w:ind w:left="720"/>
+      </w:pPr>
+      <w:r>
+        <w:rPr>
+          <w:rFonts w:ascii="Times New Roman" w:hAnsi="Times New Roman"/>
+          <w:sz w:val="24"/>
+        </w:rPr>
+        <w:t xml:space="preserve">   - </w:t>
+      </w:r>
+      <w:r>
+        <w:rPr>
+          <w:rFonts w:ascii="Times New Roman" w:hAnsi="Times New Roman"/>
+          <w:sz w:val="24"/>
+        </w:rPr>
+        <w:t>4.2. Đánh giá độ chính xác của trích xuất IOC và ánh xạ MITRE ATT&amp;CK</w:t>
+      </w:r>
+    </w:p>
+    <w:p>
+      <w:pPr>
+        <w:pStyle w:val="ListParagraph"/>
+        <w:spacing w:before="0" w:after="40"/>
+        <w:ind w:left="720"/>
+      </w:pPr>
+      <w:r>
+        <w:rPr>
+          <w:rFonts w:ascii="Times New Roman" w:hAnsi="Times New Roman"/>
+          <w:sz w:val="24"/>
+        </w:rPr>
+        <w:t xml:space="preserve">   - </w:t>
+      </w:r>
+      <w:r>
+        <w:rPr>
+          <w:rFonts w:ascii="Times New Roman" w:hAnsi="Times New Roman"/>
+          <w:sz w:val="24"/>
+        </w:rPr>
+        <w:t>4.3. Kiểm định tính hợp lệ cú pháp và khả thi của quy tắc phòng thủ (Sigma/YARA)</w:t>
+      </w:r>
+    </w:p>
+    <w:p>
+      <w:pPr>
+        <w:pStyle w:val="ListParagraph"/>
+        <w:spacing w:before="0" w:after="40"/>
+        <w:ind w:left="720"/>
+      </w:pPr>
+      <w:r>
+        <w:rPr>
+          <w:rFonts w:ascii="Times New Roman" w:hAnsi="Times New Roman"/>
+          <w:sz w:val="24"/>
+        </w:rPr>
+        <w:t xml:space="preserve">   - </w:t>
+      </w:r>
+      <w:r>
+        <w:rPr>
+          <w:rFonts w:ascii="Times New Roman" w:hAnsi="Times New Roman"/>
+          <w:sz w:val="24"/>
+        </w:rPr>
+        <w:t>4.4. Đo lường hiệu năng và so sánh thời gian phản ứng sự cố với phương pháp thủ công</w:t>
+      </w:r>
+    </w:p>
+    <w:p>
+      <w:pPr>
+        <w:pStyle w:val="ListParagraph"/>
+        <w:spacing w:before="0" w:after="40"/>
+        <w:ind w:left="720"/>
+      </w:pPr>
+      <w:r>
+        <w:rPr>
+          <w:rFonts w:ascii="Times New Roman" w:hAnsi="Times New Roman"/>
+          <w:sz w:val="24"/>
+        </w:rPr>
+        <w:t xml:space="preserve">   - </w:t>
+      </w:r>
+      <w:r>
+        <w:rPr>
+          <w:rFonts w:ascii="Times New Roman" w:hAnsi="Times New Roman"/>
+          <w:sz w:val="24"/>
+        </w:rPr>
+        <w:t>4.5. Kết luận, hạn chế của hệ thống và định hướng phát triển trong tương lai</w:t>
       </w:r>
     </w:p>
     <w:p>
@@ -1731,7 +1626,7 @@
           <w:i w:val="0"/>
           <w:sz w:val="24"/>
         </w:rPr>
-        <w:t>Kế hoạch thực hiện:</w:t>
+        <w:t>8. KẾ HOẠCH TIẾN ĐỘ THỰC HIỆN</w:t>
       </w:r>
     </w:p>
     <w:tbl>
@@ -1750,142 +1645,77 @@
         </w:tblBorders>
       </w:tblPr>
       <w:tblGrid>
-        <w:gridCol w:w="4032"/>
-        <w:gridCol w:w="562"/>
-        <w:gridCol w:w="562"/>
-        <w:gridCol w:w="562"/>
-        <w:gridCol w:w="562"/>
-        <w:gridCol w:w="562"/>
-        <w:gridCol w:w="562"/>
-        <w:gridCol w:w="562"/>
-        <w:gridCol w:w="562"/>
-        <w:gridCol w:w="562"/>
-        <w:gridCol w:w="562"/>
+        <w:gridCol w:w="1440"/>
+        <w:gridCol w:w="4608"/>
+        <w:gridCol w:w="3456"/>
       </w:tblGrid>
       <w:tr>
         <w:tc>
           <w:tcPr>
-            <w:tcW w:type="dxa" w:w="876"/>
-            <w:vMerge w:val="restart"/>
-            <w:vAlign w:val="center"/>
-            <w:tcMar>
-              <w:top w:w="60" w:type="dxa"/>
-              <w:bottom w:w="60" w:type="dxa"/>
-              <w:left w:w="80" w:type="dxa"/>
-              <w:right w:w="80" w:type="dxa"/>
-            </w:tcMar>
+            <w:tcW w:type="dxa" w:w="3211"/>
             <w:shd w:fill="F1F5F9"/>
             <w:tcMar>
-              <w:top w:w="60" w:type="dxa"/>
-              <w:bottom w:w="60" w:type="dxa"/>
-              <w:left w:w="80" w:type="dxa"/>
-              <w:right w:w="80" w:type="dxa"/>
+              <w:top w:w="80" w:type="dxa"/>
+              <w:bottom w:w="80" w:type="dxa"/>
+              <w:left w:w="100" w:type="dxa"/>
+              <w:right w:w="100" w:type="dxa"/>
             </w:tcMar>
-            <w:shd w:fill="F1F5F9"/>
           </w:tcPr>
           <w:p>
             <w:pPr>
-              <w:spacing w:before="40" w:after="40" w:line="276" w:lineRule="auto"/>
               <w:jc w:val="center"/>
             </w:pPr>
             <w:r>
               <w:rPr>
-                <w:rFonts w:ascii="Times New Roman" w:hAnsi="Times New Roman"/>
                 <w:b/>
-                <w:sz w:val="20"/>
               </w:rPr>
-              <w:t>Giai đoạn / Nội dung công việc</w:t>
+              <w:t>Tuần</w:t>
             </w:r>
           </w:p>
         </w:tc>
         <w:tc>
           <w:tcPr>
-            <w:tcW w:type="dxa" w:w="8760"/>
-            <w:gridSpan w:val="10"/>
-            <w:vAlign w:val="center"/>
-            <w:tcMar>
-              <w:top w:w="60" w:type="dxa"/>
-              <w:bottom w:w="60" w:type="dxa"/>
-              <w:left w:w="80" w:type="dxa"/>
-              <w:right w:w="80" w:type="dxa"/>
-            </w:tcMar>
+            <w:tcW w:type="dxa" w:w="3211"/>
             <w:shd w:fill="F1F5F9"/>
             <w:tcMar>
-              <w:top w:w="60" w:type="dxa"/>
-              <w:bottom w:w="60" w:type="dxa"/>
-              <w:left w:w="80" w:type="dxa"/>
-              <w:right w:w="80" w:type="dxa"/>
+              <w:top w:w="80" w:type="dxa"/>
+              <w:bottom w:w="80" w:type="dxa"/>
+              <w:left w:w="100" w:type="dxa"/>
+              <w:right w:w="100" w:type="dxa"/>
             </w:tcMar>
-            <w:shd w:fill="F1F5F9"/>
-            <w:tcMar>
-              <w:top w:w="60" w:type="dxa"/>
-              <w:bottom w:w="60" w:type="dxa"/>
-              <w:left w:w="80" w:type="dxa"/>
-              <w:right w:w="80" w:type="dxa"/>
-            </w:tcMar>
-            <w:shd w:fill="F1F5F9"/>
-            <w:tcMar>
-              <w:top w:w="60" w:type="dxa"/>
-              <w:bottom w:w="60" w:type="dxa"/>
-              <w:left w:w="80" w:type="dxa"/>
-              <w:right w:w="80" w:type="dxa"/>
-            </w:tcMar>
-            <w:shd w:fill="F1F5F9"/>
-            <w:tcMar>
-              <w:top w:w="60" w:type="dxa"/>
-              <w:bottom w:w="60" w:type="dxa"/>
-              <w:left w:w="80" w:type="dxa"/>
-              <w:right w:w="80" w:type="dxa"/>
-            </w:tcMar>
-            <w:shd w:fill="F1F5F9"/>
-            <w:tcMar>
-              <w:top w:w="60" w:type="dxa"/>
-              <w:bottom w:w="60" w:type="dxa"/>
-              <w:left w:w="80" w:type="dxa"/>
-              <w:right w:w="80" w:type="dxa"/>
-            </w:tcMar>
-            <w:shd w:fill="F1F5F9"/>
-            <w:tcMar>
-              <w:top w:w="60" w:type="dxa"/>
-              <w:bottom w:w="60" w:type="dxa"/>
-              <w:left w:w="80" w:type="dxa"/>
-              <w:right w:w="80" w:type="dxa"/>
-            </w:tcMar>
-            <w:shd w:fill="F1F5F9"/>
-            <w:tcMar>
-              <w:top w:w="60" w:type="dxa"/>
-              <w:bottom w:w="60" w:type="dxa"/>
-              <w:left w:w="80" w:type="dxa"/>
-              <w:right w:w="80" w:type="dxa"/>
-            </w:tcMar>
-            <w:shd w:fill="F1F5F9"/>
-            <w:tcMar>
-              <w:top w:w="60" w:type="dxa"/>
-              <w:bottom w:w="60" w:type="dxa"/>
-              <w:left w:w="80" w:type="dxa"/>
-              <w:right w:w="80" w:type="dxa"/>
-            </w:tcMar>
-            <w:shd w:fill="F1F5F9"/>
-            <w:tcMar>
-              <w:top w:w="60" w:type="dxa"/>
-              <w:bottom w:w="60" w:type="dxa"/>
-              <w:left w:w="80" w:type="dxa"/>
-              <w:right w:w="80" w:type="dxa"/>
-            </w:tcMar>
-            <w:shd w:fill="F1F5F9"/>
           </w:tcPr>
           <w:p>
             <w:pPr>
-              <w:spacing w:before="40" w:after="40" w:line="276" w:lineRule="auto"/>
               <w:jc w:val="center"/>
             </w:pPr>
             <w:r>
               <w:rPr>
-                <w:rFonts w:ascii="Times New Roman" w:hAnsi="Times New Roman"/>
                 <w:b/>
-                <w:sz w:val="20"/>
               </w:rPr>
-              <w:t>Tuần thứ</w:t>
+              <w:t>Nội dung công việc</w:t>
+            </w:r>
+          </w:p>
+        </w:tc>
+        <w:tc>
+          <w:tcPr>
+            <w:tcW w:type="dxa" w:w="3211"/>
+            <w:shd w:fill="F1F5F9"/>
+            <w:tcMar>
+              <w:top w:w="80" w:type="dxa"/>
+              <w:bottom w:w="80" w:type="dxa"/>
+              <w:left w:w="100" w:type="dxa"/>
+              <w:right w:w="100" w:type="dxa"/>
+            </w:tcMar>
+          </w:tcPr>
+          <w:p>
+            <w:pPr>
+              <w:jc w:val="center"/>
+            </w:pPr>
+            <w:r>
+              <w:rPr>
+                <w:b/>
+              </w:rPr>
+              <w:t>Kết quả dự kiến</w:t>
             </w:r>
           </w:p>
         </w:tc>
@@ -1893,278 +1723,76 @@
       <w:tr>
         <w:tc>
           <w:tcPr>
-            <w:tcW w:type="dxa" w:w="876"/>
-            <w:vMerge/>
-          </w:tcPr>
-          <w:p/>
-        </w:tc>
-        <w:tc>
-          <w:tcPr>
-            <w:tcW w:type="dxa" w:w="876"/>
-            <w:vAlign w:val="center"/>
+            <w:tcW w:type="dxa" w:w="3211"/>
             <w:tcMar>
-              <w:top w:w="60" w:type="dxa"/>
-              <w:bottom w:w="60" w:type="dxa"/>
-              <w:left w:w="80" w:type="dxa"/>
-              <w:right w:w="80" w:type="dxa"/>
+              <w:top w:w="70" w:type="dxa"/>
+              <w:bottom w:w="70" w:type="dxa"/>
+              <w:left w:w="90" w:type="dxa"/>
+              <w:right w:w="90" w:type="dxa"/>
             </w:tcMar>
-            <w:shd w:fill="F1F5F9"/>
           </w:tcPr>
           <w:p>
             <w:pPr>
-              <w:spacing w:before="40" w:after="40" w:line="276" w:lineRule="auto"/>
+              <w:spacing w:line="276" w:lineRule="auto"/>
               <w:jc w:val="center"/>
             </w:pPr>
             <w:r>
               <w:rPr>
                 <w:rFonts w:ascii="Times New Roman" w:hAnsi="Times New Roman"/>
                 <w:b/>
-                <w:sz w:val="20"/>
+                <w:sz w:val="21"/>
               </w:rPr>
-              <w:t>1</w:t>
+              <w:t>Tuần 1</w:t>
             </w:r>
           </w:p>
         </w:tc>
         <w:tc>
           <w:tcPr>
-            <w:tcW w:type="dxa" w:w="876"/>
-            <w:vAlign w:val="center"/>
+            <w:tcW w:type="dxa" w:w="3211"/>
             <w:tcMar>
-              <w:top w:w="60" w:type="dxa"/>
-              <w:bottom w:w="60" w:type="dxa"/>
-              <w:left w:w="80" w:type="dxa"/>
-              <w:right w:w="80" w:type="dxa"/>
+              <w:top w:w="70" w:type="dxa"/>
+              <w:bottom w:w="70" w:type="dxa"/>
+              <w:left w:w="90" w:type="dxa"/>
+              <w:right w:w="90" w:type="dxa"/>
             </w:tcMar>
-            <w:shd w:fill="F1F5F9"/>
           </w:tcPr>
           <w:p>
             <w:pPr>
-              <w:spacing w:before="40" w:after="40" w:line="276" w:lineRule="auto"/>
-              <w:jc w:val="center"/>
+              <w:spacing w:line="276" w:lineRule="auto"/>
             </w:pPr>
             <w:r>
               <w:rPr>
                 <w:rFonts w:ascii="Times New Roman" w:hAnsi="Times New Roman"/>
-                <w:b/>
-                <w:sz w:val="20"/>
+                <w:sz w:val="21"/>
               </w:rPr>
-              <w:t>2</w:t>
+              <w:t>- Khảo sát tài liệu nghiên cứu về CTI, STIX 2.1, MITRE ATT&amp;CK.</w:t>
+              <w:br/>
+              <w:t>- Nghiên cứu kiến trúc ReAct Agent và cơ chế Tool-Calling.</w:t>
+              <w:br/>
+              <w:t>- Thiết lập môi trường phát triển (Python, Git Repo, API Keys).</w:t>
             </w:r>
           </w:p>
         </w:tc>
         <w:tc>
           <w:tcPr>
-            <w:tcW w:type="dxa" w:w="876"/>
-            <w:vAlign w:val="center"/>
+            <w:tcW w:type="dxa" w:w="3211"/>
             <w:tcMar>
-              <w:top w:w="60" w:type="dxa"/>
-              <w:bottom w:w="60" w:type="dxa"/>
-              <w:left w:w="80" w:type="dxa"/>
-              <w:right w:w="80" w:type="dxa"/>
+              <w:top w:w="70" w:type="dxa"/>
+              <w:bottom w:w="70" w:type="dxa"/>
+              <w:left w:w="90" w:type="dxa"/>
+              <w:right w:w="90" w:type="dxa"/>
             </w:tcMar>
-            <w:shd w:fill="F1F5F9"/>
           </w:tcPr>
           <w:p>
             <w:pPr>
-              <w:spacing w:before="40" w:after="40" w:line="276" w:lineRule="auto"/>
-              <w:jc w:val="center"/>
+              <w:spacing w:line="276" w:lineRule="auto"/>
             </w:pPr>
             <w:r>
               <w:rPr>
                 <w:rFonts w:ascii="Times New Roman" w:hAnsi="Times New Roman"/>
-                <w:b/>
-                <w:sz w:val="20"/>
+                <w:sz w:val="21"/>
               </w:rPr>
-              <w:t>3</w:t>
-            </w:r>
-          </w:p>
-        </w:tc>
-        <w:tc>
-          <w:tcPr>
-            <w:tcW w:type="dxa" w:w="876"/>
-            <w:vAlign w:val="center"/>
-            <w:tcMar>
-              <w:top w:w="60" w:type="dxa"/>
-              <w:bottom w:w="60" w:type="dxa"/>
-              <w:left w:w="80" w:type="dxa"/>
-              <w:right w:w="80" w:type="dxa"/>
-            </w:tcMar>
-            <w:shd w:fill="F1F5F9"/>
-          </w:tcPr>
-          <w:p>
-            <w:pPr>
-              <w:spacing w:before="40" w:after="40" w:line="276" w:lineRule="auto"/>
-              <w:jc w:val="center"/>
-            </w:pPr>
-            <w:r>
-              <w:rPr>
-                <w:rFonts w:ascii="Times New Roman" w:hAnsi="Times New Roman"/>
-                <w:b/>
-                <w:sz w:val="20"/>
-              </w:rPr>
-              <w:t>4</w:t>
-            </w:r>
-          </w:p>
-        </w:tc>
-        <w:tc>
-          <w:tcPr>
-            <w:tcW w:type="dxa" w:w="876"/>
-            <w:vAlign w:val="center"/>
-            <w:tcMar>
-              <w:top w:w="60" w:type="dxa"/>
-              <w:bottom w:w="60" w:type="dxa"/>
-              <w:left w:w="80" w:type="dxa"/>
-              <w:right w:w="80" w:type="dxa"/>
-            </w:tcMar>
-            <w:shd w:fill="F1F5F9"/>
-          </w:tcPr>
-          <w:p>
-            <w:pPr>
-              <w:spacing w:before="40" w:after="40" w:line="276" w:lineRule="auto"/>
-              <w:jc w:val="center"/>
-            </w:pPr>
-            <w:r>
-              <w:rPr>
-                <w:rFonts w:ascii="Times New Roman" w:hAnsi="Times New Roman"/>
-                <w:b/>
-                <w:sz w:val="20"/>
-              </w:rPr>
-              <w:t>5</w:t>
-            </w:r>
-          </w:p>
-        </w:tc>
-        <w:tc>
-          <w:tcPr>
-            <w:tcW w:type="dxa" w:w="876"/>
-            <w:vAlign w:val="center"/>
-            <w:tcMar>
-              <w:top w:w="60" w:type="dxa"/>
-              <w:bottom w:w="60" w:type="dxa"/>
-              <w:left w:w="80" w:type="dxa"/>
-              <w:right w:w="80" w:type="dxa"/>
-            </w:tcMar>
-            <w:shd w:fill="F1F5F9"/>
-          </w:tcPr>
-          <w:p>
-            <w:pPr>
-              <w:spacing w:before="40" w:after="40" w:line="276" w:lineRule="auto"/>
-              <w:jc w:val="center"/>
-            </w:pPr>
-            <w:r>
-              <w:rPr>
-                <w:rFonts w:ascii="Times New Roman" w:hAnsi="Times New Roman"/>
-                <w:b/>
-                <w:sz w:val="20"/>
-              </w:rPr>
-              <w:t>6</w:t>
-            </w:r>
-          </w:p>
-        </w:tc>
-        <w:tc>
-          <w:tcPr>
-            <w:tcW w:type="dxa" w:w="876"/>
-            <w:vAlign w:val="center"/>
-            <w:tcMar>
-              <w:top w:w="60" w:type="dxa"/>
-              <w:bottom w:w="60" w:type="dxa"/>
-              <w:left w:w="80" w:type="dxa"/>
-              <w:right w:w="80" w:type="dxa"/>
-            </w:tcMar>
-            <w:shd w:fill="F1F5F9"/>
-          </w:tcPr>
-          <w:p>
-            <w:pPr>
-              <w:spacing w:before="40" w:after="40" w:line="276" w:lineRule="auto"/>
-              <w:jc w:val="center"/>
-            </w:pPr>
-            <w:r>
-              <w:rPr>
-                <w:rFonts w:ascii="Times New Roman" w:hAnsi="Times New Roman"/>
-                <w:b/>
-                <w:sz w:val="20"/>
-              </w:rPr>
-              <w:t>7</w:t>
-            </w:r>
-          </w:p>
-        </w:tc>
-        <w:tc>
-          <w:tcPr>
-            <w:tcW w:type="dxa" w:w="876"/>
-            <w:vAlign w:val="center"/>
-            <w:tcMar>
-              <w:top w:w="60" w:type="dxa"/>
-              <w:bottom w:w="60" w:type="dxa"/>
-              <w:left w:w="80" w:type="dxa"/>
-              <w:right w:w="80" w:type="dxa"/>
-            </w:tcMar>
-            <w:shd w:fill="F1F5F9"/>
-          </w:tcPr>
-          <w:p>
-            <w:pPr>
-              <w:spacing w:before="40" w:after="40" w:line="276" w:lineRule="auto"/>
-              <w:jc w:val="center"/>
-            </w:pPr>
-            <w:r>
-              <w:rPr>
-                <w:rFonts w:ascii="Times New Roman" w:hAnsi="Times New Roman"/>
-                <w:b/>
-                <w:sz w:val="20"/>
-              </w:rPr>
-              <w:t>8</w:t>
-            </w:r>
-          </w:p>
-        </w:tc>
-        <w:tc>
-          <w:tcPr>
-            <w:tcW w:type="dxa" w:w="876"/>
-            <w:vAlign w:val="center"/>
-            <w:tcMar>
-              <w:top w:w="60" w:type="dxa"/>
-              <w:bottom w:w="60" w:type="dxa"/>
-              <w:left w:w="80" w:type="dxa"/>
-              <w:right w:w="80" w:type="dxa"/>
-            </w:tcMar>
-            <w:shd w:fill="F1F5F9"/>
-          </w:tcPr>
-          <w:p>
-            <w:pPr>
-              <w:spacing w:before="40" w:after="40" w:line="276" w:lineRule="auto"/>
-              <w:jc w:val="center"/>
-            </w:pPr>
-            <w:r>
-              <w:rPr>
-                <w:rFonts w:ascii="Times New Roman" w:hAnsi="Times New Roman"/>
-                <w:b/>
-                <w:sz w:val="20"/>
-              </w:rPr>
-              <w:t>9</w:t>
-            </w:r>
-          </w:p>
-        </w:tc>
-        <w:tc>
-          <w:tcPr>
-            <w:tcW w:type="dxa" w:w="876"/>
-            <w:vAlign w:val="center"/>
-            <w:tcMar>
-              <w:top w:w="60" w:type="dxa"/>
-              <w:bottom w:w="60" w:type="dxa"/>
-              <w:left w:w="80" w:type="dxa"/>
-              <w:right w:w="80" w:type="dxa"/>
-            </w:tcMar>
-            <w:shd w:fill="F1F5F9"/>
-          </w:tcPr>
-          <w:p>
-            <w:pPr>
-              <w:spacing w:before="40" w:after="40" w:line="276" w:lineRule="auto"/>
-              <w:jc w:val="center"/>
-            </w:pPr>
-            <w:r>
-              <w:rPr>
-                <w:rFonts w:ascii="Times New Roman" w:hAnsi="Times New Roman"/>
-                <w:b/>
-                <w:sz w:val="20"/>
-              </w:rPr>
-              <w:t>10</w:t>
+              <w:t>Bản tổng hợp lý thuyết, đề cương chi tiết và môi trường làm việc hoàn chỉnh.</w:t>
             </w:r>
           </w:p>
         </w:tc>
@@ -2172,2281 +1800,640 @@
       <w:tr>
         <w:tc>
           <w:tcPr>
-            <w:tcW w:type="dxa" w:w="876"/>
-            <w:vAlign w:val="center"/>
+            <w:tcW w:type="dxa" w:w="3211"/>
+            <w:shd w:fill="F8FAFC"/>
             <w:tcMar>
-              <w:top w:w="60" w:type="dxa"/>
-              <w:bottom w:w="60" w:type="dxa"/>
-              <w:left w:w="80" w:type="dxa"/>
-              <w:right w:w="80" w:type="dxa"/>
+              <w:top w:w="70" w:type="dxa"/>
+              <w:bottom w:w="70" w:type="dxa"/>
+              <w:left w:w="90" w:type="dxa"/>
+              <w:right w:w="90" w:type="dxa"/>
             </w:tcMar>
           </w:tcPr>
           <w:p>
             <w:pPr>
-              <w:spacing w:before="40" w:after="40" w:line="276" w:lineRule="auto"/>
-              <w:jc w:val="left"/>
-            </w:pPr>
-            <w:r>
-              <w:rPr>
-                <w:rFonts w:ascii="Times New Roman" w:hAnsi="Times New Roman"/>
-                <w:sz w:val="20"/>
-              </w:rPr>
-              <w:t>Nghiên cứu các bài báo và tài liệu liên quan (CTI, STIX 2.1, MITRE ATT&amp;CK, ReAct Agent)</w:t>
-            </w:r>
-          </w:p>
-        </w:tc>
-        <w:tc>
-          <w:tcPr>
-            <w:tcW w:type="dxa" w:w="876"/>
-            <w:vAlign w:val="center"/>
-            <w:tcMar>
-              <w:top w:w="60" w:type="dxa"/>
-              <w:bottom w:w="60" w:type="dxa"/>
-              <w:left w:w="80" w:type="dxa"/>
-              <w:right w:w="80" w:type="dxa"/>
-            </w:tcMar>
-          </w:tcPr>
-          <w:p>
-            <w:pPr>
-              <w:spacing w:before="40" w:after="40" w:line="276" w:lineRule="auto"/>
+              <w:spacing w:line="276" w:lineRule="auto"/>
               <w:jc w:val="center"/>
             </w:pPr>
             <w:r>
               <w:rPr>
                 <w:rFonts w:ascii="Times New Roman" w:hAnsi="Times New Roman"/>
                 <w:b/>
-                <w:sz w:val="22"/>
+                <w:sz w:val="21"/>
               </w:rPr>
-              <w:t>*</w:t>
+              <w:t>Tuần 2</w:t>
             </w:r>
           </w:p>
         </w:tc>
         <w:tc>
           <w:tcPr>
-            <w:tcW w:type="dxa" w:w="876"/>
-            <w:vAlign w:val="center"/>
+            <w:tcW w:type="dxa" w:w="3211"/>
+            <w:shd w:fill="F8FAFC"/>
             <w:tcMar>
-              <w:top w:w="60" w:type="dxa"/>
-              <w:bottom w:w="60" w:type="dxa"/>
-              <w:left w:w="80" w:type="dxa"/>
-              <w:right w:w="80" w:type="dxa"/>
+              <w:top w:w="70" w:type="dxa"/>
+              <w:bottom w:w="70" w:type="dxa"/>
+              <w:left w:w="90" w:type="dxa"/>
+              <w:right w:w="90" w:type="dxa"/>
             </w:tcMar>
           </w:tcPr>
           <w:p>
             <w:pPr>
-              <w:spacing w:before="40" w:after="40" w:line="276" w:lineRule="auto"/>
+              <w:spacing w:line="276" w:lineRule="auto"/>
+            </w:pPr>
+            <w:r>
+              <w:rPr>
+                <w:rFonts w:ascii="Times New Roman" w:hAnsi="Times New Roman"/>
+                <w:sz w:val="21"/>
+              </w:rPr>
+              <w:t>- Phân tích yêu cầu hệ thống và thiết kế kiến trúc Single-Agent Đa công cụ.</w:t>
+              <w:br/>
+              <w:t>- Xây dựng lược đồ dữ liệu chung (Shared Schemas bằng Pydantic).</w:t>
+              <w:br/>
+              <w:t>- Thiết kế cơ sở dữ liệu SQLite và cơ chế bộ nhớ đệm (Caching).</w:t>
+            </w:r>
+          </w:p>
+        </w:tc>
+        <w:tc>
+          <w:tcPr>
+            <w:tcW w:type="dxa" w:w="3211"/>
+            <w:shd w:fill="F8FAFC"/>
+            <w:tcMar>
+              <w:top w:w="70" w:type="dxa"/>
+              <w:bottom w:w="70" w:type="dxa"/>
+              <w:left w:w="90" w:type="dxa"/>
+              <w:right w:w="90" w:type="dxa"/>
+            </w:tcMar>
+          </w:tcPr>
+          <w:p>
+            <w:pPr>
+              <w:spacing w:line="276" w:lineRule="auto"/>
+            </w:pPr>
+            <w:r>
+              <w:rPr>
+                <w:rFonts w:ascii="Times New Roman" w:hAnsi="Times New Roman"/>
+                <w:sz w:val="21"/>
+              </w:rPr>
+              <w:t>Kiến trúc hệ thống chi tiết và file định nghĩa Schemas dùng chung.</w:t>
+            </w:r>
+          </w:p>
+        </w:tc>
+      </w:tr>
+      <w:tr>
+        <w:tc>
+          <w:tcPr>
+            <w:tcW w:type="dxa" w:w="3211"/>
+            <w:tcMar>
+              <w:top w:w="70" w:type="dxa"/>
+              <w:bottom w:w="70" w:type="dxa"/>
+              <w:left w:w="90" w:type="dxa"/>
+              <w:right w:w="90" w:type="dxa"/>
+            </w:tcMar>
+          </w:tcPr>
+          <w:p>
+            <w:pPr>
+              <w:spacing w:line="276" w:lineRule="auto"/>
               <w:jc w:val="center"/>
             </w:pPr>
             <w:r>
               <w:rPr>
                 <w:rFonts w:ascii="Times New Roman" w:hAnsi="Times New Roman"/>
                 <w:b/>
-                <w:sz w:val="22"/>
+                <w:sz w:val="21"/>
               </w:rPr>
-              <w:t>*</w:t>
+              <w:t>Tuần 3</w:t>
             </w:r>
           </w:p>
         </w:tc>
         <w:tc>
           <w:tcPr>
-            <w:tcW w:type="dxa" w:w="876"/>
-            <w:vAlign w:val="center"/>
+            <w:tcW w:type="dxa" w:w="3211"/>
             <w:tcMar>
-              <w:top w:w="60" w:type="dxa"/>
-              <w:bottom w:w="60" w:type="dxa"/>
-              <w:left w:w="80" w:type="dxa"/>
-              <w:right w:w="80" w:type="dxa"/>
+              <w:top w:w="70" w:type="dxa"/>
+              <w:bottom w:w="70" w:type="dxa"/>
+              <w:left w:w="90" w:type="dxa"/>
+              <w:right w:w="90" w:type="dxa"/>
             </w:tcMar>
           </w:tcPr>
           <w:p>
             <w:pPr>
-              <w:spacing w:before="40" w:after="40" w:line="276" w:lineRule="auto"/>
-              <w:jc w:val="center"/>
+              <w:spacing w:line="276" w:lineRule="auto"/>
             </w:pPr>
+            <w:r>
+              <w:rPr>
+                <w:rFonts w:ascii="Times New Roman" w:hAnsi="Times New Roman"/>
+                <w:sz w:val="21"/>
+              </w:rPr>
+              <w:t>- Hiện thực hóa Module thu thập dữ liệu nguồn mở OSINT (Tool 1: RSS TheHackerNews, BleepingComputer; Tool 2: CISA KEV JSON).</w:t>
+              <w:br/>
+              <w:t>- Viết unit test cho các collector.</w:t>
+            </w:r>
           </w:p>
         </w:tc>
         <w:tc>
           <w:tcPr>
-            <w:tcW w:type="dxa" w:w="876"/>
-            <w:vAlign w:val="center"/>
+            <w:tcW w:type="dxa" w:w="3211"/>
             <w:tcMar>
-              <w:top w:w="60" w:type="dxa"/>
-              <w:bottom w:w="60" w:type="dxa"/>
-              <w:left w:w="80" w:type="dxa"/>
-              <w:right w:w="80" w:type="dxa"/>
+              <w:top w:w="70" w:type="dxa"/>
+              <w:bottom w:w="70" w:type="dxa"/>
+              <w:left w:w="90" w:type="dxa"/>
+              <w:right w:w="90" w:type="dxa"/>
             </w:tcMar>
           </w:tcPr>
           <w:p>
             <w:pPr>
-              <w:spacing w:before="40" w:after="40" w:line="276" w:lineRule="auto"/>
-              <w:jc w:val="center"/>
+              <w:spacing w:line="276" w:lineRule="auto"/>
             </w:pPr>
-          </w:p>
-        </w:tc>
-        <w:tc>
-          <w:tcPr>
-            <w:tcW w:type="dxa" w:w="876"/>
-            <w:vAlign w:val="center"/>
-            <w:tcMar>
-              <w:top w:w="60" w:type="dxa"/>
-              <w:bottom w:w="60" w:type="dxa"/>
-              <w:left w:w="80" w:type="dxa"/>
-              <w:right w:w="80" w:type="dxa"/>
-            </w:tcMar>
-          </w:tcPr>
-          <w:p>
-            <w:pPr>
-              <w:spacing w:before="40" w:after="40" w:line="276" w:lineRule="auto"/>
-              <w:jc w:val="center"/>
-            </w:pPr>
-          </w:p>
-        </w:tc>
-        <w:tc>
-          <w:tcPr>
-            <w:tcW w:type="dxa" w:w="876"/>
-            <w:vAlign w:val="center"/>
-            <w:tcMar>
-              <w:top w:w="60" w:type="dxa"/>
-              <w:bottom w:w="60" w:type="dxa"/>
-              <w:left w:w="80" w:type="dxa"/>
-              <w:right w:w="80" w:type="dxa"/>
-            </w:tcMar>
-          </w:tcPr>
-          <w:p>
-            <w:pPr>
-              <w:spacing w:before="40" w:after="40" w:line="276" w:lineRule="auto"/>
-              <w:jc w:val="center"/>
-            </w:pPr>
-          </w:p>
-        </w:tc>
-        <w:tc>
-          <w:tcPr>
-            <w:tcW w:type="dxa" w:w="876"/>
-            <w:vAlign w:val="center"/>
-            <w:tcMar>
-              <w:top w:w="60" w:type="dxa"/>
-              <w:bottom w:w="60" w:type="dxa"/>
-              <w:left w:w="80" w:type="dxa"/>
-              <w:right w:w="80" w:type="dxa"/>
-            </w:tcMar>
-          </w:tcPr>
-          <w:p>
-            <w:pPr>
-              <w:spacing w:before="40" w:after="40" w:line="276" w:lineRule="auto"/>
-              <w:jc w:val="center"/>
-            </w:pPr>
-          </w:p>
-        </w:tc>
-        <w:tc>
-          <w:tcPr>
-            <w:tcW w:type="dxa" w:w="876"/>
-            <w:vAlign w:val="center"/>
-            <w:tcMar>
-              <w:top w:w="60" w:type="dxa"/>
-              <w:bottom w:w="60" w:type="dxa"/>
-              <w:left w:w="80" w:type="dxa"/>
-              <w:right w:w="80" w:type="dxa"/>
-            </w:tcMar>
-          </w:tcPr>
-          <w:p>
-            <w:pPr>
-              <w:spacing w:before="40" w:after="40" w:line="276" w:lineRule="auto"/>
-              <w:jc w:val="center"/>
-            </w:pPr>
-          </w:p>
-        </w:tc>
-        <w:tc>
-          <w:tcPr>
-            <w:tcW w:type="dxa" w:w="876"/>
-            <w:vAlign w:val="center"/>
-            <w:tcMar>
-              <w:top w:w="60" w:type="dxa"/>
-              <w:bottom w:w="60" w:type="dxa"/>
-              <w:left w:w="80" w:type="dxa"/>
-              <w:right w:w="80" w:type="dxa"/>
-            </w:tcMar>
-          </w:tcPr>
-          <w:p>
-            <w:pPr>
-              <w:spacing w:before="40" w:after="40" w:line="276" w:lineRule="auto"/>
-              <w:jc w:val="center"/>
-            </w:pPr>
-          </w:p>
-        </w:tc>
-        <w:tc>
-          <w:tcPr>
-            <w:tcW w:type="dxa" w:w="876"/>
-            <w:vAlign w:val="center"/>
-            <w:tcMar>
-              <w:top w:w="60" w:type="dxa"/>
-              <w:bottom w:w="60" w:type="dxa"/>
-              <w:left w:w="80" w:type="dxa"/>
-              <w:right w:w="80" w:type="dxa"/>
-            </w:tcMar>
-          </w:tcPr>
-          <w:p>
-            <w:pPr>
-              <w:spacing w:before="40" w:after="40" w:line="276" w:lineRule="auto"/>
-              <w:jc w:val="center"/>
-            </w:pPr>
+            <w:r>
+              <w:rPr>
+                <w:rFonts w:ascii="Times New Roman" w:hAnsi="Times New Roman"/>
+                <w:sz w:val="21"/>
+              </w:rPr>
+              <w:t>Module Ingestion chạy ổn định, tự động thu thập và chuẩn hóa dữ liệu thô.</w:t>
+            </w:r>
           </w:p>
         </w:tc>
       </w:tr>
       <w:tr>
         <w:tc>
           <w:tcPr>
-            <w:tcW w:type="dxa" w:w="876"/>
-            <w:vAlign w:val="center"/>
+            <w:tcW w:type="dxa" w:w="3211"/>
+            <w:shd w:fill="F8FAFC"/>
             <w:tcMar>
-              <w:top w:w="60" w:type="dxa"/>
-              <w:bottom w:w="60" w:type="dxa"/>
-              <w:left w:w="80" w:type="dxa"/>
-              <w:right w:w="80" w:type="dxa"/>
+              <w:top w:w="70" w:type="dxa"/>
+              <w:bottom w:w="70" w:type="dxa"/>
+              <w:left w:w="90" w:type="dxa"/>
+              <w:right w:w="90" w:type="dxa"/>
             </w:tcMar>
-            <w:shd w:fill="FAFAFA"/>
           </w:tcPr>
           <w:p>
             <w:pPr>
-              <w:spacing w:before="40" w:after="40" w:line="276" w:lineRule="auto"/>
-              <w:jc w:val="left"/>
-            </w:pPr>
-            <w:r>
-              <w:rPr>
-                <w:rFonts w:ascii="Times New Roman" w:hAnsi="Times New Roman"/>
-                <w:sz w:val="20"/>
-              </w:rPr>
-              <w:t>Thiết kế kiến trúc hệ thống, quy ước dữ liệu chung (Schemas) và cơ chế bộ nhớ đệm SQLite</w:t>
-            </w:r>
-          </w:p>
-        </w:tc>
-        <w:tc>
-          <w:tcPr>
-            <w:tcW w:type="dxa" w:w="876"/>
-            <w:vAlign w:val="center"/>
-            <w:tcMar>
-              <w:top w:w="60" w:type="dxa"/>
-              <w:bottom w:w="60" w:type="dxa"/>
-              <w:left w:w="80" w:type="dxa"/>
-              <w:right w:w="80" w:type="dxa"/>
-            </w:tcMar>
-            <w:shd w:fill="FAFAFA"/>
-          </w:tcPr>
-          <w:p>
-            <w:pPr>
-              <w:spacing w:before="40" w:after="40" w:line="276" w:lineRule="auto"/>
-              <w:jc w:val="center"/>
-            </w:pPr>
-          </w:p>
-        </w:tc>
-        <w:tc>
-          <w:tcPr>
-            <w:tcW w:type="dxa" w:w="876"/>
-            <w:vAlign w:val="center"/>
-            <w:tcMar>
-              <w:top w:w="60" w:type="dxa"/>
-              <w:bottom w:w="60" w:type="dxa"/>
-              <w:left w:w="80" w:type="dxa"/>
-              <w:right w:w="80" w:type="dxa"/>
-            </w:tcMar>
-            <w:shd w:fill="FAFAFA"/>
-          </w:tcPr>
-          <w:p>
-            <w:pPr>
-              <w:spacing w:before="40" w:after="40" w:line="276" w:lineRule="auto"/>
+              <w:spacing w:line="276" w:lineRule="auto"/>
               <w:jc w:val="center"/>
             </w:pPr>
             <w:r>
               <w:rPr>
                 <w:rFonts w:ascii="Times New Roman" w:hAnsi="Times New Roman"/>
                 <w:b/>
-                <w:sz w:val="22"/>
+                <w:sz w:val="21"/>
               </w:rPr>
-              <w:t>*</w:t>
+              <w:t>Tuần 4</w:t>
             </w:r>
           </w:p>
         </w:tc>
         <w:tc>
           <w:tcPr>
-            <w:tcW w:type="dxa" w:w="876"/>
-            <w:vAlign w:val="center"/>
+            <w:tcW w:type="dxa" w:w="3211"/>
+            <w:shd w:fill="F8FAFC"/>
             <w:tcMar>
-              <w:top w:w="60" w:type="dxa"/>
-              <w:bottom w:w="60" w:type="dxa"/>
-              <w:left w:w="80" w:type="dxa"/>
-              <w:right w:w="80" w:type="dxa"/>
+              <w:top w:w="70" w:type="dxa"/>
+              <w:bottom w:w="70" w:type="dxa"/>
+              <w:left w:w="90" w:type="dxa"/>
+              <w:right w:w="90" w:type="dxa"/>
             </w:tcMar>
-            <w:shd w:fill="FAFAFA"/>
           </w:tcPr>
           <w:p>
             <w:pPr>
-              <w:spacing w:before="40" w:after="40" w:line="276" w:lineRule="auto"/>
+              <w:spacing w:line="276" w:lineRule="auto"/>
+            </w:pPr>
+            <w:r>
+              <w:rPr>
+                <w:rFonts w:ascii="Times New Roman" w:hAnsi="Times New Roman"/>
+                <w:sz w:val="21"/>
+              </w:rPr>
+              <w:t>- Hiện thực hóa Module làm giàu dữ liệu (Tool 3: VirusTotal API, Tool 4: AbuseIPDB API).</w:t>
+              <w:br/>
+              <w:t>- Tích hợp cơ chế SQLite Cache chống nghẽn và tiết kiệm hạn mức API.</w:t>
+            </w:r>
+          </w:p>
+        </w:tc>
+        <w:tc>
+          <w:tcPr>
+            <w:tcW w:type="dxa" w:w="3211"/>
+            <w:shd w:fill="F8FAFC"/>
+            <w:tcMar>
+              <w:top w:w="70" w:type="dxa"/>
+              <w:bottom w:w="70" w:type="dxa"/>
+              <w:left w:w="90" w:type="dxa"/>
+              <w:right w:w="90" w:type="dxa"/>
+            </w:tcMar>
+          </w:tcPr>
+          <w:p>
+            <w:pPr>
+              <w:spacing w:line="276" w:lineRule="auto"/>
+            </w:pPr>
+            <w:r>
+              <w:rPr>
+                <w:rFonts w:ascii="Times New Roman" w:hAnsi="Times New Roman"/>
+                <w:sz w:val="21"/>
+              </w:rPr>
+              <w:t>Module thẩm định IOC hoàn chỉnh, trả về điểm số độc hại chính xác.</w:t>
+            </w:r>
+          </w:p>
+        </w:tc>
+      </w:tr>
+      <w:tr>
+        <w:tc>
+          <w:tcPr>
+            <w:tcW w:type="dxa" w:w="3211"/>
+            <w:tcMar>
+              <w:top w:w="70" w:type="dxa"/>
+              <w:bottom w:w="70" w:type="dxa"/>
+              <w:left w:w="90" w:type="dxa"/>
+              <w:right w:w="90" w:type="dxa"/>
+            </w:tcMar>
+          </w:tcPr>
+          <w:p>
+            <w:pPr>
+              <w:spacing w:line="276" w:lineRule="auto"/>
               <w:jc w:val="center"/>
             </w:pPr>
             <w:r>
               <w:rPr>
                 <w:rFonts w:ascii="Times New Roman" w:hAnsi="Times New Roman"/>
                 <w:b/>
-                <w:sz w:val="22"/>
+                <w:sz w:val="21"/>
               </w:rPr>
-              <w:t>*</w:t>
+              <w:t>Tuần 5</w:t>
             </w:r>
           </w:p>
         </w:tc>
         <w:tc>
           <w:tcPr>
-            <w:tcW w:type="dxa" w:w="876"/>
-            <w:vAlign w:val="center"/>
+            <w:tcW w:type="dxa" w:w="3211"/>
             <w:tcMar>
-              <w:top w:w="60" w:type="dxa"/>
-              <w:bottom w:w="60" w:type="dxa"/>
-              <w:left w:w="80" w:type="dxa"/>
-              <w:right w:w="80" w:type="dxa"/>
+              <w:top w:w="70" w:type="dxa"/>
+              <w:bottom w:w="70" w:type="dxa"/>
+              <w:left w:w="90" w:type="dxa"/>
+              <w:right w:w="90" w:type="dxa"/>
             </w:tcMar>
-            <w:shd w:fill="FAFAFA"/>
           </w:tcPr>
           <w:p>
             <w:pPr>
-              <w:spacing w:before="40" w:after="40" w:line="276" w:lineRule="auto"/>
-              <w:jc w:val="center"/>
+              <w:spacing w:line="276" w:lineRule="auto"/>
             </w:pPr>
+            <w:r>
+              <w:rPr>
+                <w:rFonts w:ascii="Times New Roman" w:hAnsi="Times New Roman"/>
+                <w:sz w:val="21"/>
+              </w:rPr>
+              <w:t>- Xây dựng Bộ não AI Agent trung tâm theo vòng lặp suy luận ReAct.</w:t>
+              <w:br/>
+              <w:t>- Hiện thực hóa Tool 6 (Trích xuất IOC qua Regex + LLM) và Tool 7 (Ánh xạ MITRE ATT&amp;CK).</w:t>
+            </w:r>
           </w:p>
         </w:tc>
         <w:tc>
           <w:tcPr>
-            <w:tcW w:type="dxa" w:w="876"/>
-            <w:vAlign w:val="center"/>
+            <w:tcW w:type="dxa" w:w="3211"/>
             <w:tcMar>
-              <w:top w:w="60" w:type="dxa"/>
-              <w:bottom w:w="60" w:type="dxa"/>
-              <w:left w:w="80" w:type="dxa"/>
-              <w:right w:w="80" w:type="dxa"/>
+              <w:top w:w="70" w:type="dxa"/>
+              <w:bottom w:w="70" w:type="dxa"/>
+              <w:left w:w="90" w:type="dxa"/>
+              <w:right w:w="90" w:type="dxa"/>
             </w:tcMar>
-            <w:shd w:fill="FAFAFA"/>
           </w:tcPr>
           <w:p>
             <w:pPr>
-              <w:spacing w:before="40" w:after="40" w:line="276" w:lineRule="auto"/>
-              <w:jc w:val="center"/>
+              <w:spacing w:line="276" w:lineRule="auto"/>
             </w:pPr>
-          </w:p>
-        </w:tc>
-        <w:tc>
-          <w:tcPr>
-            <w:tcW w:type="dxa" w:w="876"/>
-            <w:vAlign w:val="center"/>
-            <w:tcMar>
-              <w:top w:w="60" w:type="dxa"/>
-              <w:bottom w:w="60" w:type="dxa"/>
-              <w:left w:w="80" w:type="dxa"/>
-              <w:right w:w="80" w:type="dxa"/>
-            </w:tcMar>
-            <w:shd w:fill="FAFAFA"/>
-          </w:tcPr>
-          <w:p>
-            <w:pPr>
-              <w:spacing w:before="40" w:after="40" w:line="276" w:lineRule="auto"/>
-              <w:jc w:val="center"/>
-            </w:pPr>
-          </w:p>
-        </w:tc>
-        <w:tc>
-          <w:tcPr>
-            <w:tcW w:type="dxa" w:w="876"/>
-            <w:vAlign w:val="center"/>
-            <w:tcMar>
-              <w:top w:w="60" w:type="dxa"/>
-              <w:bottom w:w="60" w:type="dxa"/>
-              <w:left w:w="80" w:type="dxa"/>
-              <w:right w:w="80" w:type="dxa"/>
-            </w:tcMar>
-            <w:shd w:fill="FAFAFA"/>
-          </w:tcPr>
-          <w:p>
-            <w:pPr>
-              <w:spacing w:before="40" w:after="40" w:line="276" w:lineRule="auto"/>
-              <w:jc w:val="center"/>
-            </w:pPr>
-          </w:p>
-        </w:tc>
-        <w:tc>
-          <w:tcPr>
-            <w:tcW w:type="dxa" w:w="876"/>
-            <w:vAlign w:val="center"/>
-            <w:tcMar>
-              <w:top w:w="60" w:type="dxa"/>
-              <w:bottom w:w="60" w:type="dxa"/>
-              <w:left w:w="80" w:type="dxa"/>
-              <w:right w:w="80" w:type="dxa"/>
-            </w:tcMar>
-            <w:shd w:fill="FAFAFA"/>
-          </w:tcPr>
-          <w:p>
-            <w:pPr>
-              <w:spacing w:before="40" w:after="40" w:line="276" w:lineRule="auto"/>
-              <w:jc w:val="center"/>
-            </w:pPr>
-          </w:p>
-        </w:tc>
-        <w:tc>
-          <w:tcPr>
-            <w:tcW w:type="dxa" w:w="876"/>
-            <w:vAlign w:val="center"/>
-            <w:tcMar>
-              <w:top w:w="60" w:type="dxa"/>
-              <w:bottom w:w="60" w:type="dxa"/>
-              <w:left w:w="80" w:type="dxa"/>
-              <w:right w:w="80" w:type="dxa"/>
-            </w:tcMar>
-            <w:shd w:fill="FAFAFA"/>
-          </w:tcPr>
-          <w:p>
-            <w:pPr>
-              <w:spacing w:before="40" w:after="40" w:line="276" w:lineRule="auto"/>
-              <w:jc w:val="center"/>
-            </w:pPr>
-          </w:p>
-        </w:tc>
-        <w:tc>
-          <w:tcPr>
-            <w:tcW w:type="dxa" w:w="876"/>
-            <w:vAlign w:val="center"/>
-            <w:tcMar>
-              <w:top w:w="60" w:type="dxa"/>
-              <w:bottom w:w="60" w:type="dxa"/>
-              <w:left w:w="80" w:type="dxa"/>
-              <w:right w:w="80" w:type="dxa"/>
-            </w:tcMar>
-            <w:shd w:fill="FAFAFA"/>
-          </w:tcPr>
-          <w:p>
-            <w:pPr>
-              <w:spacing w:before="40" w:after="40" w:line="276" w:lineRule="auto"/>
-              <w:jc w:val="center"/>
-            </w:pPr>
+            <w:r>
+              <w:rPr>
+                <w:rFonts w:ascii="Times New Roman" w:hAnsi="Times New Roman"/>
+                <w:sz w:val="21"/>
+              </w:rPr>
+              <w:t>AI Agent bóc tách IOC và ánh xạ thành công kỹ thuật tấn công từ văn bản bài báo.</w:t>
+            </w:r>
           </w:p>
         </w:tc>
       </w:tr>
       <w:tr>
         <w:tc>
           <w:tcPr>
-            <w:tcW w:type="dxa" w:w="876"/>
-            <w:vAlign w:val="center"/>
+            <w:tcW w:type="dxa" w:w="3211"/>
+            <w:shd w:fill="F8FAFC"/>
             <w:tcMar>
-              <w:top w:w="60" w:type="dxa"/>
-              <w:bottom w:w="60" w:type="dxa"/>
-              <w:left w:w="80" w:type="dxa"/>
-              <w:right w:w="80" w:type="dxa"/>
+              <w:top w:w="70" w:type="dxa"/>
+              <w:bottom w:w="70" w:type="dxa"/>
+              <w:left w:w="90" w:type="dxa"/>
+              <w:right w:w="90" w:type="dxa"/>
             </w:tcMar>
           </w:tcPr>
           <w:p>
             <w:pPr>
-              <w:spacing w:before="40" w:after="40" w:line="276" w:lineRule="auto"/>
-              <w:jc w:val="left"/>
-            </w:pPr>
-            <w:r>
-              <w:rPr>
-                <w:rFonts w:ascii="Times New Roman" w:hAnsi="Times New Roman"/>
-                <w:sz w:val="20"/>
-              </w:rPr>
-              <w:t>Xây dựng bộ công cụ thu thập dữ liệu nguồn mở OSINT (Tool 1: RSS Feeds, Tool 2: CISA KEV JSON)</w:t>
-            </w:r>
-          </w:p>
-        </w:tc>
-        <w:tc>
-          <w:tcPr>
-            <w:tcW w:type="dxa" w:w="876"/>
-            <w:vAlign w:val="center"/>
-            <w:tcMar>
-              <w:top w:w="60" w:type="dxa"/>
-              <w:bottom w:w="60" w:type="dxa"/>
-              <w:left w:w="80" w:type="dxa"/>
-              <w:right w:w="80" w:type="dxa"/>
-            </w:tcMar>
-          </w:tcPr>
-          <w:p>
-            <w:pPr>
-              <w:spacing w:before="40" w:after="40" w:line="276" w:lineRule="auto"/>
-              <w:jc w:val="center"/>
-            </w:pPr>
-          </w:p>
-        </w:tc>
-        <w:tc>
-          <w:tcPr>
-            <w:tcW w:type="dxa" w:w="876"/>
-            <w:vAlign w:val="center"/>
-            <w:tcMar>
-              <w:top w:w="60" w:type="dxa"/>
-              <w:bottom w:w="60" w:type="dxa"/>
-              <w:left w:w="80" w:type="dxa"/>
-              <w:right w:w="80" w:type="dxa"/>
-            </w:tcMar>
-          </w:tcPr>
-          <w:p>
-            <w:pPr>
-              <w:spacing w:before="40" w:after="40" w:line="276" w:lineRule="auto"/>
-              <w:jc w:val="center"/>
-            </w:pPr>
-          </w:p>
-        </w:tc>
-        <w:tc>
-          <w:tcPr>
-            <w:tcW w:type="dxa" w:w="876"/>
-            <w:vAlign w:val="center"/>
-            <w:tcMar>
-              <w:top w:w="60" w:type="dxa"/>
-              <w:bottom w:w="60" w:type="dxa"/>
-              <w:left w:w="80" w:type="dxa"/>
-              <w:right w:w="80" w:type="dxa"/>
-            </w:tcMar>
-          </w:tcPr>
-          <w:p>
-            <w:pPr>
-              <w:spacing w:before="40" w:after="40" w:line="276" w:lineRule="auto"/>
+              <w:spacing w:line="276" w:lineRule="auto"/>
               <w:jc w:val="center"/>
             </w:pPr>
             <w:r>
               <w:rPr>
                 <w:rFonts w:ascii="Times New Roman" w:hAnsi="Times New Roman"/>
                 <w:b/>
-                <w:sz w:val="22"/>
+                <w:sz w:val="21"/>
               </w:rPr>
-              <w:t>*</w:t>
+              <w:t>Tuần 6</w:t>
             </w:r>
           </w:p>
         </w:tc>
         <w:tc>
           <w:tcPr>
-            <w:tcW w:type="dxa" w:w="876"/>
-            <w:vAlign w:val="center"/>
+            <w:tcW w:type="dxa" w:w="3211"/>
+            <w:shd w:fill="F8FAFC"/>
             <w:tcMar>
-              <w:top w:w="60" w:type="dxa"/>
-              <w:bottom w:w="60" w:type="dxa"/>
-              <w:left w:w="80" w:type="dxa"/>
-              <w:right w:w="80" w:type="dxa"/>
+              <w:top w:w="70" w:type="dxa"/>
+              <w:bottom w:w="70" w:type="dxa"/>
+              <w:left w:w="90" w:type="dxa"/>
+              <w:right w:w="90" w:type="dxa"/>
             </w:tcMar>
           </w:tcPr>
           <w:p>
             <w:pPr>
-              <w:spacing w:before="40" w:after="40" w:line="276" w:lineRule="auto"/>
+              <w:spacing w:line="276" w:lineRule="auto"/>
+            </w:pPr>
+            <w:r>
+              <w:rPr>
+                <w:rFonts w:ascii="Times New Roman" w:hAnsi="Times New Roman"/>
+                <w:sz w:val="21"/>
+              </w:rPr>
+              <w:t>- Hiện thực hóa Tool 8: Tự động sinh quy tắc Sigma (.yml), YARA (.yar) và Firewall Blocklist (.txt).</w:t>
+              <w:br/>
+              <w:t>- Hiện thực hóa Tool 5: Đóng gói và xuất khẩu gói dữ liệu chuẩn STIX 2.1 JSON.</w:t>
+            </w:r>
+          </w:p>
+        </w:tc>
+        <w:tc>
+          <w:tcPr>
+            <w:tcW w:type="dxa" w:w="3211"/>
+            <w:shd w:fill="F8FAFC"/>
+            <w:tcMar>
+              <w:top w:w="70" w:type="dxa"/>
+              <w:bottom w:w="70" w:type="dxa"/>
+              <w:left w:w="90" w:type="dxa"/>
+              <w:right w:w="90" w:type="dxa"/>
+            </w:tcMar>
+          </w:tcPr>
+          <w:p>
+            <w:pPr>
+              <w:spacing w:line="276" w:lineRule="auto"/>
+            </w:pPr>
+            <w:r>
+              <w:rPr>
+                <w:rFonts w:ascii="Times New Roman" w:hAnsi="Times New Roman"/>
+                <w:sz w:val="21"/>
+              </w:rPr>
+              <w:t>Bộ công cụ sinh quy tắc phòng thủ hoàn chỉnh, xuất file hợp lệ chuẩn cú pháp.</w:t>
+            </w:r>
+          </w:p>
+        </w:tc>
+      </w:tr>
+      <w:tr>
+        <w:tc>
+          <w:tcPr>
+            <w:tcW w:type="dxa" w:w="3211"/>
+            <w:tcMar>
+              <w:top w:w="70" w:type="dxa"/>
+              <w:bottom w:w="70" w:type="dxa"/>
+              <w:left w:w="90" w:type="dxa"/>
+              <w:right w:w="90" w:type="dxa"/>
+            </w:tcMar>
+          </w:tcPr>
+          <w:p>
+            <w:pPr>
+              <w:spacing w:line="276" w:lineRule="auto"/>
               <w:jc w:val="center"/>
             </w:pPr>
             <w:r>
               <w:rPr>
                 <w:rFonts w:ascii="Times New Roman" w:hAnsi="Times New Roman"/>
                 <w:b/>
-                <w:sz w:val="22"/>
+                <w:sz w:val="21"/>
               </w:rPr>
-              <w:t>*</w:t>
+              <w:t>Tuần 7</w:t>
             </w:r>
           </w:p>
         </w:tc>
         <w:tc>
           <w:tcPr>
-            <w:tcW w:type="dxa" w:w="876"/>
-            <w:vAlign w:val="center"/>
+            <w:tcW w:type="dxa" w:w="3211"/>
             <w:tcMar>
-              <w:top w:w="60" w:type="dxa"/>
-              <w:bottom w:w="60" w:type="dxa"/>
-              <w:left w:w="80" w:type="dxa"/>
-              <w:right w:w="80" w:type="dxa"/>
+              <w:top w:w="70" w:type="dxa"/>
+              <w:bottom w:w="70" w:type="dxa"/>
+              <w:left w:w="90" w:type="dxa"/>
+              <w:right w:w="90" w:type="dxa"/>
             </w:tcMar>
           </w:tcPr>
           <w:p>
             <w:pPr>
-              <w:spacing w:before="40" w:after="40" w:line="276" w:lineRule="auto"/>
-              <w:jc w:val="center"/>
+              <w:spacing w:line="276" w:lineRule="auto"/>
             </w:pPr>
+            <w:r>
+              <w:rPr>
+                <w:rFonts w:ascii="Times New Roman" w:hAnsi="Times New Roman"/>
+                <w:sz w:val="21"/>
+              </w:rPr>
+              <w:t>- Xây dựng Backend RESTful API bằng FastAPI.</w:t>
+              <w:br/>
+              <w:t>- Xây dựng giao diện Web Dashboard trực quan hóa quy trình điều tra, luồng suy luận của Agent và bảng quy tắc phòng thủ.</w:t>
+            </w:r>
           </w:p>
         </w:tc>
         <w:tc>
           <w:tcPr>
-            <w:tcW w:type="dxa" w:w="876"/>
-            <w:vAlign w:val="center"/>
+            <w:tcW w:type="dxa" w:w="3211"/>
             <w:tcMar>
-              <w:top w:w="60" w:type="dxa"/>
-              <w:bottom w:w="60" w:type="dxa"/>
-              <w:left w:w="80" w:type="dxa"/>
-              <w:right w:w="80" w:type="dxa"/>
+              <w:top w:w="70" w:type="dxa"/>
+              <w:bottom w:w="70" w:type="dxa"/>
+              <w:left w:w="90" w:type="dxa"/>
+              <w:right w:w="90" w:type="dxa"/>
             </w:tcMar>
           </w:tcPr>
           <w:p>
             <w:pPr>
-              <w:spacing w:before="40" w:after="40" w:line="276" w:lineRule="auto"/>
-              <w:jc w:val="center"/>
+              <w:spacing w:line="276" w:lineRule="auto"/>
             </w:pPr>
-          </w:p>
-        </w:tc>
-        <w:tc>
-          <w:tcPr>
-            <w:tcW w:type="dxa" w:w="876"/>
-            <w:vAlign w:val="center"/>
-            <w:tcMar>
-              <w:top w:w="60" w:type="dxa"/>
-              <w:bottom w:w="60" w:type="dxa"/>
-              <w:left w:w="80" w:type="dxa"/>
-              <w:right w:w="80" w:type="dxa"/>
-            </w:tcMar>
-          </w:tcPr>
-          <w:p>
-            <w:pPr>
-              <w:spacing w:before="40" w:after="40" w:line="276" w:lineRule="auto"/>
-              <w:jc w:val="center"/>
-            </w:pPr>
-          </w:p>
-        </w:tc>
-        <w:tc>
-          <w:tcPr>
-            <w:tcW w:type="dxa" w:w="876"/>
-            <w:vAlign w:val="center"/>
-            <w:tcMar>
-              <w:top w:w="60" w:type="dxa"/>
-              <w:bottom w:w="60" w:type="dxa"/>
-              <w:left w:w="80" w:type="dxa"/>
-              <w:right w:w="80" w:type="dxa"/>
-            </w:tcMar>
-          </w:tcPr>
-          <w:p>
-            <w:pPr>
-              <w:spacing w:before="40" w:after="40" w:line="276" w:lineRule="auto"/>
-              <w:jc w:val="center"/>
-            </w:pPr>
-          </w:p>
-        </w:tc>
-        <w:tc>
-          <w:tcPr>
-            <w:tcW w:type="dxa" w:w="876"/>
-            <w:vAlign w:val="center"/>
-            <w:tcMar>
-              <w:top w:w="60" w:type="dxa"/>
-              <w:bottom w:w="60" w:type="dxa"/>
-              <w:left w:w="80" w:type="dxa"/>
-              <w:right w:w="80" w:type="dxa"/>
-            </w:tcMar>
-          </w:tcPr>
-          <w:p>
-            <w:pPr>
-              <w:spacing w:before="40" w:after="40" w:line="276" w:lineRule="auto"/>
-              <w:jc w:val="center"/>
-            </w:pPr>
-          </w:p>
-        </w:tc>
-        <w:tc>
-          <w:tcPr>
-            <w:tcW w:type="dxa" w:w="876"/>
-            <w:vAlign w:val="center"/>
-            <w:tcMar>
-              <w:top w:w="60" w:type="dxa"/>
-              <w:bottom w:w="60" w:type="dxa"/>
-              <w:left w:w="80" w:type="dxa"/>
-              <w:right w:w="80" w:type="dxa"/>
-            </w:tcMar>
-          </w:tcPr>
-          <w:p>
-            <w:pPr>
-              <w:spacing w:before="40" w:after="40" w:line="276" w:lineRule="auto"/>
-              <w:jc w:val="center"/>
-            </w:pPr>
+            <w:r>
+              <w:rPr>
+                <w:rFonts w:ascii="Times New Roman" w:hAnsi="Times New Roman"/>
+                <w:sz w:val="21"/>
+              </w:rPr>
+              <w:t>Hệ thống tích hợp End-to-End, có giao diện Web hoàn thiện tương tác mượt mà.</w:t>
+            </w:r>
           </w:p>
         </w:tc>
       </w:tr>
       <w:tr>
         <w:tc>
           <w:tcPr>
-            <w:tcW w:type="dxa" w:w="876"/>
-            <w:vAlign w:val="center"/>
+            <w:tcW w:type="dxa" w:w="3211"/>
+            <w:shd w:fill="F8FAFC"/>
             <w:tcMar>
-              <w:top w:w="60" w:type="dxa"/>
-              <w:bottom w:w="60" w:type="dxa"/>
-              <w:left w:w="80" w:type="dxa"/>
-              <w:right w:w="80" w:type="dxa"/>
+              <w:top w:w="70" w:type="dxa"/>
+              <w:bottom w:w="70" w:type="dxa"/>
+              <w:left w:w="90" w:type="dxa"/>
+              <w:right w:w="90" w:type="dxa"/>
             </w:tcMar>
-            <w:shd w:fill="FAFAFA"/>
           </w:tcPr>
           <w:p>
             <w:pPr>
-              <w:spacing w:before="40" w:after="40" w:line="276" w:lineRule="auto"/>
-              <w:jc w:val="left"/>
-            </w:pPr>
-            <w:r>
-              <w:rPr>
-                <w:rFonts w:ascii="Times New Roman" w:hAnsi="Times New Roman"/>
-                <w:sz w:val="20"/>
-              </w:rPr>
-              <w:t>Xây dựng bộ công cụ thẩm định danh tiếng (Tool 3: VirusTotal API, Tool 4: AbuseIPDB API)</w:t>
-            </w:r>
-          </w:p>
-        </w:tc>
-        <w:tc>
-          <w:tcPr>
-            <w:tcW w:type="dxa" w:w="876"/>
-            <w:vAlign w:val="center"/>
-            <w:tcMar>
-              <w:top w:w="60" w:type="dxa"/>
-              <w:bottom w:w="60" w:type="dxa"/>
-              <w:left w:w="80" w:type="dxa"/>
-              <w:right w:w="80" w:type="dxa"/>
-            </w:tcMar>
-            <w:shd w:fill="FAFAFA"/>
-          </w:tcPr>
-          <w:p>
-            <w:pPr>
-              <w:spacing w:before="40" w:after="40" w:line="276" w:lineRule="auto"/>
-              <w:jc w:val="center"/>
-            </w:pPr>
-          </w:p>
-        </w:tc>
-        <w:tc>
-          <w:tcPr>
-            <w:tcW w:type="dxa" w:w="876"/>
-            <w:vAlign w:val="center"/>
-            <w:tcMar>
-              <w:top w:w="60" w:type="dxa"/>
-              <w:bottom w:w="60" w:type="dxa"/>
-              <w:left w:w="80" w:type="dxa"/>
-              <w:right w:w="80" w:type="dxa"/>
-            </w:tcMar>
-            <w:shd w:fill="FAFAFA"/>
-          </w:tcPr>
-          <w:p>
-            <w:pPr>
-              <w:spacing w:before="40" w:after="40" w:line="276" w:lineRule="auto"/>
-              <w:jc w:val="center"/>
-            </w:pPr>
-          </w:p>
-        </w:tc>
-        <w:tc>
-          <w:tcPr>
-            <w:tcW w:type="dxa" w:w="876"/>
-            <w:vAlign w:val="center"/>
-            <w:tcMar>
-              <w:top w:w="60" w:type="dxa"/>
-              <w:bottom w:w="60" w:type="dxa"/>
-              <w:left w:w="80" w:type="dxa"/>
-              <w:right w:w="80" w:type="dxa"/>
-            </w:tcMar>
-            <w:shd w:fill="FAFAFA"/>
-          </w:tcPr>
-          <w:p>
-            <w:pPr>
-              <w:spacing w:before="40" w:after="40" w:line="276" w:lineRule="auto"/>
-              <w:jc w:val="center"/>
-            </w:pPr>
-          </w:p>
-        </w:tc>
-        <w:tc>
-          <w:tcPr>
-            <w:tcW w:type="dxa" w:w="876"/>
-            <w:vAlign w:val="center"/>
-            <w:tcMar>
-              <w:top w:w="60" w:type="dxa"/>
-              <w:bottom w:w="60" w:type="dxa"/>
-              <w:left w:w="80" w:type="dxa"/>
-              <w:right w:w="80" w:type="dxa"/>
-            </w:tcMar>
-            <w:shd w:fill="FAFAFA"/>
-          </w:tcPr>
-          <w:p>
-            <w:pPr>
-              <w:spacing w:before="40" w:after="40" w:line="276" w:lineRule="auto"/>
+              <w:spacing w:line="276" w:lineRule="auto"/>
               <w:jc w:val="center"/>
             </w:pPr>
             <w:r>
               <w:rPr>
                 <w:rFonts w:ascii="Times New Roman" w:hAnsi="Times New Roman"/>
                 <w:b/>
-                <w:sz w:val="22"/>
+                <w:sz w:val="21"/>
               </w:rPr>
-              <w:t>*</w:t>
+              <w:t>Tuần 8</w:t>
             </w:r>
           </w:p>
         </w:tc>
         <w:tc>
           <w:tcPr>
-            <w:tcW w:type="dxa" w:w="876"/>
-            <w:vAlign w:val="center"/>
+            <w:tcW w:type="dxa" w:w="3211"/>
+            <w:shd w:fill="F8FAFC"/>
             <w:tcMar>
-              <w:top w:w="60" w:type="dxa"/>
-              <w:bottom w:w="60" w:type="dxa"/>
-              <w:left w:w="80" w:type="dxa"/>
-              <w:right w:w="80" w:type="dxa"/>
+              <w:top w:w="70" w:type="dxa"/>
+              <w:bottom w:w="70" w:type="dxa"/>
+              <w:left w:w="90" w:type="dxa"/>
+              <w:right w:w="90" w:type="dxa"/>
             </w:tcMar>
-            <w:shd w:fill="FAFAFA"/>
           </w:tcPr>
           <w:p>
             <w:pPr>
-              <w:spacing w:before="40" w:after="40" w:line="276" w:lineRule="auto"/>
-              <w:jc w:val="center"/>
+              <w:spacing w:line="276" w:lineRule="auto"/>
             </w:pPr>
             <w:r>
               <w:rPr>
                 <w:rFonts w:ascii="Times New Roman" w:hAnsi="Times New Roman"/>
-                <w:b/>
-                <w:sz w:val="22"/>
+                <w:sz w:val="21"/>
               </w:rPr>
-              <w:t>*</w:t>
+              <w:t>- Xây dựng bộ dữ liệu benchmark 30 báo cáo APT và đo lường độ chính xác (Precision, Recall, F1).</w:t>
+              <w:br/>
+              <w:t>- Đóng gói hệ thống bằng Docker Compose.</w:t>
+              <w:br/>
+              <w:t>- Hoàn thiện toàn bộ Báo cáo đồ án, slide thuyết trình và diễn tập demo.</w:t>
             </w:r>
           </w:p>
         </w:tc>
         <w:tc>
           <w:tcPr>
-            <w:tcW w:type="dxa" w:w="876"/>
-            <w:vAlign w:val="center"/>
+            <w:tcW w:type="dxa" w:w="3211"/>
+            <w:shd w:fill="F8FAFC"/>
             <w:tcMar>
-              <w:top w:w="60" w:type="dxa"/>
-              <w:bottom w:w="60" w:type="dxa"/>
-              <w:left w:w="80" w:type="dxa"/>
-              <w:right w:w="80" w:type="dxa"/>
-            </w:tcMar>
-            <w:shd w:fill="FAFAFA"/>
-          </w:tcPr>
-          <w:p>
-            <w:pPr>
-              <w:spacing w:before="40" w:after="40" w:line="276" w:lineRule="auto"/>
-              <w:jc w:val="center"/>
-            </w:pPr>
-          </w:p>
-        </w:tc>
-        <w:tc>
-          <w:tcPr>
-            <w:tcW w:type="dxa" w:w="876"/>
-            <w:vAlign w:val="center"/>
-            <w:tcMar>
-              <w:top w:w="60" w:type="dxa"/>
-              <w:bottom w:w="60" w:type="dxa"/>
-              <w:left w:w="80" w:type="dxa"/>
-              <w:right w:w="80" w:type="dxa"/>
-            </w:tcMar>
-            <w:shd w:fill="FAFAFA"/>
-          </w:tcPr>
-          <w:p>
-            <w:pPr>
-              <w:spacing w:before="40" w:after="40" w:line="276" w:lineRule="auto"/>
-              <w:jc w:val="center"/>
-            </w:pPr>
-          </w:p>
-        </w:tc>
-        <w:tc>
-          <w:tcPr>
-            <w:tcW w:type="dxa" w:w="876"/>
-            <w:vAlign w:val="center"/>
-            <w:tcMar>
-              <w:top w:w="60" w:type="dxa"/>
-              <w:bottom w:w="60" w:type="dxa"/>
-              <w:left w:w="80" w:type="dxa"/>
-              <w:right w:w="80" w:type="dxa"/>
-            </w:tcMar>
-            <w:shd w:fill="FAFAFA"/>
-          </w:tcPr>
-          <w:p>
-            <w:pPr>
-              <w:spacing w:before="40" w:after="40" w:line="276" w:lineRule="auto"/>
-              <w:jc w:val="center"/>
-            </w:pPr>
-          </w:p>
-        </w:tc>
-        <w:tc>
-          <w:tcPr>
-            <w:tcW w:type="dxa" w:w="876"/>
-            <w:vAlign w:val="center"/>
-            <w:tcMar>
-              <w:top w:w="60" w:type="dxa"/>
-              <w:bottom w:w="60" w:type="dxa"/>
-              <w:left w:w="80" w:type="dxa"/>
-              <w:right w:w="80" w:type="dxa"/>
-            </w:tcMar>
-            <w:shd w:fill="FAFAFA"/>
-          </w:tcPr>
-          <w:p>
-            <w:pPr>
-              <w:spacing w:before="40" w:after="40" w:line="276" w:lineRule="auto"/>
-              <w:jc w:val="center"/>
-            </w:pPr>
-          </w:p>
-        </w:tc>
-        <w:tc>
-          <w:tcPr>
-            <w:tcW w:type="dxa" w:w="876"/>
-            <w:vAlign w:val="center"/>
-            <w:tcMar>
-              <w:top w:w="60" w:type="dxa"/>
-              <w:bottom w:w="60" w:type="dxa"/>
-              <w:left w:w="80" w:type="dxa"/>
-              <w:right w:w="80" w:type="dxa"/>
-            </w:tcMar>
-            <w:shd w:fill="FAFAFA"/>
-          </w:tcPr>
-          <w:p>
-            <w:pPr>
-              <w:spacing w:before="40" w:after="40" w:line="276" w:lineRule="auto"/>
-              <w:jc w:val="center"/>
-            </w:pPr>
-          </w:p>
-        </w:tc>
-      </w:tr>
-      <w:tr>
-        <w:tc>
-          <w:tcPr>
-            <w:tcW w:type="dxa" w:w="876"/>
-            <w:vAlign w:val="center"/>
-            <w:tcMar>
-              <w:top w:w="60" w:type="dxa"/>
-              <w:bottom w:w="60" w:type="dxa"/>
-              <w:left w:w="80" w:type="dxa"/>
-              <w:right w:w="80" w:type="dxa"/>
+              <w:top w:w="70" w:type="dxa"/>
+              <w:bottom w:w="70" w:type="dxa"/>
+              <w:left w:w="90" w:type="dxa"/>
+              <w:right w:w="90" w:type="dxa"/>
             </w:tcMar>
           </w:tcPr>
           <w:p>
             <w:pPr>
-              <w:spacing w:before="40" w:after="40" w:line="276" w:lineRule="auto"/>
-              <w:jc w:val="left"/>
+              <w:spacing w:line="276" w:lineRule="auto"/>
             </w:pPr>
             <w:r>
               <w:rPr>
                 <w:rFonts w:ascii="Times New Roman" w:hAnsi="Times New Roman"/>
-                <w:sz w:val="20"/>
+                <w:sz w:val="21"/>
               </w:rPr>
-              <w:t>Xây dựng bộ não AI Agent, phát triển Tool 6 (Trích xuất IOC) và Tool 7 (Ánh xạ MITRE ATT&amp;CK)</w:t>
-            </w:r>
-          </w:p>
-        </w:tc>
-        <w:tc>
-          <w:tcPr>
-            <w:tcW w:type="dxa" w:w="876"/>
-            <w:vAlign w:val="center"/>
-            <w:tcMar>
-              <w:top w:w="60" w:type="dxa"/>
-              <w:bottom w:w="60" w:type="dxa"/>
-              <w:left w:w="80" w:type="dxa"/>
-              <w:right w:w="80" w:type="dxa"/>
-            </w:tcMar>
-          </w:tcPr>
-          <w:p>
-            <w:pPr>
-              <w:spacing w:before="40" w:after="40" w:line="276" w:lineRule="auto"/>
-              <w:jc w:val="center"/>
-            </w:pPr>
-          </w:p>
-        </w:tc>
-        <w:tc>
-          <w:tcPr>
-            <w:tcW w:type="dxa" w:w="876"/>
-            <w:vAlign w:val="center"/>
-            <w:tcMar>
-              <w:top w:w="60" w:type="dxa"/>
-              <w:bottom w:w="60" w:type="dxa"/>
-              <w:left w:w="80" w:type="dxa"/>
-              <w:right w:w="80" w:type="dxa"/>
-            </w:tcMar>
-          </w:tcPr>
-          <w:p>
-            <w:pPr>
-              <w:spacing w:before="40" w:after="40" w:line="276" w:lineRule="auto"/>
-              <w:jc w:val="center"/>
-            </w:pPr>
-          </w:p>
-        </w:tc>
-        <w:tc>
-          <w:tcPr>
-            <w:tcW w:type="dxa" w:w="876"/>
-            <w:vAlign w:val="center"/>
-            <w:tcMar>
-              <w:top w:w="60" w:type="dxa"/>
-              <w:bottom w:w="60" w:type="dxa"/>
-              <w:left w:w="80" w:type="dxa"/>
-              <w:right w:w="80" w:type="dxa"/>
-            </w:tcMar>
-          </w:tcPr>
-          <w:p>
-            <w:pPr>
-              <w:spacing w:before="40" w:after="40" w:line="276" w:lineRule="auto"/>
-              <w:jc w:val="center"/>
-            </w:pPr>
-          </w:p>
-        </w:tc>
-        <w:tc>
-          <w:tcPr>
-            <w:tcW w:type="dxa" w:w="876"/>
-            <w:vAlign w:val="center"/>
-            <w:tcMar>
-              <w:top w:w="60" w:type="dxa"/>
-              <w:bottom w:w="60" w:type="dxa"/>
-              <w:left w:w="80" w:type="dxa"/>
-              <w:right w:w="80" w:type="dxa"/>
-            </w:tcMar>
-          </w:tcPr>
-          <w:p>
-            <w:pPr>
-              <w:spacing w:before="40" w:after="40" w:line="276" w:lineRule="auto"/>
-              <w:jc w:val="center"/>
-            </w:pPr>
-          </w:p>
-        </w:tc>
-        <w:tc>
-          <w:tcPr>
-            <w:tcW w:type="dxa" w:w="876"/>
-            <w:vAlign w:val="center"/>
-            <w:tcMar>
-              <w:top w:w="60" w:type="dxa"/>
-              <w:bottom w:w="60" w:type="dxa"/>
-              <w:left w:w="80" w:type="dxa"/>
-              <w:right w:w="80" w:type="dxa"/>
-            </w:tcMar>
-          </w:tcPr>
-          <w:p>
-            <w:pPr>
-              <w:spacing w:before="40" w:after="40" w:line="276" w:lineRule="auto"/>
-              <w:jc w:val="center"/>
-            </w:pPr>
-            <w:r>
-              <w:rPr>
-                <w:rFonts w:ascii="Times New Roman" w:hAnsi="Times New Roman"/>
-                <w:b/>
-                <w:sz w:val="22"/>
-              </w:rPr>
-              <w:t>*</w:t>
-            </w:r>
-          </w:p>
-        </w:tc>
-        <w:tc>
-          <w:tcPr>
-            <w:tcW w:type="dxa" w:w="876"/>
-            <w:vAlign w:val="center"/>
-            <w:tcMar>
-              <w:top w:w="60" w:type="dxa"/>
-              <w:bottom w:w="60" w:type="dxa"/>
-              <w:left w:w="80" w:type="dxa"/>
-              <w:right w:w="80" w:type="dxa"/>
-            </w:tcMar>
-          </w:tcPr>
-          <w:p>
-            <w:pPr>
-              <w:spacing w:before="40" w:after="40" w:line="276" w:lineRule="auto"/>
-              <w:jc w:val="center"/>
-            </w:pPr>
-            <w:r>
-              <w:rPr>
-                <w:rFonts w:ascii="Times New Roman" w:hAnsi="Times New Roman"/>
-                <w:b/>
-                <w:sz w:val="22"/>
-              </w:rPr>
-              <w:t>*</w:t>
-            </w:r>
-          </w:p>
-        </w:tc>
-        <w:tc>
-          <w:tcPr>
-            <w:tcW w:type="dxa" w:w="876"/>
-            <w:vAlign w:val="center"/>
-            <w:tcMar>
-              <w:top w:w="60" w:type="dxa"/>
-              <w:bottom w:w="60" w:type="dxa"/>
-              <w:left w:w="80" w:type="dxa"/>
-              <w:right w:w="80" w:type="dxa"/>
-            </w:tcMar>
-          </w:tcPr>
-          <w:p>
-            <w:pPr>
-              <w:spacing w:before="40" w:after="40" w:line="276" w:lineRule="auto"/>
-              <w:jc w:val="center"/>
-            </w:pPr>
-          </w:p>
-        </w:tc>
-        <w:tc>
-          <w:tcPr>
-            <w:tcW w:type="dxa" w:w="876"/>
-            <w:vAlign w:val="center"/>
-            <w:tcMar>
-              <w:top w:w="60" w:type="dxa"/>
-              <w:bottom w:w="60" w:type="dxa"/>
-              <w:left w:w="80" w:type="dxa"/>
-              <w:right w:w="80" w:type="dxa"/>
-            </w:tcMar>
-          </w:tcPr>
-          <w:p>
-            <w:pPr>
-              <w:spacing w:before="40" w:after="40" w:line="276" w:lineRule="auto"/>
-              <w:jc w:val="center"/>
-            </w:pPr>
-          </w:p>
-        </w:tc>
-        <w:tc>
-          <w:tcPr>
-            <w:tcW w:type="dxa" w:w="876"/>
-            <w:vAlign w:val="center"/>
-            <w:tcMar>
-              <w:top w:w="60" w:type="dxa"/>
-              <w:bottom w:w="60" w:type="dxa"/>
-              <w:left w:w="80" w:type="dxa"/>
-              <w:right w:w="80" w:type="dxa"/>
-            </w:tcMar>
-          </w:tcPr>
-          <w:p>
-            <w:pPr>
-              <w:spacing w:before="40" w:after="40" w:line="276" w:lineRule="auto"/>
-              <w:jc w:val="center"/>
-            </w:pPr>
-          </w:p>
-        </w:tc>
-        <w:tc>
-          <w:tcPr>
-            <w:tcW w:type="dxa" w:w="876"/>
-            <w:vAlign w:val="center"/>
-            <w:tcMar>
-              <w:top w:w="60" w:type="dxa"/>
-              <w:bottom w:w="60" w:type="dxa"/>
-              <w:left w:w="80" w:type="dxa"/>
-              <w:right w:w="80" w:type="dxa"/>
-            </w:tcMar>
-          </w:tcPr>
-          <w:p>
-            <w:pPr>
-              <w:spacing w:before="40" w:after="40" w:line="276" w:lineRule="auto"/>
-              <w:jc w:val="center"/>
-            </w:pPr>
-          </w:p>
-        </w:tc>
-      </w:tr>
-      <w:tr>
-        <w:tc>
-          <w:tcPr>
-            <w:tcW w:type="dxa" w:w="876"/>
-            <w:vAlign w:val="center"/>
-            <w:tcMar>
-              <w:top w:w="60" w:type="dxa"/>
-              <w:bottom w:w="60" w:type="dxa"/>
-              <w:left w:w="80" w:type="dxa"/>
-              <w:right w:w="80" w:type="dxa"/>
-            </w:tcMar>
-            <w:shd w:fill="FAFAFA"/>
-          </w:tcPr>
-          <w:p>
-            <w:pPr>
-              <w:spacing w:before="40" w:after="40" w:line="276" w:lineRule="auto"/>
-              <w:jc w:val="left"/>
-            </w:pPr>
-            <w:r>
-              <w:rPr>
-                <w:rFonts w:ascii="Times New Roman" w:hAnsi="Times New Roman"/>
-                <w:sz w:val="20"/>
-              </w:rPr>
-              <w:t>Xây dựng Tool 8 (Sinh quy tắc Sigma, YARA, Blocklist) và Tool 5 (Đóng gói xuất bản STIX 2.1)</w:t>
-            </w:r>
-          </w:p>
-        </w:tc>
-        <w:tc>
-          <w:tcPr>
-            <w:tcW w:type="dxa" w:w="876"/>
-            <w:vAlign w:val="center"/>
-            <w:tcMar>
-              <w:top w:w="60" w:type="dxa"/>
-              <w:bottom w:w="60" w:type="dxa"/>
-              <w:left w:w="80" w:type="dxa"/>
-              <w:right w:w="80" w:type="dxa"/>
-            </w:tcMar>
-            <w:shd w:fill="FAFAFA"/>
-          </w:tcPr>
-          <w:p>
-            <w:pPr>
-              <w:spacing w:before="40" w:after="40" w:line="276" w:lineRule="auto"/>
-              <w:jc w:val="center"/>
-            </w:pPr>
-          </w:p>
-        </w:tc>
-        <w:tc>
-          <w:tcPr>
-            <w:tcW w:type="dxa" w:w="876"/>
-            <w:vAlign w:val="center"/>
-            <w:tcMar>
-              <w:top w:w="60" w:type="dxa"/>
-              <w:bottom w:w="60" w:type="dxa"/>
-              <w:left w:w="80" w:type="dxa"/>
-              <w:right w:w="80" w:type="dxa"/>
-            </w:tcMar>
-            <w:shd w:fill="FAFAFA"/>
-          </w:tcPr>
-          <w:p>
-            <w:pPr>
-              <w:spacing w:before="40" w:after="40" w:line="276" w:lineRule="auto"/>
-              <w:jc w:val="center"/>
-            </w:pPr>
-          </w:p>
-        </w:tc>
-        <w:tc>
-          <w:tcPr>
-            <w:tcW w:type="dxa" w:w="876"/>
-            <w:vAlign w:val="center"/>
-            <w:tcMar>
-              <w:top w:w="60" w:type="dxa"/>
-              <w:bottom w:w="60" w:type="dxa"/>
-              <w:left w:w="80" w:type="dxa"/>
-              <w:right w:w="80" w:type="dxa"/>
-            </w:tcMar>
-            <w:shd w:fill="FAFAFA"/>
-          </w:tcPr>
-          <w:p>
-            <w:pPr>
-              <w:spacing w:before="40" w:after="40" w:line="276" w:lineRule="auto"/>
-              <w:jc w:val="center"/>
-            </w:pPr>
-          </w:p>
-        </w:tc>
-        <w:tc>
-          <w:tcPr>
-            <w:tcW w:type="dxa" w:w="876"/>
-            <w:vAlign w:val="center"/>
-            <w:tcMar>
-              <w:top w:w="60" w:type="dxa"/>
-              <w:bottom w:w="60" w:type="dxa"/>
-              <w:left w:w="80" w:type="dxa"/>
-              <w:right w:w="80" w:type="dxa"/>
-            </w:tcMar>
-            <w:shd w:fill="FAFAFA"/>
-          </w:tcPr>
-          <w:p>
-            <w:pPr>
-              <w:spacing w:before="40" w:after="40" w:line="276" w:lineRule="auto"/>
-              <w:jc w:val="center"/>
-            </w:pPr>
-          </w:p>
-        </w:tc>
-        <w:tc>
-          <w:tcPr>
-            <w:tcW w:type="dxa" w:w="876"/>
-            <w:vAlign w:val="center"/>
-            <w:tcMar>
-              <w:top w:w="60" w:type="dxa"/>
-              <w:bottom w:w="60" w:type="dxa"/>
-              <w:left w:w="80" w:type="dxa"/>
-              <w:right w:w="80" w:type="dxa"/>
-            </w:tcMar>
-            <w:shd w:fill="FAFAFA"/>
-          </w:tcPr>
-          <w:p>
-            <w:pPr>
-              <w:spacing w:before="40" w:after="40" w:line="276" w:lineRule="auto"/>
-              <w:jc w:val="center"/>
-            </w:pPr>
-          </w:p>
-        </w:tc>
-        <w:tc>
-          <w:tcPr>
-            <w:tcW w:type="dxa" w:w="876"/>
-            <w:vAlign w:val="center"/>
-            <w:tcMar>
-              <w:top w:w="60" w:type="dxa"/>
-              <w:bottom w:w="60" w:type="dxa"/>
-              <w:left w:w="80" w:type="dxa"/>
-              <w:right w:w="80" w:type="dxa"/>
-            </w:tcMar>
-            <w:shd w:fill="FAFAFA"/>
-          </w:tcPr>
-          <w:p>
-            <w:pPr>
-              <w:spacing w:before="40" w:after="40" w:line="276" w:lineRule="auto"/>
-              <w:jc w:val="center"/>
-            </w:pPr>
-            <w:r>
-              <w:rPr>
-                <w:rFonts w:ascii="Times New Roman" w:hAnsi="Times New Roman"/>
-                <w:b/>
-                <w:sz w:val="22"/>
-              </w:rPr>
-              <w:t>*</w:t>
-            </w:r>
-          </w:p>
-        </w:tc>
-        <w:tc>
-          <w:tcPr>
-            <w:tcW w:type="dxa" w:w="876"/>
-            <w:vAlign w:val="center"/>
-            <w:tcMar>
-              <w:top w:w="60" w:type="dxa"/>
-              <w:bottom w:w="60" w:type="dxa"/>
-              <w:left w:w="80" w:type="dxa"/>
-              <w:right w:w="80" w:type="dxa"/>
-            </w:tcMar>
-            <w:shd w:fill="FAFAFA"/>
-          </w:tcPr>
-          <w:p>
-            <w:pPr>
-              <w:spacing w:before="40" w:after="40" w:line="276" w:lineRule="auto"/>
-              <w:jc w:val="center"/>
-            </w:pPr>
-            <w:r>
-              <w:rPr>
-                <w:rFonts w:ascii="Times New Roman" w:hAnsi="Times New Roman"/>
-                <w:b/>
-                <w:sz w:val="22"/>
-              </w:rPr>
-              <w:t>*</w:t>
-            </w:r>
-          </w:p>
-        </w:tc>
-        <w:tc>
-          <w:tcPr>
-            <w:tcW w:type="dxa" w:w="876"/>
-            <w:vAlign w:val="center"/>
-            <w:tcMar>
-              <w:top w:w="60" w:type="dxa"/>
-              <w:bottom w:w="60" w:type="dxa"/>
-              <w:left w:w="80" w:type="dxa"/>
-              <w:right w:w="80" w:type="dxa"/>
-            </w:tcMar>
-            <w:shd w:fill="FAFAFA"/>
-          </w:tcPr>
-          <w:p>
-            <w:pPr>
-              <w:spacing w:before="40" w:after="40" w:line="276" w:lineRule="auto"/>
-              <w:jc w:val="center"/>
-            </w:pPr>
-          </w:p>
-        </w:tc>
-        <w:tc>
-          <w:tcPr>
-            <w:tcW w:type="dxa" w:w="876"/>
-            <w:vAlign w:val="center"/>
-            <w:tcMar>
-              <w:top w:w="60" w:type="dxa"/>
-              <w:bottom w:w="60" w:type="dxa"/>
-              <w:left w:w="80" w:type="dxa"/>
-              <w:right w:w="80" w:type="dxa"/>
-            </w:tcMar>
-            <w:shd w:fill="FAFAFA"/>
-          </w:tcPr>
-          <w:p>
-            <w:pPr>
-              <w:spacing w:before="40" w:after="40" w:line="276" w:lineRule="auto"/>
-              <w:jc w:val="center"/>
-            </w:pPr>
-          </w:p>
-        </w:tc>
-        <w:tc>
-          <w:tcPr>
-            <w:tcW w:type="dxa" w:w="876"/>
-            <w:vAlign w:val="center"/>
-            <w:tcMar>
-              <w:top w:w="60" w:type="dxa"/>
-              <w:bottom w:w="60" w:type="dxa"/>
-              <w:left w:w="80" w:type="dxa"/>
-              <w:right w:w="80" w:type="dxa"/>
-            </w:tcMar>
-            <w:shd w:fill="FAFAFA"/>
-          </w:tcPr>
-          <w:p>
-            <w:pPr>
-              <w:spacing w:before="40" w:after="40" w:line="276" w:lineRule="auto"/>
-              <w:jc w:val="center"/>
-            </w:pPr>
-          </w:p>
-        </w:tc>
-      </w:tr>
-      <w:tr>
-        <w:tc>
-          <w:tcPr>
-            <w:tcW w:type="dxa" w:w="876"/>
-            <w:vAlign w:val="center"/>
-            <w:tcMar>
-              <w:top w:w="60" w:type="dxa"/>
-              <w:bottom w:w="60" w:type="dxa"/>
-              <w:left w:w="80" w:type="dxa"/>
-              <w:right w:w="80" w:type="dxa"/>
-            </w:tcMar>
-          </w:tcPr>
-          <w:p>
-            <w:pPr>
-              <w:spacing w:before="40" w:after="40" w:line="276" w:lineRule="auto"/>
-              <w:jc w:val="left"/>
-            </w:pPr>
-            <w:r>
-              <w:rPr>
-                <w:rFonts w:ascii="Times New Roman" w:hAnsi="Times New Roman"/>
-                <w:sz w:val="20"/>
-              </w:rPr>
-              <w:t>Xây dựng Backend FastAPI và giao diện Web Dashboard trực quan hóa</w:t>
-            </w:r>
-          </w:p>
-        </w:tc>
-        <w:tc>
-          <w:tcPr>
-            <w:tcW w:type="dxa" w:w="876"/>
-            <w:vAlign w:val="center"/>
-            <w:tcMar>
-              <w:top w:w="60" w:type="dxa"/>
-              <w:bottom w:w="60" w:type="dxa"/>
-              <w:left w:w="80" w:type="dxa"/>
-              <w:right w:w="80" w:type="dxa"/>
-            </w:tcMar>
-          </w:tcPr>
-          <w:p>
-            <w:pPr>
-              <w:spacing w:before="40" w:after="40" w:line="276" w:lineRule="auto"/>
-              <w:jc w:val="center"/>
-            </w:pPr>
-          </w:p>
-        </w:tc>
-        <w:tc>
-          <w:tcPr>
-            <w:tcW w:type="dxa" w:w="876"/>
-            <w:vAlign w:val="center"/>
-            <w:tcMar>
-              <w:top w:w="60" w:type="dxa"/>
-              <w:bottom w:w="60" w:type="dxa"/>
-              <w:left w:w="80" w:type="dxa"/>
-              <w:right w:w="80" w:type="dxa"/>
-            </w:tcMar>
-          </w:tcPr>
-          <w:p>
-            <w:pPr>
-              <w:spacing w:before="40" w:after="40" w:line="276" w:lineRule="auto"/>
-              <w:jc w:val="center"/>
-            </w:pPr>
-          </w:p>
-        </w:tc>
-        <w:tc>
-          <w:tcPr>
-            <w:tcW w:type="dxa" w:w="876"/>
-            <w:vAlign w:val="center"/>
-            <w:tcMar>
-              <w:top w:w="60" w:type="dxa"/>
-              <w:bottom w:w="60" w:type="dxa"/>
-              <w:left w:w="80" w:type="dxa"/>
-              <w:right w:w="80" w:type="dxa"/>
-            </w:tcMar>
-          </w:tcPr>
-          <w:p>
-            <w:pPr>
-              <w:spacing w:before="40" w:after="40" w:line="276" w:lineRule="auto"/>
-              <w:jc w:val="center"/>
-            </w:pPr>
-          </w:p>
-        </w:tc>
-        <w:tc>
-          <w:tcPr>
-            <w:tcW w:type="dxa" w:w="876"/>
-            <w:vAlign w:val="center"/>
-            <w:tcMar>
-              <w:top w:w="60" w:type="dxa"/>
-              <w:bottom w:w="60" w:type="dxa"/>
-              <w:left w:w="80" w:type="dxa"/>
-              <w:right w:w="80" w:type="dxa"/>
-            </w:tcMar>
-          </w:tcPr>
-          <w:p>
-            <w:pPr>
-              <w:spacing w:before="40" w:after="40" w:line="276" w:lineRule="auto"/>
-              <w:jc w:val="center"/>
-            </w:pPr>
-          </w:p>
-        </w:tc>
-        <w:tc>
-          <w:tcPr>
-            <w:tcW w:type="dxa" w:w="876"/>
-            <w:vAlign w:val="center"/>
-            <w:tcMar>
-              <w:top w:w="60" w:type="dxa"/>
-              <w:bottom w:w="60" w:type="dxa"/>
-              <w:left w:w="80" w:type="dxa"/>
-              <w:right w:w="80" w:type="dxa"/>
-            </w:tcMar>
-          </w:tcPr>
-          <w:p>
-            <w:pPr>
-              <w:spacing w:before="40" w:after="40" w:line="276" w:lineRule="auto"/>
-              <w:jc w:val="center"/>
-            </w:pPr>
-          </w:p>
-        </w:tc>
-        <w:tc>
-          <w:tcPr>
-            <w:tcW w:type="dxa" w:w="876"/>
-            <w:vAlign w:val="center"/>
-            <w:tcMar>
-              <w:top w:w="60" w:type="dxa"/>
-              <w:bottom w:w="60" w:type="dxa"/>
-              <w:left w:w="80" w:type="dxa"/>
-              <w:right w:w="80" w:type="dxa"/>
-            </w:tcMar>
-          </w:tcPr>
-          <w:p>
-            <w:pPr>
-              <w:spacing w:before="40" w:after="40" w:line="276" w:lineRule="auto"/>
-              <w:jc w:val="center"/>
-            </w:pPr>
-          </w:p>
-        </w:tc>
-        <w:tc>
-          <w:tcPr>
-            <w:tcW w:type="dxa" w:w="876"/>
-            <w:vAlign w:val="center"/>
-            <w:tcMar>
-              <w:top w:w="60" w:type="dxa"/>
-              <w:bottom w:w="60" w:type="dxa"/>
-              <w:left w:w="80" w:type="dxa"/>
-              <w:right w:w="80" w:type="dxa"/>
-            </w:tcMar>
-          </w:tcPr>
-          <w:p>
-            <w:pPr>
-              <w:spacing w:before="40" w:after="40" w:line="276" w:lineRule="auto"/>
-              <w:jc w:val="center"/>
-            </w:pPr>
-            <w:r>
-              <w:rPr>
-                <w:rFonts w:ascii="Times New Roman" w:hAnsi="Times New Roman"/>
-                <w:b/>
-                <w:sz w:val="22"/>
-              </w:rPr>
-              <w:t>*</w:t>
-            </w:r>
-          </w:p>
-        </w:tc>
-        <w:tc>
-          <w:tcPr>
-            <w:tcW w:type="dxa" w:w="876"/>
-            <w:vAlign w:val="center"/>
-            <w:tcMar>
-              <w:top w:w="60" w:type="dxa"/>
-              <w:bottom w:w="60" w:type="dxa"/>
-              <w:left w:w="80" w:type="dxa"/>
-              <w:right w:w="80" w:type="dxa"/>
-            </w:tcMar>
-          </w:tcPr>
-          <w:p>
-            <w:pPr>
-              <w:spacing w:before="40" w:after="40" w:line="276" w:lineRule="auto"/>
-              <w:jc w:val="center"/>
-            </w:pPr>
-            <w:r>
-              <w:rPr>
-                <w:rFonts w:ascii="Times New Roman" w:hAnsi="Times New Roman"/>
-                <w:b/>
-                <w:sz w:val="22"/>
-              </w:rPr>
-              <w:t>*</w:t>
-            </w:r>
-          </w:p>
-        </w:tc>
-        <w:tc>
-          <w:tcPr>
-            <w:tcW w:type="dxa" w:w="876"/>
-            <w:vAlign w:val="center"/>
-            <w:tcMar>
-              <w:top w:w="60" w:type="dxa"/>
-              <w:bottom w:w="60" w:type="dxa"/>
-              <w:left w:w="80" w:type="dxa"/>
-              <w:right w:w="80" w:type="dxa"/>
-            </w:tcMar>
-          </w:tcPr>
-          <w:p>
-            <w:pPr>
-              <w:spacing w:before="40" w:after="40" w:line="276" w:lineRule="auto"/>
-              <w:jc w:val="center"/>
-            </w:pPr>
-          </w:p>
-        </w:tc>
-        <w:tc>
-          <w:tcPr>
-            <w:tcW w:type="dxa" w:w="876"/>
-            <w:vAlign w:val="center"/>
-            <w:tcMar>
-              <w:top w:w="60" w:type="dxa"/>
-              <w:bottom w:w="60" w:type="dxa"/>
-              <w:left w:w="80" w:type="dxa"/>
-              <w:right w:w="80" w:type="dxa"/>
-            </w:tcMar>
-          </w:tcPr>
-          <w:p>
-            <w:pPr>
-              <w:spacing w:before="40" w:after="40" w:line="276" w:lineRule="auto"/>
-              <w:jc w:val="center"/>
-            </w:pPr>
-          </w:p>
-        </w:tc>
-      </w:tr>
-      <w:tr>
-        <w:tc>
-          <w:tcPr>
-            <w:tcW w:type="dxa" w:w="876"/>
-            <w:vAlign w:val="center"/>
-            <w:tcMar>
-              <w:top w:w="60" w:type="dxa"/>
-              <w:bottom w:w="60" w:type="dxa"/>
-              <w:left w:w="80" w:type="dxa"/>
-              <w:right w:w="80" w:type="dxa"/>
-            </w:tcMar>
-            <w:shd w:fill="FAFAFA"/>
-          </w:tcPr>
-          <w:p>
-            <w:pPr>
-              <w:spacing w:before="40" w:after="40" w:line="276" w:lineRule="auto"/>
-              <w:jc w:val="left"/>
-            </w:pPr>
-            <w:r>
-              <w:rPr>
-                <w:rFonts w:ascii="Times New Roman" w:hAnsi="Times New Roman"/>
-                <w:sz w:val="20"/>
-              </w:rPr>
-              <w:t>Xây dựng bộ dữ liệu benchmark 30 báo cáo APT và đánh giá thực nghiệm (Precision/Recall)</w:t>
-            </w:r>
-          </w:p>
-        </w:tc>
-        <w:tc>
-          <w:tcPr>
-            <w:tcW w:type="dxa" w:w="876"/>
-            <w:vAlign w:val="center"/>
-            <w:tcMar>
-              <w:top w:w="60" w:type="dxa"/>
-              <w:bottom w:w="60" w:type="dxa"/>
-              <w:left w:w="80" w:type="dxa"/>
-              <w:right w:w="80" w:type="dxa"/>
-            </w:tcMar>
-            <w:shd w:fill="FAFAFA"/>
-          </w:tcPr>
-          <w:p>
-            <w:pPr>
-              <w:spacing w:before="40" w:after="40" w:line="276" w:lineRule="auto"/>
-              <w:jc w:val="center"/>
-            </w:pPr>
-          </w:p>
-        </w:tc>
-        <w:tc>
-          <w:tcPr>
-            <w:tcW w:type="dxa" w:w="876"/>
-            <w:vAlign w:val="center"/>
-            <w:tcMar>
-              <w:top w:w="60" w:type="dxa"/>
-              <w:bottom w:w="60" w:type="dxa"/>
-              <w:left w:w="80" w:type="dxa"/>
-              <w:right w:w="80" w:type="dxa"/>
-            </w:tcMar>
-            <w:shd w:fill="FAFAFA"/>
-          </w:tcPr>
-          <w:p>
-            <w:pPr>
-              <w:spacing w:before="40" w:after="40" w:line="276" w:lineRule="auto"/>
-              <w:jc w:val="center"/>
-            </w:pPr>
-          </w:p>
-        </w:tc>
-        <w:tc>
-          <w:tcPr>
-            <w:tcW w:type="dxa" w:w="876"/>
-            <w:vAlign w:val="center"/>
-            <w:tcMar>
-              <w:top w:w="60" w:type="dxa"/>
-              <w:bottom w:w="60" w:type="dxa"/>
-              <w:left w:w="80" w:type="dxa"/>
-              <w:right w:w="80" w:type="dxa"/>
-            </w:tcMar>
-            <w:shd w:fill="FAFAFA"/>
-          </w:tcPr>
-          <w:p>
-            <w:pPr>
-              <w:spacing w:before="40" w:after="40" w:line="276" w:lineRule="auto"/>
-              <w:jc w:val="center"/>
-            </w:pPr>
-          </w:p>
-        </w:tc>
-        <w:tc>
-          <w:tcPr>
-            <w:tcW w:type="dxa" w:w="876"/>
-            <w:vAlign w:val="center"/>
-            <w:tcMar>
-              <w:top w:w="60" w:type="dxa"/>
-              <w:bottom w:w="60" w:type="dxa"/>
-              <w:left w:w="80" w:type="dxa"/>
-              <w:right w:w="80" w:type="dxa"/>
-            </w:tcMar>
-            <w:shd w:fill="FAFAFA"/>
-          </w:tcPr>
-          <w:p>
-            <w:pPr>
-              <w:spacing w:before="40" w:after="40" w:line="276" w:lineRule="auto"/>
-              <w:jc w:val="center"/>
-            </w:pPr>
-          </w:p>
-        </w:tc>
-        <w:tc>
-          <w:tcPr>
-            <w:tcW w:type="dxa" w:w="876"/>
-            <w:vAlign w:val="center"/>
-            <w:tcMar>
-              <w:top w:w="60" w:type="dxa"/>
-              <w:bottom w:w="60" w:type="dxa"/>
-              <w:left w:w="80" w:type="dxa"/>
-              <w:right w:w="80" w:type="dxa"/>
-            </w:tcMar>
-            <w:shd w:fill="FAFAFA"/>
-          </w:tcPr>
-          <w:p>
-            <w:pPr>
-              <w:spacing w:before="40" w:after="40" w:line="276" w:lineRule="auto"/>
-              <w:jc w:val="center"/>
-            </w:pPr>
-          </w:p>
-        </w:tc>
-        <w:tc>
-          <w:tcPr>
-            <w:tcW w:type="dxa" w:w="876"/>
-            <w:vAlign w:val="center"/>
-            <w:tcMar>
-              <w:top w:w="60" w:type="dxa"/>
-              <w:bottom w:w="60" w:type="dxa"/>
-              <w:left w:w="80" w:type="dxa"/>
-              <w:right w:w="80" w:type="dxa"/>
-            </w:tcMar>
-            <w:shd w:fill="FAFAFA"/>
-          </w:tcPr>
-          <w:p>
-            <w:pPr>
-              <w:spacing w:before="40" w:after="40" w:line="276" w:lineRule="auto"/>
-              <w:jc w:val="center"/>
-            </w:pPr>
-          </w:p>
-        </w:tc>
-        <w:tc>
-          <w:tcPr>
-            <w:tcW w:type="dxa" w:w="876"/>
-            <w:vAlign w:val="center"/>
-            <w:tcMar>
-              <w:top w:w="60" w:type="dxa"/>
-              <w:bottom w:w="60" w:type="dxa"/>
-              <w:left w:w="80" w:type="dxa"/>
-              <w:right w:w="80" w:type="dxa"/>
-            </w:tcMar>
-            <w:shd w:fill="FAFAFA"/>
-          </w:tcPr>
-          <w:p>
-            <w:pPr>
-              <w:spacing w:before="40" w:after="40" w:line="276" w:lineRule="auto"/>
-              <w:jc w:val="center"/>
-            </w:pPr>
-          </w:p>
-        </w:tc>
-        <w:tc>
-          <w:tcPr>
-            <w:tcW w:type="dxa" w:w="876"/>
-            <w:vAlign w:val="center"/>
-            <w:tcMar>
-              <w:top w:w="60" w:type="dxa"/>
-              <w:bottom w:w="60" w:type="dxa"/>
-              <w:left w:w="80" w:type="dxa"/>
-              <w:right w:w="80" w:type="dxa"/>
-            </w:tcMar>
-            <w:shd w:fill="FAFAFA"/>
-          </w:tcPr>
-          <w:p>
-            <w:pPr>
-              <w:spacing w:before="40" w:after="40" w:line="276" w:lineRule="auto"/>
-              <w:jc w:val="center"/>
-            </w:pPr>
-            <w:r>
-              <w:rPr>
-                <w:rFonts w:ascii="Times New Roman" w:hAnsi="Times New Roman"/>
-                <w:b/>
-                <w:sz w:val="22"/>
-              </w:rPr>
-              <w:t>*</w:t>
-            </w:r>
-          </w:p>
-        </w:tc>
-        <w:tc>
-          <w:tcPr>
-            <w:tcW w:type="dxa" w:w="876"/>
-            <w:vAlign w:val="center"/>
-            <w:tcMar>
-              <w:top w:w="60" w:type="dxa"/>
-              <w:bottom w:w="60" w:type="dxa"/>
-              <w:left w:w="80" w:type="dxa"/>
-              <w:right w:w="80" w:type="dxa"/>
-            </w:tcMar>
-            <w:shd w:fill="FAFAFA"/>
-          </w:tcPr>
-          <w:p>
-            <w:pPr>
-              <w:spacing w:before="40" w:after="40" w:line="276" w:lineRule="auto"/>
-              <w:jc w:val="center"/>
-            </w:pPr>
-            <w:r>
-              <w:rPr>
-                <w:rFonts w:ascii="Times New Roman" w:hAnsi="Times New Roman"/>
-                <w:b/>
-                <w:sz w:val="22"/>
-              </w:rPr>
-              <w:t>*</w:t>
-            </w:r>
-          </w:p>
-        </w:tc>
-        <w:tc>
-          <w:tcPr>
-            <w:tcW w:type="dxa" w:w="876"/>
-            <w:vAlign w:val="center"/>
-            <w:tcMar>
-              <w:top w:w="60" w:type="dxa"/>
-              <w:bottom w:w="60" w:type="dxa"/>
-              <w:left w:w="80" w:type="dxa"/>
-              <w:right w:w="80" w:type="dxa"/>
-            </w:tcMar>
-            <w:shd w:fill="FAFAFA"/>
-          </w:tcPr>
-          <w:p>
-            <w:pPr>
-              <w:spacing w:before="40" w:after="40" w:line="276" w:lineRule="auto"/>
-              <w:jc w:val="center"/>
-            </w:pPr>
-          </w:p>
-        </w:tc>
-      </w:tr>
-      <w:tr>
-        <w:tc>
-          <w:tcPr>
-            <w:tcW w:type="dxa" w:w="876"/>
-            <w:vAlign w:val="center"/>
-            <w:tcMar>
-              <w:top w:w="60" w:type="dxa"/>
-              <w:bottom w:w="60" w:type="dxa"/>
-              <w:left w:w="80" w:type="dxa"/>
-              <w:right w:w="80" w:type="dxa"/>
-            </w:tcMar>
-          </w:tcPr>
-          <w:p>
-            <w:pPr>
-              <w:spacing w:before="40" w:after="40" w:line="276" w:lineRule="auto"/>
-              <w:jc w:val="left"/>
-            </w:pPr>
-            <w:r>
-              <w:rPr>
-                <w:rFonts w:ascii="Times New Roman" w:hAnsi="Times New Roman"/>
-                <w:sz w:val="20"/>
-              </w:rPr>
-              <w:t>Tối ưu hóa toàn diện hệ thống, kiểm thử toàn trình và đóng gói Docker Compose</w:t>
-            </w:r>
-          </w:p>
-        </w:tc>
-        <w:tc>
-          <w:tcPr>
-            <w:tcW w:type="dxa" w:w="876"/>
-            <w:vAlign w:val="center"/>
-            <w:tcMar>
-              <w:top w:w="60" w:type="dxa"/>
-              <w:bottom w:w="60" w:type="dxa"/>
-              <w:left w:w="80" w:type="dxa"/>
-              <w:right w:w="80" w:type="dxa"/>
-            </w:tcMar>
-          </w:tcPr>
-          <w:p>
-            <w:pPr>
-              <w:spacing w:before="40" w:after="40" w:line="276" w:lineRule="auto"/>
-              <w:jc w:val="center"/>
-            </w:pPr>
-          </w:p>
-        </w:tc>
-        <w:tc>
-          <w:tcPr>
-            <w:tcW w:type="dxa" w:w="876"/>
-            <w:vAlign w:val="center"/>
-            <w:tcMar>
-              <w:top w:w="60" w:type="dxa"/>
-              <w:bottom w:w="60" w:type="dxa"/>
-              <w:left w:w="80" w:type="dxa"/>
-              <w:right w:w="80" w:type="dxa"/>
-            </w:tcMar>
-          </w:tcPr>
-          <w:p>
-            <w:pPr>
-              <w:spacing w:before="40" w:after="40" w:line="276" w:lineRule="auto"/>
-              <w:jc w:val="center"/>
-            </w:pPr>
-          </w:p>
-        </w:tc>
-        <w:tc>
-          <w:tcPr>
-            <w:tcW w:type="dxa" w:w="876"/>
-            <w:vAlign w:val="center"/>
-            <w:tcMar>
-              <w:top w:w="60" w:type="dxa"/>
-              <w:bottom w:w="60" w:type="dxa"/>
-              <w:left w:w="80" w:type="dxa"/>
-              <w:right w:w="80" w:type="dxa"/>
-            </w:tcMar>
-          </w:tcPr>
-          <w:p>
-            <w:pPr>
-              <w:spacing w:before="40" w:after="40" w:line="276" w:lineRule="auto"/>
-              <w:jc w:val="center"/>
-            </w:pPr>
-          </w:p>
-        </w:tc>
-        <w:tc>
-          <w:tcPr>
-            <w:tcW w:type="dxa" w:w="876"/>
-            <w:vAlign w:val="center"/>
-            <w:tcMar>
-              <w:top w:w="60" w:type="dxa"/>
-              <w:bottom w:w="60" w:type="dxa"/>
-              <w:left w:w="80" w:type="dxa"/>
-              <w:right w:w="80" w:type="dxa"/>
-            </w:tcMar>
-          </w:tcPr>
-          <w:p>
-            <w:pPr>
-              <w:spacing w:before="40" w:after="40" w:line="276" w:lineRule="auto"/>
-              <w:jc w:val="center"/>
-            </w:pPr>
-          </w:p>
-        </w:tc>
-        <w:tc>
-          <w:tcPr>
-            <w:tcW w:type="dxa" w:w="876"/>
-            <w:vAlign w:val="center"/>
-            <w:tcMar>
-              <w:top w:w="60" w:type="dxa"/>
-              <w:bottom w:w="60" w:type="dxa"/>
-              <w:left w:w="80" w:type="dxa"/>
-              <w:right w:w="80" w:type="dxa"/>
-            </w:tcMar>
-          </w:tcPr>
-          <w:p>
-            <w:pPr>
-              <w:spacing w:before="40" w:after="40" w:line="276" w:lineRule="auto"/>
-              <w:jc w:val="center"/>
-            </w:pPr>
-          </w:p>
-        </w:tc>
-        <w:tc>
-          <w:tcPr>
-            <w:tcW w:type="dxa" w:w="876"/>
-            <w:vAlign w:val="center"/>
-            <w:tcMar>
-              <w:top w:w="60" w:type="dxa"/>
-              <w:bottom w:w="60" w:type="dxa"/>
-              <w:left w:w="80" w:type="dxa"/>
-              <w:right w:w="80" w:type="dxa"/>
-            </w:tcMar>
-          </w:tcPr>
-          <w:p>
-            <w:pPr>
-              <w:spacing w:before="40" w:after="40" w:line="276" w:lineRule="auto"/>
-              <w:jc w:val="center"/>
-            </w:pPr>
-          </w:p>
-        </w:tc>
-        <w:tc>
-          <w:tcPr>
-            <w:tcW w:type="dxa" w:w="876"/>
-            <w:vAlign w:val="center"/>
-            <w:tcMar>
-              <w:top w:w="60" w:type="dxa"/>
-              <w:bottom w:w="60" w:type="dxa"/>
-              <w:left w:w="80" w:type="dxa"/>
-              <w:right w:w="80" w:type="dxa"/>
-            </w:tcMar>
-          </w:tcPr>
-          <w:p>
-            <w:pPr>
-              <w:spacing w:before="40" w:after="40" w:line="276" w:lineRule="auto"/>
-              <w:jc w:val="center"/>
-            </w:pPr>
-          </w:p>
-        </w:tc>
-        <w:tc>
-          <w:tcPr>
-            <w:tcW w:type="dxa" w:w="876"/>
-            <w:vAlign w:val="center"/>
-            <w:tcMar>
-              <w:top w:w="60" w:type="dxa"/>
-              <w:bottom w:w="60" w:type="dxa"/>
-              <w:left w:w="80" w:type="dxa"/>
-              <w:right w:w="80" w:type="dxa"/>
-            </w:tcMar>
-          </w:tcPr>
-          <w:p>
-            <w:pPr>
-              <w:spacing w:before="40" w:after="40" w:line="276" w:lineRule="auto"/>
-              <w:jc w:val="center"/>
-            </w:pPr>
-          </w:p>
-        </w:tc>
-        <w:tc>
-          <w:tcPr>
-            <w:tcW w:type="dxa" w:w="876"/>
-            <w:vAlign w:val="center"/>
-            <w:tcMar>
-              <w:top w:w="60" w:type="dxa"/>
-              <w:bottom w:w="60" w:type="dxa"/>
-              <w:left w:w="80" w:type="dxa"/>
-              <w:right w:w="80" w:type="dxa"/>
-            </w:tcMar>
-          </w:tcPr>
-          <w:p>
-            <w:pPr>
-              <w:spacing w:before="40" w:after="40" w:line="276" w:lineRule="auto"/>
-              <w:jc w:val="center"/>
-            </w:pPr>
-            <w:r>
-              <w:rPr>
-                <w:rFonts w:ascii="Times New Roman" w:hAnsi="Times New Roman"/>
-                <w:b/>
-                <w:sz w:val="22"/>
-              </w:rPr>
-              <w:t>*</w:t>
-            </w:r>
-          </w:p>
-        </w:tc>
-        <w:tc>
-          <w:tcPr>
-            <w:tcW w:type="dxa" w:w="876"/>
-            <w:vAlign w:val="center"/>
-            <w:tcMar>
-              <w:top w:w="60" w:type="dxa"/>
-              <w:bottom w:w="60" w:type="dxa"/>
-              <w:left w:w="80" w:type="dxa"/>
-              <w:right w:w="80" w:type="dxa"/>
-            </w:tcMar>
-          </w:tcPr>
-          <w:p>
-            <w:pPr>
-              <w:spacing w:before="40" w:after="40" w:line="276" w:lineRule="auto"/>
-              <w:jc w:val="center"/>
-            </w:pPr>
-          </w:p>
-        </w:tc>
-      </w:tr>
-      <w:tr>
-        <w:tc>
-          <w:tcPr>
-            <w:tcW w:type="dxa" w:w="876"/>
-            <w:vAlign w:val="center"/>
-            <w:tcMar>
-              <w:top w:w="60" w:type="dxa"/>
-              <w:bottom w:w="60" w:type="dxa"/>
-              <w:left w:w="80" w:type="dxa"/>
-              <w:right w:w="80" w:type="dxa"/>
-            </w:tcMar>
-            <w:shd w:fill="FAFAFA"/>
-          </w:tcPr>
-          <w:p>
-            <w:pPr>
-              <w:spacing w:before="40" w:after="40" w:line="276" w:lineRule="auto"/>
-              <w:jc w:val="left"/>
-            </w:pPr>
-            <w:r>
-              <w:rPr>
-                <w:rFonts w:ascii="Times New Roman" w:hAnsi="Times New Roman"/>
-                <w:sz w:val="20"/>
-              </w:rPr>
-              <w:t>Viết báo cáo đồ án, hoàn thiện tài liệu thuyết minh và chuẩn bị kịch bản demo</w:t>
-            </w:r>
-          </w:p>
-        </w:tc>
-        <w:tc>
-          <w:tcPr>
-            <w:tcW w:type="dxa" w:w="876"/>
-            <w:vAlign w:val="center"/>
-            <w:tcMar>
-              <w:top w:w="60" w:type="dxa"/>
-              <w:bottom w:w="60" w:type="dxa"/>
-              <w:left w:w="80" w:type="dxa"/>
-              <w:right w:w="80" w:type="dxa"/>
-            </w:tcMar>
-            <w:shd w:fill="FAFAFA"/>
-          </w:tcPr>
-          <w:p>
-            <w:pPr>
-              <w:spacing w:before="40" w:after="40" w:line="276" w:lineRule="auto"/>
-              <w:jc w:val="center"/>
-            </w:pPr>
-          </w:p>
-        </w:tc>
-        <w:tc>
-          <w:tcPr>
-            <w:tcW w:type="dxa" w:w="876"/>
-            <w:vAlign w:val="center"/>
-            <w:tcMar>
-              <w:top w:w="60" w:type="dxa"/>
-              <w:bottom w:w="60" w:type="dxa"/>
-              <w:left w:w="80" w:type="dxa"/>
-              <w:right w:w="80" w:type="dxa"/>
-            </w:tcMar>
-            <w:shd w:fill="FAFAFA"/>
-          </w:tcPr>
-          <w:p>
-            <w:pPr>
-              <w:spacing w:before="40" w:after="40" w:line="276" w:lineRule="auto"/>
-              <w:jc w:val="center"/>
-            </w:pPr>
-          </w:p>
-        </w:tc>
-        <w:tc>
-          <w:tcPr>
-            <w:tcW w:type="dxa" w:w="876"/>
-            <w:vAlign w:val="center"/>
-            <w:tcMar>
-              <w:top w:w="60" w:type="dxa"/>
-              <w:bottom w:w="60" w:type="dxa"/>
-              <w:left w:w="80" w:type="dxa"/>
-              <w:right w:w="80" w:type="dxa"/>
-            </w:tcMar>
-            <w:shd w:fill="FAFAFA"/>
-          </w:tcPr>
-          <w:p>
-            <w:pPr>
-              <w:spacing w:before="40" w:after="40" w:line="276" w:lineRule="auto"/>
-              <w:jc w:val="center"/>
-            </w:pPr>
-          </w:p>
-        </w:tc>
-        <w:tc>
-          <w:tcPr>
-            <w:tcW w:type="dxa" w:w="876"/>
-            <w:vAlign w:val="center"/>
-            <w:tcMar>
-              <w:top w:w="60" w:type="dxa"/>
-              <w:bottom w:w="60" w:type="dxa"/>
-              <w:left w:w="80" w:type="dxa"/>
-              <w:right w:w="80" w:type="dxa"/>
-            </w:tcMar>
-            <w:shd w:fill="FAFAFA"/>
-          </w:tcPr>
-          <w:p>
-            <w:pPr>
-              <w:spacing w:before="40" w:after="40" w:line="276" w:lineRule="auto"/>
-              <w:jc w:val="center"/>
-            </w:pPr>
-          </w:p>
-        </w:tc>
-        <w:tc>
-          <w:tcPr>
-            <w:tcW w:type="dxa" w:w="876"/>
-            <w:vAlign w:val="center"/>
-            <w:tcMar>
-              <w:top w:w="60" w:type="dxa"/>
-              <w:bottom w:w="60" w:type="dxa"/>
-              <w:left w:w="80" w:type="dxa"/>
-              <w:right w:w="80" w:type="dxa"/>
-            </w:tcMar>
-            <w:shd w:fill="FAFAFA"/>
-          </w:tcPr>
-          <w:p>
-            <w:pPr>
-              <w:spacing w:before="40" w:after="40" w:line="276" w:lineRule="auto"/>
-              <w:jc w:val="center"/>
-            </w:pPr>
-          </w:p>
-        </w:tc>
-        <w:tc>
-          <w:tcPr>
-            <w:tcW w:type="dxa" w:w="876"/>
-            <w:vAlign w:val="center"/>
-            <w:tcMar>
-              <w:top w:w="60" w:type="dxa"/>
-              <w:bottom w:w="60" w:type="dxa"/>
-              <w:left w:w="80" w:type="dxa"/>
-              <w:right w:w="80" w:type="dxa"/>
-            </w:tcMar>
-            <w:shd w:fill="FAFAFA"/>
-          </w:tcPr>
-          <w:p>
-            <w:pPr>
-              <w:spacing w:before="40" w:after="40" w:line="276" w:lineRule="auto"/>
-              <w:jc w:val="center"/>
-            </w:pPr>
-          </w:p>
-        </w:tc>
-        <w:tc>
-          <w:tcPr>
-            <w:tcW w:type="dxa" w:w="876"/>
-            <w:vAlign w:val="center"/>
-            <w:tcMar>
-              <w:top w:w="60" w:type="dxa"/>
-              <w:bottom w:w="60" w:type="dxa"/>
-              <w:left w:w="80" w:type="dxa"/>
-              <w:right w:w="80" w:type="dxa"/>
-            </w:tcMar>
-            <w:shd w:fill="FAFAFA"/>
-          </w:tcPr>
-          <w:p>
-            <w:pPr>
-              <w:spacing w:before="40" w:after="40" w:line="276" w:lineRule="auto"/>
-              <w:jc w:val="center"/>
-            </w:pPr>
-          </w:p>
-        </w:tc>
-        <w:tc>
-          <w:tcPr>
-            <w:tcW w:type="dxa" w:w="876"/>
-            <w:vAlign w:val="center"/>
-            <w:tcMar>
-              <w:top w:w="60" w:type="dxa"/>
-              <w:bottom w:w="60" w:type="dxa"/>
-              <w:left w:w="80" w:type="dxa"/>
-              <w:right w:w="80" w:type="dxa"/>
-            </w:tcMar>
-            <w:shd w:fill="FAFAFA"/>
-          </w:tcPr>
-          <w:p>
-            <w:pPr>
-              <w:spacing w:before="40" w:after="40" w:line="276" w:lineRule="auto"/>
-              <w:jc w:val="center"/>
-            </w:pPr>
-          </w:p>
-        </w:tc>
-        <w:tc>
-          <w:tcPr>
-            <w:tcW w:type="dxa" w:w="876"/>
-            <w:vAlign w:val="center"/>
-            <w:tcMar>
-              <w:top w:w="60" w:type="dxa"/>
-              <w:bottom w:w="60" w:type="dxa"/>
-              <w:left w:w="80" w:type="dxa"/>
-              <w:right w:w="80" w:type="dxa"/>
-            </w:tcMar>
-            <w:shd w:fill="FAFAFA"/>
-          </w:tcPr>
-          <w:p>
-            <w:pPr>
-              <w:spacing w:before="40" w:after="40" w:line="276" w:lineRule="auto"/>
-              <w:jc w:val="center"/>
-            </w:pPr>
-            <w:r>
-              <w:rPr>
-                <w:rFonts w:ascii="Times New Roman" w:hAnsi="Times New Roman"/>
-                <w:b/>
-                <w:sz w:val="22"/>
-              </w:rPr>
-              <w:t>*</w:t>
-            </w:r>
-          </w:p>
-        </w:tc>
-        <w:tc>
-          <w:tcPr>
-            <w:tcW w:type="dxa" w:w="876"/>
-            <w:vAlign w:val="center"/>
-            <w:tcMar>
-              <w:top w:w="60" w:type="dxa"/>
-              <w:bottom w:w="60" w:type="dxa"/>
-              <w:left w:w="80" w:type="dxa"/>
-              <w:right w:w="80" w:type="dxa"/>
-            </w:tcMar>
-            <w:shd w:fill="FAFAFA"/>
-          </w:tcPr>
-          <w:p>
-            <w:pPr>
-              <w:spacing w:before="40" w:after="40" w:line="276" w:lineRule="auto"/>
-              <w:jc w:val="center"/>
-            </w:pPr>
-            <w:r>
-              <w:rPr>
-                <w:rFonts w:ascii="Times New Roman" w:hAnsi="Times New Roman"/>
-                <w:b/>
-                <w:sz w:val="22"/>
-              </w:rPr>
-              <w:t>*</w:t>
+              <w:t>Bộ số liệu thực nghiệm, Docker container chạy 1 lệnh và cuốn Báo cáo đồ án hoàn chỉnh.</w:t>
             </w:r>
           </w:p>
         </w:tc>
       </w:tr>
     </w:tbl>
+    <w:p>
+      <w:pPr>
+        <w:spacing w:before="200" w:after="80" w:line="312" w:lineRule="auto"/>
+        <w:jc w:val="left"/>
+      </w:pPr>
+      <w:r>
+        <w:rPr>
+          <w:rFonts w:ascii="Times New Roman" w:hAnsi="Times New Roman"/>
+          <w:b/>
+          <w:i w:val="0"/>
+          <w:sz w:val="24"/>
+        </w:rPr>
+        <w:t>9. TÀI LIỆU THAM KHẢO DỰ KIẾN</w:t>
+      </w:r>
+    </w:p>
+    <w:p>
+      <w:pPr>
+        <w:spacing w:before="40" w:after="60" w:line="288" w:lineRule="auto"/>
+        <w:ind w:left="360"/>
+        <w:jc w:val="left"/>
+      </w:pPr>
+      <w:r>
+        <w:rPr>
+          <w:rFonts w:ascii="Times New Roman" w:hAnsi="Times New Roman"/>
+          <w:b w:val="0"/>
+          <w:i w:val="0"/>
+          <w:sz w:val="22"/>
+        </w:rPr>
+        <w:t>[1] OASIS Open, "STIX™ Version 2.1: Structured Threat Information Expression," OASIS Standard, Jan. 2021. [Online]. Available: https://docs.oasis-open.org/cti/stix/v2.1/stix-v2.1.html</w:t>
+      </w:r>
+    </w:p>
+    <w:p>
+      <w:pPr>
+        <w:spacing w:before="40" w:after="60" w:line="288" w:lineRule="auto"/>
+        <w:ind w:left="360"/>
+        <w:jc w:val="left"/>
+      </w:pPr>
+      <w:r>
+        <w:rPr>
+          <w:rFonts w:ascii="Times New Roman" w:hAnsi="Times New Roman"/>
+          <w:b w:val="0"/>
+          <w:i w:val="0"/>
+          <w:sz w:val="22"/>
+        </w:rPr>
+        <w:t>[2] B. E. Strom et al., "MITRE ATT&amp;CK™: Design and Philosophy," The MITRE Corporation, Technical Report MTR180126, Jul. 2018. [Online]. Available: https://www.mitre.org/publications/technical-papers/mitre-attack-design-and-philosophy</w:t>
+      </w:r>
+    </w:p>
+    <w:p>
+      <w:pPr>
+        <w:spacing w:before="40" w:after="60" w:line="288" w:lineRule="auto"/>
+        <w:ind w:left="360"/>
+        <w:jc w:val="left"/>
+      </w:pPr>
+      <w:r>
+        <w:rPr>
+          <w:rFonts w:ascii="Times New Roman" w:hAnsi="Times New Roman"/>
+          <w:b w:val="0"/>
+          <w:i w:val="0"/>
+          <w:sz w:val="22"/>
+        </w:rPr>
+        <w:t>[3] S. Yao, J. Zhao, D. Yu, N. Du, I. Shafran, K. Narasimhan, and Y. Cao, "ReAct: Synergizing Reasoning and Acting in Language Models," in Proc. Int. Conf. on Learning Representations (ICLR), May 2023.</w:t>
+      </w:r>
+    </w:p>
+    <w:p>
+      <w:pPr>
+        <w:spacing w:before="40" w:after="60" w:line="288" w:lineRule="auto"/>
+        <w:ind w:left="360"/>
+        <w:jc w:val="left"/>
+      </w:pPr>
+      <w:r>
+        <w:rPr>
+          <w:rFonts w:ascii="Times New Roman" w:hAnsi="Times New Roman"/>
+          <w:b w:val="0"/>
+          <w:i w:val="0"/>
+          <w:sz w:val="22"/>
+        </w:rPr>
+        <w:t>[4] F. Roth and T. Patzke, "Sigma: Generic Signature Format for SIEM Systems," SigmaHQ Project, 2024. [Online]. Available: https://github.com/SigmaHQ/sigma</w:t>
+      </w:r>
+    </w:p>
+    <w:p>
+      <w:pPr>
+        <w:spacing w:before="40" w:after="60" w:line="288" w:lineRule="auto"/>
+        <w:ind w:left="360"/>
+        <w:jc w:val="left"/>
+      </w:pPr>
+      <w:r>
+        <w:rPr>
+          <w:rFonts w:ascii="Times New Roman" w:hAnsi="Times New Roman"/>
+          <w:b w:val="0"/>
+          <w:i w:val="0"/>
+          <w:sz w:val="22"/>
+        </w:rPr>
+        <w:t>[5] Cybersecurity and Infrastructure Security Agency (CISA), "Known Exploited Vulnerabilities (KEV) Catalog," U.S. Department of Homeland Security, 2024. [Online]. Available: https://www.cisa.gov/known-exploited-vulnerabilities-catalog</w:t>
+      </w:r>
+    </w:p>
     <w:p>
       <w:pPr>
         <w:spacing w:before="320" w:after="160" w:line="312" w:lineRule="auto"/>
